--- a/lab-04/report.docx
+++ b/lab-04/report.docx
@@ -1069,14 +1069,25 @@
         </w:rPr>
         <w:t xml:space="preserve"> </w:t>
       </w:r>
-      <w:r>
-        <w:rPr>
-          <w:rFonts w:ascii="Times" w:hAnsi="Times"/>
-          <w:iCs/>
-          <w:sz w:val="28"/>
-          <w:szCs w:val="28"/>
-        </w:rPr>
-        <w:t>Отметить как выполненные все работы, которые должны завершить</w:t>
+      <w:proofErr w:type="gramStart"/>
+      <w:r>
+        <w:rPr>
+          <w:rFonts w:ascii="Times" w:hAnsi="Times"/>
+          <w:iCs/>
+          <w:sz w:val="28"/>
+          <w:szCs w:val="28"/>
+        </w:rPr>
+        <w:t>Отметить</w:t>
+      </w:r>
+      <w:proofErr w:type="gramEnd"/>
+      <w:r>
+        <w:rPr>
+          <w:rFonts w:ascii="Times" w:hAnsi="Times"/>
+          <w:iCs/>
+          <w:sz w:val="28"/>
+          <w:szCs w:val="28"/>
+        </w:rPr>
+        <w:t xml:space="preserve"> как выполненные все работы, которые должны завершить</w:t>
       </w:r>
       <w:r>
         <w:rPr>
@@ -3050,7 +3061,7 @@
         <mc:AlternateContent>
           <mc:Choice Requires="wps">
             <w:drawing>
-              <wp:anchor distT="0" distB="0" distL="114300" distR="114300" simplePos="0" relativeHeight="251670016" behindDoc="0" locked="0" layoutInCell="1" allowOverlap="1" wp14:anchorId="2B887883" wp14:editId="42B39764">
+              <wp:anchor distT="0" distB="0" distL="114300" distR="114300" simplePos="0" relativeHeight="251670016" behindDoc="0" locked="0" layoutInCell="1" allowOverlap="1" wp14:anchorId="2B887883" wp14:editId="7FB50C11">
                 <wp:simplePos x="0" y="0"/>
                 <wp:positionH relativeFrom="column">
                   <wp:posOffset>2849359</wp:posOffset>
@@ -3130,7 +3141,7 @@
           <w:szCs w:val="28"/>
         </w:rPr>
         <w:drawing>
-          <wp:anchor distT="0" distB="0" distL="114300" distR="114300" simplePos="0" relativeHeight="251667968" behindDoc="0" locked="0" layoutInCell="1" allowOverlap="1" wp14:anchorId="52A1A38E" wp14:editId="56D7F349">
+          <wp:anchor distT="0" distB="0" distL="114300" distR="114300" simplePos="0" relativeHeight="251667968" behindDoc="0" locked="0" layoutInCell="1" allowOverlap="1" wp14:anchorId="52A1A38E" wp14:editId="043A882E">
             <wp:simplePos x="0" y="0"/>
             <wp:positionH relativeFrom="column">
               <wp:posOffset>3178175</wp:posOffset>
@@ -3193,7 +3204,7 @@
           <w:szCs w:val="28"/>
         </w:rPr>
         <w:drawing>
-          <wp:anchor distT="0" distB="0" distL="114300" distR="114300" simplePos="0" relativeHeight="251668992" behindDoc="0" locked="0" layoutInCell="1" allowOverlap="1" wp14:anchorId="4E63E904" wp14:editId="25EBC5BF">
+          <wp:anchor distT="0" distB="0" distL="114300" distR="114300" simplePos="0" relativeHeight="251668992" behindDoc="0" locked="0" layoutInCell="1" allowOverlap="1" wp14:anchorId="4E63E904" wp14:editId="3F0FB39D">
             <wp:simplePos x="0" y="0"/>
             <wp:positionH relativeFrom="column">
               <wp:posOffset>3175</wp:posOffset>
@@ -5658,7 +5669,7 @@
           <w:szCs w:val="28"/>
           <w:lang w:val="en-US"/>
         </w:rPr>
-        <w:t>.</w:t>
+        <w:t>,</w:t>
       </w:r>
       <w:r>
         <w:rPr>
@@ -6200,7 +6211,6 @@
           <w:iCs/>
           <w:sz w:val="28"/>
           <w:szCs w:val="28"/>
-          <w:lang w:val="en-US"/>
         </w:rPr>
       </w:pPr>
       <w:r>
@@ -6400,7 +6410,6 @@
           <w:iCs/>
           <w:sz w:val="28"/>
           <w:szCs w:val="28"/>
-          <w:lang w:val="en-US"/>
         </w:rPr>
         <w:t>.</w:t>
       </w:r>
@@ -6413,7 +6422,6 @@
           <w:iCs/>
           <w:sz w:val="28"/>
           <w:szCs w:val="28"/>
-          <w:lang w:val="en-US"/>
         </w:rPr>
       </w:pPr>
       <w:r>
@@ -6437,7 +6445,6 @@
           <w:iCs/>
           <w:sz w:val="28"/>
           <w:szCs w:val="28"/>
-          <w:lang w:val="en-US"/>
         </w:rPr>
         <w:t xml:space="preserve"> </w:t>
       </w:r>
@@ -6454,7 +6461,6 @@
           <w:iCs/>
           <w:sz w:val="28"/>
           <w:szCs w:val="28"/>
-          <w:lang w:val="en-US"/>
         </w:rPr>
         <w:t>:</w:t>
       </w:r>
@@ -10473,7 +10479,6 @@
           <w:iCs/>
           <w:sz w:val="28"/>
           <w:szCs w:val="28"/>
-          <w:lang w:val="en-US"/>
         </w:rPr>
       </w:pPr>
       <w:r>

--- a/lab-04/report.docx
+++ b/lab-04/report.docx
@@ -1991,27 +1991,12 @@
           <w:szCs w:val="28"/>
         </w:rPr>
       </w:pPr>
-      <w:r>
-        <w:rPr>
-          <w:iCs/>
-          <w:sz w:val="28"/>
-          <w:szCs w:val="28"/>
-        </w:rPr>
-        <w:t>Сведения об используемых в проекте ресурсах представлены ниже</w:t>
-      </w:r>
-      <w:r>
-        <w:rPr>
-          <w:iCs/>
-          <w:sz w:val="28"/>
-          <w:szCs w:val="28"/>
-        </w:rPr>
-        <w:t>.</w:t>
-      </w:r>
     </w:p>
     <w:p>
       <w:pPr>
         <w:spacing w:line="360" w:lineRule="auto"/>
-        <w:jc w:val="center"/>
+        <w:ind w:firstLine="360"/>
+        <w:jc w:val="both"/>
         <w:rPr>
           <w:iCs/>
           <w:sz w:val="28"/>
@@ -2022,6 +2007,35 @@
     <w:p>
       <w:pPr>
         <w:spacing w:line="360" w:lineRule="auto"/>
+        <w:ind w:firstLine="360"/>
+        <w:jc w:val="both"/>
+        <w:rPr>
+          <w:iCs/>
+          <w:sz w:val="28"/>
+          <w:szCs w:val="28"/>
+        </w:rPr>
+      </w:pPr>
+      <w:r>
+        <w:rPr>
+          <w:iCs/>
+          <w:sz w:val="28"/>
+          <w:szCs w:val="28"/>
+        </w:rPr>
+        <w:lastRenderedPageBreak/>
+        <w:t>Сведения об используемых в проекте ресурсах представлены ниже</w:t>
+      </w:r>
+      <w:r>
+        <w:rPr>
+          <w:iCs/>
+          <w:sz w:val="28"/>
+          <w:szCs w:val="28"/>
+        </w:rPr>
+        <w:t>.</w:t>
+      </w:r>
+    </w:p>
+    <w:p>
+      <w:pPr>
+        <w:spacing w:line="360" w:lineRule="auto"/>
         <w:jc w:val="center"/>
         <w:rPr>
           <w:iCs/>
@@ -2036,7 +2050,6 @@
           <w:sz w:val="28"/>
           <w:szCs w:val="28"/>
         </w:rPr>
-        <w:lastRenderedPageBreak/>
         <w:drawing>
           <wp:inline distT="0" distB="0" distL="0" distR="0" wp14:anchorId="4F68FC9D" wp14:editId="2F0B8650">
             <wp:extent cx="6119495" cy="2538730"/>
@@ -2082,6 +2095,158 @@
     </w:p>
     <w:p>
       <w:pPr>
+        <w:spacing w:line="360" w:lineRule="auto"/>
+        <w:ind w:firstLine="708"/>
+        <w:jc w:val="both"/>
+        <w:rPr>
+          <w:iCs/>
+          <w:sz w:val="28"/>
+          <w:szCs w:val="28"/>
+        </w:rPr>
+      </w:pPr>
+      <w:r>
+        <w:rPr>
+          <w:iCs/>
+          <w:sz w:val="28"/>
+          <w:szCs w:val="28"/>
+        </w:rPr>
+        <w:t xml:space="preserve">Список задач и диаграмма </w:t>
+      </w:r>
+      <w:proofErr w:type="spellStart"/>
+      <w:r>
+        <w:rPr>
+          <w:iCs/>
+          <w:sz w:val="28"/>
+          <w:szCs w:val="28"/>
+        </w:rPr>
+        <w:t>Ганта</w:t>
+      </w:r>
+      <w:proofErr w:type="spellEnd"/>
+      <w:r>
+        <w:rPr>
+          <w:iCs/>
+          <w:sz w:val="28"/>
+          <w:szCs w:val="28"/>
+        </w:rPr>
+        <w:t xml:space="preserve"> представлены ниже</w:t>
+      </w:r>
+      <w:r>
+        <w:rPr>
+          <w:iCs/>
+          <w:sz w:val="28"/>
+          <w:szCs w:val="28"/>
+        </w:rPr>
+        <w:t>.</w:t>
+      </w:r>
+    </w:p>
+    <w:p>
+      <w:pPr>
+        <w:spacing w:line="360" w:lineRule="auto"/>
+        <w:jc w:val="center"/>
+        <w:rPr>
+          <w:iCs/>
+          <w:sz w:val="28"/>
+          <w:szCs w:val="28"/>
+        </w:rPr>
+      </w:pPr>
+      <w:r>
+        <w:rPr>
+          <w:iCs/>
+          <w:sz w:val="28"/>
+          <w:szCs w:val="28"/>
+        </w:rPr>
+        <w:drawing>
+          <wp:inline distT="0" distB="0" distL="0" distR="0" wp14:anchorId="2C65A3C9" wp14:editId="580CC7BD">
+            <wp:extent cx="6117910" cy="3818965"/>
+            <wp:effectExtent l="0" t="0" r="3810" b="3810"/>
+            <wp:docPr id="17" name="Рисунок 17"/>
+            <wp:cNvGraphicFramePr>
+              <a:graphicFrameLocks xmlns:a="http://schemas.openxmlformats.org/drawingml/2006/main" noChangeAspect="1"/>
+            </wp:cNvGraphicFramePr>
+            <a:graphic xmlns:a="http://schemas.openxmlformats.org/drawingml/2006/main">
+              <a:graphicData uri="http://schemas.openxmlformats.org/drawingml/2006/picture">
+                <pic:pic xmlns:pic="http://schemas.openxmlformats.org/drawingml/2006/picture">
+                  <pic:nvPicPr>
+                    <pic:cNvPr id="1" name=""/>
+                    <pic:cNvPicPr/>
+                  </pic:nvPicPr>
+                  <pic:blipFill>
+                    <a:blip r:embed="rId12"/>
+                    <a:stretch>
+                      <a:fillRect/>
+                    </a:stretch>
+                  </pic:blipFill>
+                  <pic:spPr>
+                    <a:xfrm>
+                      <a:off x="0" y="0"/>
+                      <a:ext cx="6132179" cy="3827872"/>
+                    </a:xfrm>
+                    <a:prstGeom prst="rect">
+                      <a:avLst/>
+                    </a:prstGeom>
+                  </pic:spPr>
+                </pic:pic>
+              </a:graphicData>
+            </a:graphic>
+          </wp:inline>
+        </w:drawing>
+      </w:r>
+    </w:p>
+    <w:p>
+      <w:pPr>
+        <w:spacing w:line="360" w:lineRule="auto"/>
+        <w:jc w:val="center"/>
+        <w:rPr>
+          <w:iCs/>
+          <w:sz w:val="28"/>
+          <w:szCs w:val="28"/>
+        </w:rPr>
+      </w:pPr>
+      <w:r>
+        <w:rPr>
+          <w:iCs/>
+          <w:sz w:val="28"/>
+          <w:szCs w:val="28"/>
+        </w:rPr>
+        <w:drawing>
+          <wp:inline distT="0" distB="0" distL="0" distR="0" wp14:anchorId="4F159526" wp14:editId="277FFC6A">
+            <wp:extent cx="6117285" cy="1850315"/>
+            <wp:effectExtent l="0" t="0" r="4445" b="4445"/>
+            <wp:docPr id="18" name="Рисунок 18"/>
+            <wp:cNvGraphicFramePr>
+              <a:graphicFrameLocks xmlns:a="http://schemas.openxmlformats.org/drawingml/2006/main" noChangeAspect="1"/>
+            </wp:cNvGraphicFramePr>
+            <a:graphic xmlns:a="http://schemas.openxmlformats.org/drawingml/2006/main">
+              <a:graphicData uri="http://schemas.openxmlformats.org/drawingml/2006/picture">
+                <pic:pic xmlns:pic="http://schemas.openxmlformats.org/drawingml/2006/picture">
+                  <pic:nvPicPr>
+                    <pic:cNvPr id="1" name=""/>
+                    <pic:cNvPicPr/>
+                  </pic:nvPicPr>
+                  <pic:blipFill>
+                    <a:blip r:embed="rId13"/>
+                    <a:stretch>
+                      <a:fillRect/>
+                    </a:stretch>
+                  </pic:blipFill>
+                  <pic:spPr>
+                    <a:xfrm>
+                      <a:off x="0" y="0"/>
+                      <a:ext cx="6135477" cy="1855818"/>
+                    </a:xfrm>
+                    <a:prstGeom prst="rect">
+                      <a:avLst/>
+                    </a:prstGeom>
+                  </pic:spPr>
+                </pic:pic>
+              </a:graphicData>
+            </a:graphic>
+          </wp:inline>
+        </w:drawing>
+      </w:r>
+    </w:p>
+    <w:p>
+      <w:pPr>
         <w:pStyle w:val="a3"/>
         <w:numPr>
           <w:ilvl w:val="0"/>
@@ -2105,6 +2270,7 @@
           <w:sz w:val="32"/>
           <w:szCs w:val="32"/>
         </w:rPr>
+        <w:lastRenderedPageBreak/>
         <w:t>Задание</w:t>
       </w:r>
       <w:r>
@@ -2200,7 +2366,7 @@
                     <pic:cNvPicPr/>
                   </pic:nvPicPr>
                   <pic:blipFill>
-                    <a:blip r:embed="rId12">
+                    <a:blip r:embed="rId14">
                       <a:extLst>
                         <a:ext uri="{28A0092B-C50C-407E-A947-70E740481C1C}">
                           <a14:useLocalDpi xmlns:a14="http://schemas.microsoft.com/office/drawing/2010/main" val="0"/>
@@ -2229,36 +2395,59 @@
     </w:p>
     <w:p>
       <w:pPr>
+        <w:pStyle w:val="a3"/>
+        <w:numPr>
+          <w:ilvl w:val="1"/>
+          <w:numId w:val="42"/>
+        </w:numPr>
+        <w:spacing w:line="360" w:lineRule="auto"/>
+        <w:rPr>
+          <w:b/>
+          <w:bCs/>
+          <w:iCs/>
+          <w:sz w:val="28"/>
+          <w:szCs w:val="28"/>
+        </w:rPr>
+      </w:pPr>
+      <w:r>
+        <w:rPr>
+          <w:b/>
+          <w:bCs/>
+          <w:iCs/>
+          <w:sz w:val="28"/>
+          <w:szCs w:val="28"/>
+        </w:rPr>
+        <w:t>Обновление фактического начала задачи №6</w:t>
+      </w:r>
+    </w:p>
+    <w:p>
+      <w:pPr>
         <w:spacing w:line="360" w:lineRule="auto"/>
         <w:ind w:firstLine="708"/>
         <w:jc w:val="both"/>
         <w:rPr>
           <w:iCs/>
+          <w:sz w:val="28"/>
+          <w:szCs w:val="28"/>
+        </w:rPr>
+      </w:pPr>
+      <w:r>
+        <w:rPr>
           <w:noProof/>
-          <w:sz w:val="28"/>
-          <w:szCs w:val="28"/>
-        </w:rPr>
-      </w:pPr>
-      <w:r>
-        <w:rPr>
-          <w:iCs/>
-          <w:noProof/>
-          <w:sz w:val="28"/>
-          <w:szCs w:val="28"/>
         </w:rPr>
         <w:drawing>
-          <wp:anchor distT="0" distB="0" distL="114300" distR="114300" simplePos="0" relativeHeight="251664896" behindDoc="0" locked="0" layoutInCell="1" allowOverlap="1" wp14:anchorId="1E203917" wp14:editId="11170957">
+          <wp:anchor distT="0" distB="0" distL="114300" distR="114300" simplePos="0" relativeHeight="251665920" behindDoc="0" locked="0" layoutInCell="1" allowOverlap="1" wp14:anchorId="47A1FBFC" wp14:editId="24CEA445">
             <wp:simplePos x="0" y="0"/>
             <wp:positionH relativeFrom="column">
-              <wp:posOffset>3175</wp:posOffset>
+              <wp:posOffset>3606800</wp:posOffset>
             </wp:positionH>
             <wp:positionV relativeFrom="paragraph">
-              <wp:posOffset>1842135</wp:posOffset>
+              <wp:posOffset>1488440</wp:posOffset>
             </wp:positionV>
-            <wp:extent cx="3606165" cy="1499870"/>
-            <wp:effectExtent l="0" t="0" r="635" b="0"/>
+            <wp:extent cx="2579370" cy="1419860"/>
+            <wp:effectExtent l="0" t="0" r="0" b="2540"/>
             <wp:wrapSquare wrapText="bothSides"/>
-            <wp:docPr id="21" name="Рисунок 21"/>
+            <wp:docPr id="22" name="Рисунок 22"/>
             <wp:cNvGraphicFramePr>
               <a:graphicFrameLocks xmlns:a="http://schemas.openxmlformats.org/drawingml/2006/main" noChangeAspect="1"/>
             </wp:cNvGraphicFramePr>
@@ -2266,11 +2455,11 @@
               <a:graphicData uri="http://schemas.openxmlformats.org/drawingml/2006/picture">
                 <pic:pic xmlns:pic="http://schemas.openxmlformats.org/drawingml/2006/picture">
                   <pic:nvPicPr>
-                    <pic:cNvPr id="21" name="Рисунок 21"/>
+                    <pic:cNvPr id="22" name="Рисунок 22"/>
                     <pic:cNvPicPr/>
                   </pic:nvPicPr>
                   <pic:blipFill>
-                    <a:blip r:embed="rId13" cstate="print">
+                    <a:blip r:embed="rId15" cstate="print">
                       <a:extLst>
                         <a:ext uri="{28A0092B-C50C-407E-A947-70E740481C1C}">
                           <a14:useLocalDpi xmlns:a14="http://schemas.microsoft.com/office/drawing/2010/main" val="0"/>
@@ -2284,7 +2473,7 @@
                   <pic:spPr>
                     <a:xfrm>
                       <a:off x="0" y="0"/>
-                      <a:ext cx="3606165" cy="1499870"/>
+                      <a:ext cx="2579370" cy="1419860"/>
                     </a:xfrm>
                     <a:prstGeom prst="rect">
                       <a:avLst/>
@@ -2304,24 +2493,21 @@
       </w:r>
       <w:r>
         <w:rPr>
-          <w:iCs/>
           <w:noProof/>
-          <w:sz w:val="28"/>
-          <w:szCs w:val="28"/>
         </w:rPr>
         <w:drawing>
-          <wp:anchor distT="0" distB="0" distL="114300" distR="114300" simplePos="0" relativeHeight="251665920" behindDoc="0" locked="0" layoutInCell="1" allowOverlap="1" wp14:anchorId="47A1FBFC" wp14:editId="7CA96528">
+          <wp:anchor distT="0" distB="0" distL="114300" distR="114300" simplePos="0" relativeHeight="251664896" behindDoc="0" locked="0" layoutInCell="1" allowOverlap="1" wp14:anchorId="1E203917" wp14:editId="3F548424">
             <wp:simplePos x="0" y="0"/>
             <wp:positionH relativeFrom="column">
-              <wp:posOffset>3609340</wp:posOffset>
+              <wp:posOffset>3175</wp:posOffset>
             </wp:positionH>
             <wp:positionV relativeFrom="paragraph">
-              <wp:posOffset>1842135</wp:posOffset>
+              <wp:posOffset>1488440</wp:posOffset>
             </wp:positionV>
-            <wp:extent cx="2579370" cy="1499870"/>
-            <wp:effectExtent l="0" t="0" r="0" b="0"/>
+            <wp:extent cx="3606165" cy="1419860"/>
+            <wp:effectExtent l="0" t="0" r="635" b="2540"/>
             <wp:wrapSquare wrapText="bothSides"/>
-            <wp:docPr id="22" name="Рисунок 22"/>
+            <wp:docPr id="21" name="Рисунок 21"/>
             <wp:cNvGraphicFramePr>
               <a:graphicFrameLocks xmlns:a="http://schemas.openxmlformats.org/drawingml/2006/main" noChangeAspect="1"/>
             </wp:cNvGraphicFramePr>
@@ -2329,11 +2515,11 @@
               <a:graphicData uri="http://schemas.openxmlformats.org/drawingml/2006/picture">
                 <pic:pic xmlns:pic="http://schemas.openxmlformats.org/drawingml/2006/picture">
                   <pic:nvPicPr>
-                    <pic:cNvPr id="22" name="Рисунок 22"/>
+                    <pic:cNvPr id="21" name="Рисунок 21"/>
                     <pic:cNvPicPr/>
                   </pic:nvPicPr>
                   <pic:blipFill>
-                    <a:blip r:embed="rId14" cstate="print">
+                    <a:blip r:embed="rId16" cstate="print">
                       <a:extLst>
                         <a:ext uri="{28A0092B-C50C-407E-A947-70E740481C1C}">
                           <a14:useLocalDpi xmlns:a14="http://schemas.microsoft.com/office/drawing/2010/main" val="0"/>
@@ -2347,7 +2533,7 @@
                   <pic:spPr>
                     <a:xfrm>
                       <a:off x="0" y="0"/>
-                      <a:ext cx="2579370" cy="1499870"/>
+                      <a:ext cx="3606165" cy="1419860"/>
                     </a:xfrm>
                     <a:prstGeom prst="rect">
                       <a:avLst/>
@@ -2395,23 +2581,7 @@
           <w:sz w:val="28"/>
           <w:szCs w:val="28"/>
         </w:rPr>
-        <w:t>отличается от планового</w:t>
-      </w:r>
-      <w:r>
-        <w:rPr>
-          <w:iCs/>
-          <w:sz w:val="28"/>
-          <w:szCs w:val="28"/>
-        </w:rPr>
-        <w:t xml:space="preserve">, </w:t>
-      </w:r>
-      <w:r>
-        <w:rPr>
-          <w:iCs/>
-          <w:sz w:val="28"/>
-          <w:szCs w:val="28"/>
-        </w:rPr>
-        <w:t xml:space="preserve">вручную </w:t>
+        <w:t xml:space="preserve">отличается от планового, вручную </w:t>
       </w:r>
       <w:r>
         <w:rPr>
@@ -2483,15 +2653,7 @@
           <w:sz w:val="28"/>
           <w:szCs w:val="28"/>
         </w:rPr>
-        <w:t xml:space="preserve">: </w:t>
-      </w:r>
-      <w:r>
-        <w:rPr>
-          <w:iCs/>
-          <w:sz w:val="28"/>
-          <w:szCs w:val="28"/>
-        </w:rPr>
-        <w:t xml:space="preserve">необходимо </w:t>
+        <w:t xml:space="preserve">: необходимо </w:t>
       </w:r>
       <w:r>
         <w:rPr>
@@ -2507,136 +2669,7 @@
           <w:sz w:val="28"/>
           <w:szCs w:val="28"/>
         </w:rPr>
-        <w:t xml:space="preserve">выделить задачу в списке </w:t>
-      </w:r>
-      <w:r>
-        <w:rPr>
-          <w:iCs/>
-          <w:sz w:val="28"/>
-          <w:szCs w:val="28"/>
-        </w:rPr>
-        <w:lastRenderedPageBreak/>
-        <w:t>задач</w:t>
-      </w:r>
-      <w:r>
-        <w:rPr>
-          <w:iCs/>
-          <w:sz w:val="28"/>
-          <w:szCs w:val="28"/>
-        </w:rPr>
-        <w:t xml:space="preserve">, </w:t>
-      </w:r>
-      <w:r>
-        <w:rPr>
-          <w:iCs/>
-          <w:sz w:val="28"/>
-          <w:szCs w:val="28"/>
-        </w:rPr>
-        <w:t xml:space="preserve">перейти на вкладку </w:t>
-      </w:r>
-      <w:r>
-        <w:rPr>
-          <w:iCs/>
-          <w:sz w:val="28"/>
-          <w:szCs w:val="28"/>
-        </w:rPr>
-        <w:t>“</w:t>
-      </w:r>
-      <w:r>
-        <w:rPr>
-          <w:iCs/>
-          <w:sz w:val="28"/>
-          <w:szCs w:val="28"/>
-        </w:rPr>
-        <w:t>Задача</w:t>
-      </w:r>
-      <w:r>
-        <w:rPr>
-          <w:iCs/>
-          <w:sz w:val="28"/>
-          <w:szCs w:val="28"/>
-        </w:rPr>
-        <w:t xml:space="preserve">” </w:t>
-      </w:r>
-      <w:r>
-        <w:rPr>
-          <w:iCs/>
-          <w:sz w:val="28"/>
-          <w:szCs w:val="28"/>
-        </w:rPr>
-        <w:t xml:space="preserve">и на панели </w:t>
-      </w:r>
-      <w:r>
-        <w:rPr>
-          <w:iCs/>
-          <w:sz w:val="28"/>
-          <w:szCs w:val="28"/>
-        </w:rPr>
-        <w:t>“</w:t>
-      </w:r>
-      <w:r>
-        <w:rPr>
-          <w:iCs/>
-          <w:sz w:val="28"/>
-          <w:szCs w:val="28"/>
-        </w:rPr>
-        <w:t>Расписание</w:t>
-      </w:r>
-      <w:r>
-        <w:rPr>
-          <w:iCs/>
-          <w:sz w:val="28"/>
-          <w:szCs w:val="28"/>
-        </w:rPr>
-        <w:t xml:space="preserve">” </w:t>
-      </w:r>
-      <w:r>
-        <w:rPr>
-          <w:iCs/>
-          <w:sz w:val="28"/>
-          <w:szCs w:val="28"/>
-        </w:rPr>
-        <w:t xml:space="preserve">нажать на кнопку </w:t>
-      </w:r>
-      <w:r>
-        <w:rPr>
-          <w:iCs/>
-          <w:sz w:val="28"/>
-          <w:szCs w:val="28"/>
-        </w:rPr>
-        <w:t>“</w:t>
-      </w:r>
-      <w:r>
-        <w:rPr>
-          <w:iCs/>
-          <w:sz w:val="28"/>
-          <w:szCs w:val="28"/>
-        </w:rPr>
-        <w:t>Обновить задачи</w:t>
-      </w:r>
-      <w:r>
-        <w:rPr>
-          <w:iCs/>
-          <w:sz w:val="28"/>
-          <w:szCs w:val="28"/>
-        </w:rPr>
-        <w:t xml:space="preserve">”, </w:t>
-      </w:r>
-      <w:r>
-        <w:rPr>
-          <w:iCs/>
-          <w:sz w:val="28"/>
-          <w:szCs w:val="28"/>
-        </w:rPr>
-        <w:t>после чего в открывшемся окне изменить фактическую дату начала</w:t>
-      </w:r>
-      <w:r>
-        <w:rPr>
-          <w:iCs/>
-          <w:sz w:val="28"/>
-          <w:szCs w:val="28"/>
-        </w:rPr>
-        <w:t>.</w:t>
+        <w:t>выделить задачу в списке задач, перейти на вкладку “Задача” и на панели “Расписание” нажать на кнопку “Обновить задачи”, после чего в открывшемся окне изменить фактическую дату начала.</w:t>
       </w:r>
     </w:p>
     <w:p>
@@ -2645,340 +2678,13 @@
         <w:ind w:firstLine="708"/>
         <w:jc w:val="both"/>
         <w:rPr>
-          <w:iCs/>
-          <w:sz w:val="28"/>
-          <w:szCs w:val="28"/>
-        </w:rPr>
-      </w:pPr>
-      <w:r>
-        <w:rPr>
-          <w:iCs/>
-          <w:sz w:val="28"/>
-          <w:szCs w:val="28"/>
-        </w:rPr>
-        <w:t>З</w:t>
-      </w:r>
-      <w:r>
-        <w:rPr>
-          <w:iCs/>
-          <w:sz w:val="28"/>
-          <w:szCs w:val="28"/>
-        </w:rPr>
-        <w:t>адача</w:t>
-      </w:r>
-      <w:r>
-        <w:rPr>
-          <w:iCs/>
-          <w:sz w:val="28"/>
-          <w:szCs w:val="28"/>
-        </w:rPr>
-        <w:t xml:space="preserve"> </w:t>
-      </w:r>
-      <w:r>
-        <w:rPr>
-          <w:iCs/>
-          <w:sz w:val="28"/>
-          <w:szCs w:val="28"/>
-        </w:rPr>
-        <w:t>“</w:t>
-      </w:r>
-      <w:r>
-        <w:rPr>
-          <w:iCs/>
-          <w:sz w:val="28"/>
-          <w:szCs w:val="28"/>
-        </w:rPr>
-        <w:t>Создание заставки</w:t>
-      </w:r>
-      <w:r>
-        <w:rPr>
-          <w:iCs/>
-          <w:sz w:val="28"/>
-          <w:szCs w:val="28"/>
-        </w:rPr>
-        <w:t xml:space="preserve">” </w:t>
-      </w:r>
-      <w:r>
-        <w:rPr>
-          <w:iCs/>
-          <w:sz w:val="28"/>
-          <w:szCs w:val="28"/>
-        </w:rPr>
-        <w:t>фактически началась с 12</w:t>
-      </w:r>
-      <w:r>
-        <w:rPr>
-          <w:iCs/>
-          <w:sz w:val="28"/>
-          <w:szCs w:val="28"/>
-        </w:rPr>
-        <w:t>.03.2026</w:t>
-      </w:r>
-      <w:r>
-        <w:rPr>
-          <w:iCs/>
-          <w:sz w:val="28"/>
-          <w:szCs w:val="28"/>
-        </w:rPr>
-        <w:t xml:space="preserve">, </w:t>
-      </w:r>
-      <w:r>
-        <w:rPr>
-          <w:iCs/>
-          <w:sz w:val="28"/>
-          <w:szCs w:val="28"/>
-        </w:rPr>
-        <w:t xml:space="preserve">что указано </w:t>
-      </w:r>
-      <w:r>
-        <w:rPr>
-          <w:iCs/>
-          <w:sz w:val="28"/>
-          <w:szCs w:val="28"/>
-        </w:rPr>
-        <w:t>в</w:t>
-      </w:r>
-      <w:r>
-        <w:rPr>
-          <w:iCs/>
-          <w:sz w:val="28"/>
-          <w:szCs w:val="28"/>
-        </w:rPr>
-        <w:t xml:space="preserve"> столбц</w:t>
-      </w:r>
-      <w:r>
-        <w:rPr>
-          <w:iCs/>
-          <w:sz w:val="28"/>
-          <w:szCs w:val="28"/>
-        </w:rPr>
-        <w:t>е</w:t>
-      </w:r>
-      <w:r>
-        <w:rPr>
-          <w:iCs/>
-          <w:sz w:val="28"/>
-          <w:szCs w:val="28"/>
-        </w:rPr>
-        <w:t xml:space="preserve"> </w:t>
-      </w:r>
-      <w:r>
-        <w:rPr>
-          <w:iCs/>
-          <w:sz w:val="28"/>
-          <w:szCs w:val="28"/>
-        </w:rPr>
-        <w:t>“</w:t>
-      </w:r>
-      <w:r>
-        <w:rPr>
-          <w:iCs/>
-          <w:sz w:val="28"/>
-          <w:szCs w:val="28"/>
-        </w:rPr>
-        <w:t>Фактическое начало</w:t>
-      </w:r>
-      <w:r>
-        <w:rPr>
-          <w:iCs/>
-          <w:sz w:val="28"/>
-          <w:szCs w:val="28"/>
-        </w:rPr>
-        <w:t xml:space="preserve">”, </w:t>
-      </w:r>
-      <w:r>
-        <w:rPr>
-          <w:iCs/>
-          <w:sz w:val="28"/>
-          <w:szCs w:val="28"/>
-        </w:rPr>
-        <w:t>следовательно</w:t>
-      </w:r>
-      <w:r>
-        <w:rPr>
-          <w:iCs/>
-          <w:sz w:val="28"/>
-          <w:szCs w:val="28"/>
-        </w:rPr>
-        <w:t xml:space="preserve">, </w:t>
-      </w:r>
-      <w:r>
-        <w:rPr>
-          <w:iCs/>
-          <w:sz w:val="28"/>
-          <w:szCs w:val="28"/>
-        </w:rPr>
-        <w:t>изменились дат</w:t>
-      </w:r>
-      <w:r>
-        <w:rPr>
-          <w:iCs/>
-          <w:sz w:val="28"/>
-          <w:szCs w:val="28"/>
-        </w:rPr>
-        <w:t>а</w:t>
-      </w:r>
-      <w:r>
-        <w:rPr>
-          <w:iCs/>
-          <w:sz w:val="28"/>
-          <w:szCs w:val="28"/>
-        </w:rPr>
-        <w:t xml:space="preserve"> начала</w:t>
-      </w:r>
-      <w:r>
-        <w:rPr>
-          <w:iCs/>
-          <w:sz w:val="28"/>
-          <w:szCs w:val="28"/>
-        </w:rPr>
-        <w:t xml:space="preserve"> с 17</w:t>
-      </w:r>
-      <w:r>
-        <w:rPr>
-          <w:iCs/>
-          <w:sz w:val="28"/>
-          <w:szCs w:val="28"/>
-        </w:rPr>
-        <w:t xml:space="preserve">.03.26 </w:t>
-      </w:r>
-      <w:r>
-        <w:rPr>
-          <w:iCs/>
-          <w:sz w:val="28"/>
-          <w:szCs w:val="28"/>
-        </w:rPr>
-        <w:t>на</w:t>
-      </w:r>
-      <w:r>
-        <w:rPr>
-          <w:iCs/>
-          <w:sz w:val="28"/>
-          <w:szCs w:val="28"/>
-        </w:rPr>
-        <w:t xml:space="preserve"> </w:t>
-      </w:r>
-      <w:r>
-        <w:rPr>
-          <w:iCs/>
-          <w:sz w:val="28"/>
-          <w:szCs w:val="28"/>
-        </w:rPr>
-        <w:t>12</w:t>
-      </w:r>
-      <w:r>
-        <w:rPr>
-          <w:iCs/>
-          <w:sz w:val="28"/>
-          <w:szCs w:val="28"/>
-        </w:rPr>
-        <w:t>.03.2026</w:t>
-      </w:r>
-      <w:r>
-        <w:rPr>
-          <w:iCs/>
-          <w:sz w:val="28"/>
-          <w:szCs w:val="28"/>
-        </w:rPr>
-        <w:t xml:space="preserve"> и </w:t>
-      </w:r>
-      <w:r>
-        <w:rPr>
-          <w:iCs/>
-          <w:sz w:val="28"/>
-          <w:szCs w:val="28"/>
-        </w:rPr>
-        <w:t xml:space="preserve">дата </w:t>
-      </w:r>
-      <w:r>
-        <w:rPr>
-          <w:iCs/>
-          <w:sz w:val="28"/>
-          <w:szCs w:val="28"/>
-        </w:rPr>
-        <w:t xml:space="preserve">завершения </w:t>
-      </w:r>
-      <w:r>
-        <w:rPr>
-          <w:iCs/>
-          <w:sz w:val="28"/>
-          <w:szCs w:val="28"/>
-        </w:rPr>
-        <w:t>с 07</w:t>
-      </w:r>
-      <w:r>
-        <w:rPr>
-          <w:iCs/>
-          <w:sz w:val="28"/>
-          <w:szCs w:val="28"/>
-        </w:rPr>
-        <w:t xml:space="preserve">.04.26 </w:t>
-      </w:r>
-      <w:r>
-        <w:rPr>
-          <w:iCs/>
-          <w:sz w:val="28"/>
-          <w:szCs w:val="28"/>
-        </w:rPr>
-        <w:t xml:space="preserve">на </w:t>
-      </w:r>
-      <w:r>
-        <w:rPr>
-          <w:iCs/>
-          <w:sz w:val="28"/>
-          <w:szCs w:val="28"/>
-        </w:rPr>
-        <w:t>02.04.26</w:t>
-      </w:r>
-      <w:r>
-        <w:rPr>
-          <w:iCs/>
-          <w:sz w:val="28"/>
-          <w:szCs w:val="28"/>
-        </w:rPr>
-        <w:t xml:space="preserve"> задачи</w:t>
-      </w:r>
-      <w:r>
-        <w:rPr>
-          <w:iCs/>
-          <w:sz w:val="28"/>
-          <w:szCs w:val="28"/>
-        </w:rPr>
-        <w:t xml:space="preserve">, </w:t>
-      </w:r>
-      <w:r>
-        <w:rPr>
-          <w:iCs/>
-          <w:sz w:val="28"/>
-          <w:szCs w:val="28"/>
-        </w:rPr>
-        <w:t>то есть</w:t>
-      </w:r>
-      <w:r>
-        <w:rPr>
-          <w:iCs/>
-          <w:sz w:val="28"/>
-          <w:szCs w:val="28"/>
-        </w:rPr>
-        <w:t xml:space="preserve"> </w:t>
-      </w:r>
-      <w:r>
-        <w:rPr>
-          <w:iCs/>
-          <w:sz w:val="28"/>
-          <w:szCs w:val="28"/>
-          <w:u w:val="single"/>
-        </w:rPr>
-        <w:t>задача №6 завершилась на 5 дней раньше запланированного срока</w:t>
-      </w:r>
-      <w:r>
-        <w:rPr>
-          <w:iCs/>
-          <w:sz w:val="28"/>
-          <w:szCs w:val="28"/>
-        </w:rPr>
-        <w:t>.</w:t>
-      </w:r>
+          <w:b/>
+          <w:bCs/>
+          <w:iCs/>
+          <w:sz w:val="32"/>
+          <w:szCs w:val="32"/>
+        </w:rPr>
+      </w:pPr>
     </w:p>
     <w:p>
       <w:pPr>
@@ -3013,7 +2719,7 @@
                     <pic:cNvPicPr/>
                   </pic:nvPicPr>
                   <pic:blipFill>
-                    <a:blip r:embed="rId15" cstate="print">
+                    <a:blip r:embed="rId17" cstate="print">
                       <a:extLst>
                         <a:ext uri="{28A0092B-C50C-407E-A947-70E740481C1C}">
                           <a14:useLocalDpi xmlns:a14="http://schemas.microsoft.com/office/drawing/2010/main" val="0"/>
@@ -3058,6 +2764,7 @@
           <w:sz w:val="28"/>
           <w:szCs w:val="28"/>
         </w:rPr>
+        <w:lastRenderedPageBreak/>
         <mc:AlternateContent>
           <mc:Choice Requires="wps">
             <w:drawing>
@@ -3164,7 +2871,7 @@
                     <pic:cNvPicPr/>
                   </pic:nvPicPr>
                   <pic:blipFill>
-                    <a:blip r:embed="rId16" cstate="print">
+                    <a:blip r:embed="rId18" cstate="print">
                       <a:extLst>
                         <a:ext uri="{28A0092B-C50C-407E-A947-70E740481C1C}">
                           <a14:useLocalDpi xmlns:a14="http://schemas.microsoft.com/office/drawing/2010/main" val="0"/>
@@ -3227,7 +2934,7 @@
                     <pic:cNvPicPr/>
                   </pic:nvPicPr>
                   <pic:blipFill>
-                    <a:blip r:embed="rId17" cstate="print">
+                    <a:blip r:embed="rId19" cstate="print">
                       <a:extLst>
                         <a:ext uri="{28A0092B-C50C-407E-A947-70E740481C1C}">
                           <a14:useLocalDpi xmlns:a14="http://schemas.microsoft.com/office/drawing/2010/main" val="0"/>
@@ -3304,38 +3011,16 @@
           <w:iCs/>
           <w:sz w:val="28"/>
           <w:szCs w:val="28"/>
-        </w:rPr>
-        <w:t xml:space="preserve">Дата завершения задачи изменилась с </w:t>
-      </w:r>
-      <w:r>
-        <w:rPr>
-          <w:iCs/>
-          <w:sz w:val="28"/>
-          <w:szCs w:val="28"/>
-        </w:rPr>
-        <w:t xml:space="preserve">07.04.26 </w:t>
-      </w:r>
-      <w:r>
-        <w:rPr>
-          <w:iCs/>
-          <w:sz w:val="28"/>
-          <w:szCs w:val="28"/>
-        </w:rPr>
-        <w:t xml:space="preserve">на </w:t>
-      </w:r>
-      <w:r>
-        <w:rPr>
-          <w:iCs/>
-          <w:sz w:val="28"/>
-          <w:szCs w:val="28"/>
-        </w:rPr>
-        <w:t>03.0</w:t>
-      </w:r>
-      <w:r>
-        <w:rPr>
-          <w:iCs/>
-          <w:sz w:val="28"/>
-          <w:szCs w:val="28"/>
+          <w:u w:val="single"/>
+        </w:rPr>
+        <w:t>Дата завершения задачи изменилась с 07.04.26 на 03.0</w:t>
+      </w:r>
+      <w:r>
+        <w:rPr>
+          <w:iCs/>
+          <w:sz w:val="28"/>
+          <w:szCs w:val="28"/>
+          <w:u w:val="single"/>
         </w:rPr>
         <w:t>4</w:t>
       </w:r>
@@ -3344,6 +3029,7 @@
           <w:iCs/>
           <w:sz w:val="28"/>
           <w:szCs w:val="28"/>
+          <w:u w:val="single"/>
         </w:rPr>
         <w:t>.26.</w:t>
       </w:r>
@@ -3500,7 +3186,7 @@
                     <pic:cNvPicPr/>
                   </pic:nvPicPr>
                   <pic:blipFill>
-                    <a:blip r:embed="rId18" cstate="print">
+                    <a:blip r:embed="rId20" cstate="print">
                       <a:extLst>
                         <a:ext uri="{28A0092B-C50C-407E-A947-70E740481C1C}">
                           <a14:useLocalDpi xmlns:a14="http://schemas.microsoft.com/office/drawing/2010/main" val="0"/>
@@ -3550,7 +3236,7 @@
                     <pic:cNvPicPr/>
                   </pic:nvPicPr>
                   <pic:blipFill>
-                    <a:blip r:embed="rId19" cstate="print">
+                    <a:blip r:embed="rId21" cstate="print">
                       <a:extLst>
                         <a:ext uri="{28A0092B-C50C-407E-A947-70E740481C1C}">
                           <a14:useLocalDpi xmlns:a14="http://schemas.microsoft.com/office/drawing/2010/main" val="0"/>
@@ -3824,7 +3510,7 @@
                     <pic:cNvPicPr/>
                   </pic:nvPicPr>
                   <pic:blipFill>
-                    <a:blip r:embed="rId20">
+                    <a:blip r:embed="rId22">
                       <a:extLst>
                         <a:ext uri="{28A0092B-C50C-407E-A947-70E740481C1C}">
                           <a14:useLocalDpi xmlns:a14="http://schemas.microsoft.com/office/drawing/2010/main" val="0"/>
@@ -3867,7 +3553,6 @@
           <w:sz w:val="28"/>
           <w:szCs w:val="28"/>
         </w:rPr>
-        <w:lastRenderedPageBreak/>
         <w:drawing>
           <wp:inline distT="0" distB="0" distL="0" distR="0" wp14:anchorId="31B111E2" wp14:editId="7FC5D6D5">
             <wp:extent cx="6119495" cy="337820"/>
@@ -3884,7 +3569,7 @@
                     <pic:cNvPicPr/>
                   </pic:nvPicPr>
                   <pic:blipFill>
-                    <a:blip r:embed="rId21" cstate="print">
+                    <a:blip r:embed="rId23" cstate="print">
                       <a:extLst>
                         <a:ext uri="{28A0092B-C50C-407E-A947-70E740481C1C}">
                           <a14:useLocalDpi xmlns:a14="http://schemas.microsoft.com/office/drawing/2010/main" val="0"/>
@@ -3942,6 +3627,7 @@
           <w:iCs/>
           <w:sz w:val="28"/>
           <w:szCs w:val="28"/>
+          <w:u w:val="single"/>
         </w:rPr>
         <w:t>время завершения задачи</w:t>
       </w:r>
@@ -3950,6 +3636,51 @@
           <w:iCs/>
           <w:sz w:val="28"/>
           <w:szCs w:val="28"/>
+          <w:u w:val="single"/>
+        </w:rPr>
+        <w:t xml:space="preserve"> №6</w:t>
+      </w:r>
+      <w:r>
+        <w:rPr>
+          <w:iCs/>
+          <w:sz w:val="28"/>
+          <w:szCs w:val="28"/>
+          <w:u w:val="single"/>
+        </w:rPr>
+        <w:t xml:space="preserve"> изменилось с </w:t>
+      </w:r>
+      <w:r>
+        <w:rPr>
+          <w:iCs/>
+          <w:sz w:val="28"/>
+          <w:szCs w:val="28"/>
+          <w:u w:val="single"/>
+        </w:rPr>
+        <w:t>03.04.26 на 0</w:t>
+      </w:r>
+      <w:r>
+        <w:rPr>
+          <w:iCs/>
+          <w:sz w:val="28"/>
+          <w:szCs w:val="28"/>
+          <w:u w:val="single"/>
+        </w:rPr>
+        <w:t>7</w:t>
+      </w:r>
+      <w:r>
+        <w:rPr>
+          <w:iCs/>
+          <w:sz w:val="28"/>
+          <w:szCs w:val="28"/>
+          <w:u w:val="single"/>
+        </w:rPr>
+        <w:t>.04.26.</w:t>
+      </w:r>
+      <w:r>
+        <w:rPr>
+          <w:iCs/>
+          <w:sz w:val="28"/>
+          <w:szCs w:val="28"/>
         </w:rPr>
         <w:t xml:space="preserve"> </w:t>
       </w:r>
@@ -3959,47 +3690,47 @@
           <w:sz w:val="28"/>
           <w:szCs w:val="28"/>
         </w:rPr>
-        <w:t>№6</w:t>
-      </w:r>
-      <w:r>
-        <w:rPr>
-          <w:iCs/>
-          <w:sz w:val="28"/>
-          <w:szCs w:val="28"/>
-        </w:rPr>
-        <w:t xml:space="preserve"> изменилось с </w:t>
-      </w:r>
-      <w:r>
-        <w:rPr>
-          <w:iCs/>
-          <w:sz w:val="28"/>
-          <w:szCs w:val="28"/>
-        </w:rPr>
-        <w:t>03</w:t>
-      </w:r>
-      <w:r>
-        <w:rPr>
-          <w:iCs/>
-          <w:sz w:val="28"/>
-          <w:szCs w:val="28"/>
-        </w:rPr>
-        <w:t xml:space="preserve">.04.26 </w:t>
-      </w:r>
-      <w:r>
-        <w:rPr>
-          <w:iCs/>
-          <w:sz w:val="28"/>
-          <w:szCs w:val="28"/>
-        </w:rPr>
-        <w:t xml:space="preserve">на </w:t>
-      </w:r>
-      <w:r>
-        <w:rPr>
-          <w:iCs/>
-          <w:sz w:val="28"/>
-          <w:szCs w:val="28"/>
-        </w:rPr>
-        <w:t>0</w:t>
+        <w:t xml:space="preserve">Дата </w:t>
+      </w:r>
+      <w:r>
+        <w:rPr>
+          <w:iCs/>
+          <w:sz w:val="28"/>
+          <w:szCs w:val="28"/>
+        </w:rPr>
+        <w:t xml:space="preserve">завершения задачи </w:t>
+      </w:r>
+      <w:r>
+        <w:rPr>
+          <w:iCs/>
+          <w:sz w:val="28"/>
+          <w:szCs w:val="28"/>
+        </w:rPr>
+        <w:t>“</w:t>
+      </w:r>
+      <w:r>
+        <w:rPr>
+          <w:iCs/>
+          <w:sz w:val="28"/>
+          <w:szCs w:val="28"/>
+        </w:rPr>
+        <w:t>Разработка дизайна интерфейса</w:t>
+      </w:r>
+      <w:r>
+        <w:rPr>
+          <w:iCs/>
+          <w:sz w:val="28"/>
+          <w:szCs w:val="28"/>
+        </w:rPr>
+        <w:t>”</w:t>
+      </w:r>
+      <w:r>
+        <w:rPr>
+          <w:iCs/>
+          <w:sz w:val="28"/>
+          <w:szCs w:val="28"/>
+        </w:rPr>
+        <w:t xml:space="preserve"> также увеличилась до 0</w:t>
       </w:r>
       <w:r>
         <w:rPr>
@@ -4015,78 +3746,6 @@
           <w:sz w:val="28"/>
           <w:szCs w:val="28"/>
         </w:rPr>
-        <w:t xml:space="preserve">.04.26. </w:t>
-      </w:r>
-      <w:r>
-        <w:rPr>
-          <w:iCs/>
-          <w:sz w:val="28"/>
-          <w:szCs w:val="28"/>
-        </w:rPr>
-        <w:t>Соответственно</w:t>
-      </w:r>
-      <w:r>
-        <w:rPr>
-          <w:iCs/>
-          <w:sz w:val="28"/>
-          <w:szCs w:val="28"/>
-        </w:rPr>
-        <w:t xml:space="preserve">, </w:t>
-      </w:r>
-      <w:r>
-        <w:rPr>
-          <w:iCs/>
-          <w:sz w:val="28"/>
-          <w:szCs w:val="28"/>
-        </w:rPr>
-        <w:t xml:space="preserve">дата завершения задачи </w:t>
-      </w:r>
-      <w:r>
-        <w:rPr>
-          <w:iCs/>
-          <w:sz w:val="28"/>
-          <w:szCs w:val="28"/>
-        </w:rPr>
-        <w:t>“</w:t>
-      </w:r>
-      <w:r>
-        <w:rPr>
-          <w:iCs/>
-          <w:sz w:val="28"/>
-          <w:szCs w:val="28"/>
-        </w:rPr>
-        <w:t>Разработка дизайна интерфейса</w:t>
-      </w:r>
-      <w:r>
-        <w:rPr>
-          <w:iCs/>
-          <w:sz w:val="28"/>
-          <w:szCs w:val="28"/>
-        </w:rPr>
-        <w:t>”</w:t>
-      </w:r>
-      <w:r>
-        <w:rPr>
-          <w:iCs/>
-          <w:sz w:val="28"/>
-          <w:szCs w:val="28"/>
-        </w:rPr>
-        <w:t xml:space="preserve"> также увеличилась до 0</w:t>
-      </w:r>
-      <w:r>
-        <w:rPr>
-          <w:iCs/>
-          <w:sz w:val="28"/>
-          <w:szCs w:val="28"/>
-        </w:rPr>
-        <w:t>7</w:t>
-      </w:r>
-      <w:r>
-        <w:rPr>
-          <w:iCs/>
-          <w:sz w:val="28"/>
-          <w:szCs w:val="28"/>
-        </w:rPr>
         <w:t>.04.2026.</w:t>
       </w:r>
       <w:r>
@@ -4095,47 +3754,45 @@
           <w:sz w:val="28"/>
           <w:szCs w:val="28"/>
         </w:rPr>
-        <w:t xml:space="preserve"> При этом</w:t>
-      </w:r>
-      <w:r>
-        <w:rPr>
-          <w:iCs/>
-          <w:sz w:val="28"/>
-          <w:szCs w:val="28"/>
-        </w:rPr>
-        <w:t xml:space="preserve">, </w:t>
-      </w:r>
-      <w:r>
-        <w:rPr>
-          <w:iCs/>
-          <w:sz w:val="28"/>
-          <w:szCs w:val="28"/>
-        </w:rPr>
-        <w:t>сроки</w:t>
-      </w:r>
-      <w:r>
-        <w:rPr>
-          <w:iCs/>
-          <w:sz w:val="28"/>
-          <w:szCs w:val="28"/>
-        </w:rPr>
-        <w:t xml:space="preserve">, </w:t>
-      </w:r>
-      <w:r>
-        <w:rPr>
-          <w:iCs/>
-          <w:sz w:val="28"/>
-          <w:szCs w:val="28"/>
-        </w:rPr>
-        <w:t>трудозатраты и затраты проекта не изменились</w:t>
-      </w:r>
-      <w:r>
-        <w:rPr>
+        <w:t xml:space="preserve"> </w:t>
+      </w:r>
+      <w:r>
+        <w:rPr>
+          <w:b/>
+          <w:bCs/>
+          <w:iCs/>
+          <w:sz w:val="28"/>
+          <w:szCs w:val="28"/>
+        </w:rPr>
+        <w:t>Задачи №5 и №6 не входят в критический путь, следовательно,</w:t>
+      </w:r>
+      <w:r>
+        <w:rPr>
+          <w:b/>
+          <w:bCs/>
+          <w:iCs/>
+          <w:sz w:val="28"/>
+          <w:szCs w:val="28"/>
+        </w:rPr>
+        <w:t xml:space="preserve"> сроки, трудозатраты и затраты проекта не изменились</w:t>
+      </w:r>
+      <w:r>
+        <w:rPr>
+          <w:b/>
+          <w:bCs/>
           <w:iCs/>
           <w:sz w:val="28"/>
           <w:szCs w:val="28"/>
         </w:rPr>
         <w:t>.</w:t>
+      </w:r>
+      <w:r>
+        <w:rPr>
+          <w:iCs/>
+          <w:sz w:val="28"/>
+          <w:szCs w:val="28"/>
+        </w:rPr>
+        <w:t xml:space="preserve"> </w:t>
       </w:r>
     </w:p>
     <w:p>
@@ -4151,15 +3808,14 @@
       <w:r>
         <w:rPr>
           <w:iCs/>
-          <w:noProof/>
           <w:sz w:val="28"/>
           <w:szCs w:val="28"/>
         </w:rPr>
         <w:drawing>
-          <wp:inline distT="0" distB="0" distL="0" distR="0" wp14:anchorId="1FE2D087" wp14:editId="589CF9ED">
-            <wp:extent cx="6119495" cy="1338580"/>
+          <wp:inline distT="0" distB="0" distL="0" distR="0" wp14:anchorId="514C2C17" wp14:editId="4FB1C63A">
+            <wp:extent cx="6119495" cy="384810"/>
             <wp:effectExtent l="0" t="0" r="1905" b="0"/>
-            <wp:docPr id="2" name="Рисунок 2"/>
+            <wp:docPr id="8" name="Рисунок 8"/>
             <wp:cNvGraphicFramePr>
               <a:graphicFrameLocks xmlns:a="http://schemas.openxmlformats.org/drawingml/2006/main" noChangeAspect="1"/>
             </wp:cNvGraphicFramePr>
@@ -4167,11 +3823,167 @@
               <a:graphicData uri="http://schemas.openxmlformats.org/drawingml/2006/picture">
                 <pic:pic xmlns:pic="http://schemas.openxmlformats.org/drawingml/2006/picture">
                   <pic:nvPicPr>
-                    <pic:cNvPr id="2" name="Рисунок 2"/>
+                    <pic:cNvPr id="1" name=""/>
                     <pic:cNvPicPr/>
                   </pic:nvPicPr>
                   <pic:blipFill>
-                    <a:blip r:embed="rId22">
+                    <a:blip r:embed="rId24"/>
+                    <a:stretch>
+                      <a:fillRect/>
+                    </a:stretch>
+                  </pic:blipFill>
+                  <pic:spPr>
+                    <a:xfrm>
+                      <a:off x="0" y="0"/>
+                      <a:ext cx="6119495" cy="384810"/>
+                    </a:xfrm>
+                    <a:prstGeom prst="rect">
+                      <a:avLst/>
+                    </a:prstGeom>
+                  </pic:spPr>
+                </pic:pic>
+              </a:graphicData>
+            </a:graphic>
+          </wp:inline>
+        </w:drawing>
+      </w:r>
+    </w:p>
+    <w:p>
+      <w:pPr>
+        <w:spacing w:line="360" w:lineRule="auto"/>
+        <w:jc w:val="both"/>
+        <w:rPr>
+          <w:iCs/>
+          <w:sz w:val="28"/>
+          <w:szCs w:val="28"/>
+        </w:rPr>
+      </w:pPr>
+      <w:r>
+        <w:rPr>
+          <w:iCs/>
+          <w:sz w:val="28"/>
+          <w:szCs w:val="28"/>
+        </w:rPr>
+        <w:drawing>
+          <wp:inline distT="0" distB="0" distL="0" distR="0" wp14:anchorId="12EE197D" wp14:editId="70BF739F">
+            <wp:extent cx="6119495" cy="446405"/>
+            <wp:effectExtent l="0" t="0" r="1905" b="0"/>
+            <wp:docPr id="7" name="Рисунок 7"/>
+            <wp:cNvGraphicFramePr>
+              <a:graphicFrameLocks xmlns:a="http://schemas.openxmlformats.org/drawingml/2006/main" noChangeAspect="1"/>
+            </wp:cNvGraphicFramePr>
+            <a:graphic xmlns:a="http://schemas.openxmlformats.org/drawingml/2006/main">
+              <a:graphicData uri="http://schemas.openxmlformats.org/drawingml/2006/picture">
+                <pic:pic xmlns:pic="http://schemas.openxmlformats.org/drawingml/2006/picture">
+                  <pic:nvPicPr>
+                    <pic:cNvPr id="1" name=""/>
+                    <pic:cNvPicPr/>
+                  </pic:nvPicPr>
+                  <pic:blipFill>
+                    <a:blip r:embed="rId25"/>
+                    <a:stretch>
+                      <a:fillRect/>
+                    </a:stretch>
+                  </pic:blipFill>
+                  <pic:spPr>
+                    <a:xfrm>
+                      <a:off x="0" y="0"/>
+                      <a:ext cx="6119495" cy="446405"/>
+                    </a:xfrm>
+                    <a:prstGeom prst="rect">
+                      <a:avLst/>
+                    </a:prstGeom>
+                  </pic:spPr>
+                </pic:pic>
+              </a:graphicData>
+            </a:graphic>
+          </wp:inline>
+        </w:drawing>
+      </w:r>
+    </w:p>
+    <w:p>
+      <w:pPr>
+        <w:pStyle w:val="a3"/>
+        <w:numPr>
+          <w:ilvl w:val="1"/>
+          <w:numId w:val="42"/>
+        </w:numPr>
+        <w:spacing w:line="360" w:lineRule="auto"/>
+        <w:rPr>
+          <w:b/>
+          <w:bCs/>
+          <w:iCs/>
+          <w:sz w:val="28"/>
+          <w:szCs w:val="28"/>
+        </w:rPr>
+      </w:pPr>
+      <w:r>
+        <w:rPr>
+          <w:b/>
+          <w:bCs/>
+          <w:iCs/>
+          <w:sz w:val="28"/>
+          <w:szCs w:val="28"/>
+        </w:rPr>
+        <w:lastRenderedPageBreak/>
+        <w:t xml:space="preserve">Обновление </w:t>
+      </w:r>
+      <w:r>
+        <w:rPr>
+          <w:b/>
+          <w:bCs/>
+          <w:iCs/>
+          <w:sz w:val="28"/>
+          <w:szCs w:val="28"/>
+        </w:rPr>
+        <w:t>задачи №15</w:t>
+      </w:r>
+    </w:p>
+    <w:p>
+      <w:pPr>
+        <w:spacing w:line="360" w:lineRule="auto"/>
+        <w:ind w:firstLine="708"/>
+        <w:jc w:val="both"/>
+        <w:rPr>
+          <w:rFonts w:ascii="Times" w:hAnsi="Times"/>
+          <w:iCs/>
+          <w:sz w:val="28"/>
+          <w:szCs w:val="28"/>
+          <w:lang w:val="en-US"/>
+        </w:rPr>
+      </w:pPr>
+      <w:r>
+        <w:rPr>
+          <w:iCs/>
+          <w:noProof/>
+          <w:sz w:val="28"/>
+          <w:szCs w:val="28"/>
+        </w:rPr>
+        <w:drawing>
+          <wp:anchor distT="0" distB="0" distL="114300" distR="114300" simplePos="0" relativeHeight="251672064" behindDoc="0" locked="0" layoutInCell="1" allowOverlap="1" wp14:anchorId="289FF3CC" wp14:editId="7C16E8AB">
+            <wp:simplePos x="0" y="0"/>
+            <wp:positionH relativeFrom="column">
+              <wp:posOffset>3175</wp:posOffset>
+            </wp:positionH>
+            <wp:positionV relativeFrom="paragraph">
+              <wp:posOffset>951865</wp:posOffset>
+            </wp:positionV>
+            <wp:extent cx="6119495" cy="172085"/>
+            <wp:effectExtent l="0" t="0" r="1905" b="5715"/>
+            <wp:wrapSquare wrapText="bothSides"/>
+            <wp:docPr id="35" name="Рисунок 35"/>
+            <wp:cNvGraphicFramePr>
+              <a:graphicFrameLocks xmlns:a="http://schemas.openxmlformats.org/drawingml/2006/main" noChangeAspect="1"/>
+            </wp:cNvGraphicFramePr>
+            <a:graphic xmlns:a="http://schemas.openxmlformats.org/drawingml/2006/main">
+              <a:graphicData uri="http://schemas.openxmlformats.org/drawingml/2006/picture">
+                <pic:pic xmlns:pic="http://schemas.openxmlformats.org/drawingml/2006/picture">
+                  <pic:nvPicPr>
+                    <pic:cNvPr id="35" name="Рисунок 35"/>
+                    <pic:cNvPicPr/>
+                  </pic:nvPicPr>
+                  <pic:blipFill>
+                    <a:blip r:embed="rId26" cstate="print">
                       <a:extLst>
                         <a:ext uri="{28A0092B-C50C-407E-A947-70E740481C1C}">
                           <a14:useLocalDpi xmlns:a14="http://schemas.microsoft.com/office/drawing/2010/main" val="0"/>
@@ -4185,77 +3997,7 @@
                   <pic:spPr>
                     <a:xfrm>
                       <a:off x="0" y="0"/>
-                      <a:ext cx="6119495" cy="1338580"/>
-                    </a:xfrm>
-                    <a:prstGeom prst="rect">
-                      <a:avLst/>
-                    </a:prstGeom>
-                  </pic:spPr>
-                </pic:pic>
-              </a:graphicData>
-            </a:graphic>
-          </wp:inline>
-        </w:drawing>
-      </w:r>
-    </w:p>
-    <w:p>
-      <w:pPr>
-        <w:spacing w:line="360" w:lineRule="auto"/>
-        <w:ind w:firstLine="708"/>
-        <w:jc w:val="both"/>
-        <w:rPr>
-          <w:rFonts w:ascii="Times" w:hAnsi="Times"/>
-          <w:iCs/>
-          <w:sz w:val="28"/>
-          <w:szCs w:val="28"/>
-        </w:rPr>
-      </w:pPr>
-      <w:r>
-        <w:rPr>
-          <w:iCs/>
-          <w:noProof/>
-          <w:sz w:val="28"/>
-          <w:szCs w:val="28"/>
-        </w:rPr>
-        <w:drawing>
-          <wp:anchor distT="0" distB="0" distL="114300" distR="114300" simplePos="0" relativeHeight="251672064" behindDoc="0" locked="0" layoutInCell="1" allowOverlap="1" wp14:anchorId="289FF3CC" wp14:editId="15443F8C">
-            <wp:simplePos x="0" y="0"/>
-            <wp:positionH relativeFrom="column">
-              <wp:posOffset>3175</wp:posOffset>
-            </wp:positionH>
-            <wp:positionV relativeFrom="paragraph">
-              <wp:posOffset>1125220</wp:posOffset>
-            </wp:positionV>
-            <wp:extent cx="6119495" cy="246380"/>
-            <wp:effectExtent l="0" t="0" r="1905" b="0"/>
-            <wp:wrapSquare wrapText="bothSides"/>
-            <wp:docPr id="35" name="Рисунок 35"/>
-            <wp:cNvGraphicFramePr>
-              <a:graphicFrameLocks xmlns:a="http://schemas.openxmlformats.org/drawingml/2006/main" noChangeAspect="1"/>
-            </wp:cNvGraphicFramePr>
-            <a:graphic xmlns:a="http://schemas.openxmlformats.org/drawingml/2006/main">
-              <a:graphicData uri="http://schemas.openxmlformats.org/drawingml/2006/picture">
-                <pic:pic xmlns:pic="http://schemas.openxmlformats.org/drawingml/2006/picture">
-                  <pic:nvPicPr>
-                    <pic:cNvPr id="35" name="Рисунок 35"/>
-                    <pic:cNvPicPr/>
-                  </pic:nvPicPr>
-                  <pic:blipFill>
-                    <a:blip r:embed="rId23">
-                      <a:extLst>
-                        <a:ext uri="{28A0092B-C50C-407E-A947-70E740481C1C}">
-                          <a14:useLocalDpi xmlns:a14="http://schemas.microsoft.com/office/drawing/2010/main" val="0"/>
-                        </a:ext>
-                      </a:extLst>
-                    </a:blip>
-                    <a:stretch>
-                      <a:fillRect/>
-                    </a:stretch>
-                  </pic:blipFill>
-                  <pic:spPr>
-                    <a:xfrm>
-                      <a:off x="0" y="0"/>
-                      <a:ext cx="6119495" cy="246380"/>
+                      <a:ext cx="6119495" cy="172085"/>
                     </a:xfrm>
                     <a:prstGeom prst="rect">
                       <a:avLst/>
@@ -4393,162 +4135,78 @@
     <w:p>
       <w:pPr>
         <w:spacing w:line="360" w:lineRule="auto"/>
-        <w:ind w:firstLine="708"/>
         <w:jc w:val="both"/>
         <w:rPr>
-          <w:rFonts w:ascii="Times" w:hAnsi="Times"/>
-          <w:iCs/>
-          <w:sz w:val="28"/>
-          <w:szCs w:val="28"/>
-        </w:rPr>
-      </w:pPr>
+          <w:iCs/>
+          <w:sz w:val="28"/>
+          <w:szCs w:val="28"/>
+        </w:rPr>
+      </w:pPr>
+      <w:r>
+        <w:rPr>
+          <w:iCs/>
+          <w:sz w:val="28"/>
+          <w:szCs w:val="28"/>
+        </w:rPr>
+        <w:t>Следовательно</w:t>
+      </w:r>
+      <w:r>
+        <w:rPr>
+          <w:iCs/>
+          <w:sz w:val="28"/>
+          <w:szCs w:val="28"/>
+        </w:rPr>
+        <w:t xml:space="preserve">, </w:t>
+      </w:r>
+      <w:r>
+        <w:rPr>
+          <w:iCs/>
+          <w:sz w:val="28"/>
+          <w:szCs w:val="28"/>
+          <w:u w:val="single"/>
+        </w:rPr>
+        <w:t xml:space="preserve">изменились затраты проекта – </w:t>
+      </w:r>
+      <w:r>
+        <w:rPr>
+          <w:iCs/>
+          <w:sz w:val="28"/>
+          <w:szCs w:val="28"/>
+          <w:u w:val="single"/>
+          <w:lang w:val="en-US"/>
+        </w:rPr>
+        <w:t>c</w:t>
+      </w:r>
+      <w:r>
+        <w:rPr>
+          <w:iCs/>
+          <w:sz w:val="28"/>
+          <w:szCs w:val="28"/>
+          <w:u w:val="single"/>
+        </w:rPr>
+        <w:t xml:space="preserve"> </w:t>
+      </w:r>
+      <w:r>
+        <w:rPr>
+          <w:iCs/>
+          <w:sz w:val="28"/>
+          <w:szCs w:val="28"/>
+          <w:u w:val="single"/>
+        </w:rPr>
+        <w:t>48647,21 руб. до 49447,21 руб</w:t>
+      </w:r>
+      <w:r>
+        <w:rPr>
+          <w:iCs/>
+          <w:sz w:val="28"/>
+          <w:szCs w:val="28"/>
+        </w:rPr>
+        <w:t>.</w:t>
+      </w:r>
     </w:p>
     <w:p>
       <w:pPr>
         <w:spacing w:line="360" w:lineRule="auto"/>
-        <w:jc w:val="both"/>
-        <w:rPr>
-          <w:iCs/>
-          <w:sz w:val="28"/>
-          <w:szCs w:val="28"/>
-        </w:rPr>
-      </w:pPr>
-      <w:r>
-        <w:rPr>
-          <w:iCs/>
-          <w:sz w:val="28"/>
-          <w:szCs w:val="28"/>
-        </w:rPr>
-        <w:t>Следовательно</w:t>
-      </w:r>
-      <w:r>
-        <w:rPr>
-          <w:iCs/>
-          <w:sz w:val="28"/>
-          <w:szCs w:val="28"/>
-        </w:rPr>
-        <w:t xml:space="preserve">, </w:t>
-      </w:r>
-      <w:r>
-        <w:rPr>
-          <w:iCs/>
-          <w:sz w:val="28"/>
-          <w:szCs w:val="28"/>
-        </w:rPr>
-        <w:t>изменились затраты проекта</w:t>
-      </w:r>
-      <w:r>
-        <w:rPr>
-          <w:iCs/>
-          <w:sz w:val="28"/>
-          <w:szCs w:val="28"/>
-        </w:rPr>
-        <w:t xml:space="preserve"> </w:t>
-      </w:r>
-      <w:r>
-        <w:rPr>
-          <w:iCs/>
-          <w:sz w:val="28"/>
-          <w:szCs w:val="28"/>
-        </w:rPr>
-        <w:t>–</w:t>
-      </w:r>
-      <w:r>
-        <w:rPr>
-          <w:iCs/>
-          <w:sz w:val="28"/>
-          <w:szCs w:val="28"/>
-        </w:rPr>
-        <w:t xml:space="preserve"> </w:t>
-      </w:r>
-      <w:r>
-        <w:rPr>
-          <w:iCs/>
-          <w:sz w:val="28"/>
-          <w:szCs w:val="28"/>
-          <w:lang w:val="en-US"/>
-        </w:rPr>
-        <w:t>c</w:t>
-      </w:r>
-      <w:r>
-        <w:rPr>
-          <w:iCs/>
-          <w:sz w:val="28"/>
-          <w:szCs w:val="28"/>
-        </w:rPr>
-        <w:t xml:space="preserve"> </w:t>
-      </w:r>
-      <w:r>
-        <w:rPr>
-          <w:iCs/>
-          <w:sz w:val="28"/>
-          <w:szCs w:val="28"/>
-        </w:rPr>
-        <w:t>48647,</w:t>
-      </w:r>
-      <w:r>
-        <w:rPr>
-          <w:iCs/>
-          <w:sz w:val="28"/>
-          <w:szCs w:val="28"/>
-        </w:rPr>
-        <w:t>21 руб.</w:t>
-      </w:r>
-      <w:r>
-        <w:rPr>
-          <w:iCs/>
-          <w:sz w:val="28"/>
-          <w:szCs w:val="28"/>
-        </w:rPr>
-        <w:t xml:space="preserve"> </w:t>
-      </w:r>
-      <w:r>
-        <w:rPr>
-          <w:iCs/>
-          <w:sz w:val="28"/>
-          <w:szCs w:val="28"/>
-        </w:rPr>
-        <w:t>до 49</w:t>
-      </w:r>
-      <w:r>
-        <w:rPr>
-          <w:iCs/>
-          <w:sz w:val="28"/>
-          <w:szCs w:val="28"/>
-        </w:rPr>
-        <w:t>447,21</w:t>
-      </w:r>
-      <w:r>
-        <w:rPr>
-          <w:iCs/>
-          <w:sz w:val="28"/>
-          <w:szCs w:val="28"/>
-        </w:rPr>
-        <w:t xml:space="preserve"> руб</w:t>
-      </w:r>
-      <w:r>
-        <w:rPr>
-          <w:iCs/>
-          <w:sz w:val="28"/>
-          <w:szCs w:val="28"/>
-        </w:rPr>
-        <w:t>.</w:t>
-      </w:r>
-    </w:p>
-    <w:p>
-      <w:pPr>
-        <w:spacing w:line="360" w:lineRule="auto"/>
-        <w:jc w:val="both"/>
-        <w:rPr>
-          <w:iCs/>
-          <w:sz w:val="28"/>
-          <w:szCs w:val="28"/>
-        </w:rPr>
-      </w:pPr>
-    </w:p>
-    <w:p>
-      <w:pPr>
-        <w:spacing w:line="360" w:lineRule="auto"/>
         <w:jc w:val="center"/>
         <w:rPr>
           <w:iCs/>
@@ -4564,9 +4222,9 @@
           <w:szCs w:val="28"/>
         </w:rPr>
         <w:drawing>
-          <wp:inline distT="0" distB="0" distL="0" distR="0" wp14:anchorId="1224983E" wp14:editId="671B1DEE">
-            <wp:extent cx="5829287" cy="2527443"/>
-            <wp:effectExtent l="0" t="0" r="635" b="0"/>
+          <wp:inline distT="0" distB="0" distL="0" distR="0" wp14:anchorId="1224983E" wp14:editId="0D3A16EE">
+            <wp:extent cx="4780294" cy="516367"/>
+            <wp:effectExtent l="0" t="0" r="0" b="4445"/>
             <wp:docPr id="36" name="Рисунок 36"/>
             <wp:cNvGraphicFramePr>
               <a:graphicFrameLocks xmlns:a="http://schemas.openxmlformats.org/drawingml/2006/main" noChangeAspect="1"/>
@@ -4578,26 +4236,33 @@
                     <pic:cNvPr id="36" name="Рисунок 36"/>
                     <pic:cNvPicPr/>
                   </pic:nvPicPr>
-                  <pic:blipFill>
-                    <a:blip r:embed="rId24">
+                  <pic:blipFill rotWithShape="1">
+                    <a:blip r:embed="rId27">
                       <a:extLst>
                         <a:ext uri="{28A0092B-C50C-407E-A947-70E740481C1C}">
                           <a14:useLocalDpi xmlns:a14="http://schemas.microsoft.com/office/drawing/2010/main" val="0"/>
                         </a:ext>
                       </a:extLst>
                     </a:blip>
-                    <a:stretch>
-                      <a:fillRect/>
-                    </a:stretch>
+                    <a:srcRect t="48344" b="31644"/>
+                    <a:stretch/>
                   </pic:blipFill>
-                  <pic:spPr>
+                  <pic:spPr bwMode="auto">
                     <a:xfrm>
                       <a:off x="0" y="0"/>
-                      <a:ext cx="5861789" cy="2541535"/>
+                      <a:ext cx="4836448" cy="522433"/>
                     </a:xfrm>
                     <a:prstGeom prst="rect">
                       <a:avLst/>
                     </a:prstGeom>
+                    <a:ln>
+                      <a:noFill/>
+                    </a:ln>
+                    <a:extLst>
+                      <a:ext uri="{53640926-AAD7-44D8-BBD7-CCE9431645EC}">
+                        <a14:shadowObscured xmlns:a14="http://schemas.microsoft.com/office/drawing/2010/main"/>
+                      </a:ext>
+                    </a:extLst>
                   </pic:spPr>
                 </pic:pic>
               </a:graphicData>
@@ -4609,6 +4274,7 @@
     <w:p>
       <w:pPr>
         <w:spacing w:line="360" w:lineRule="auto"/>
+        <w:ind w:firstLine="708"/>
         <w:jc w:val="both"/>
         <w:rPr>
           <w:iCs/>
@@ -4616,130 +4282,165 @@
           <w:szCs w:val="28"/>
         </w:rPr>
       </w:pPr>
+      <w:r>
+        <w:rPr>
+          <w:iCs/>
+          <w:sz w:val="28"/>
+          <w:szCs w:val="28"/>
+        </w:rPr>
+        <w:t>Было учтено</w:t>
+      </w:r>
+      <w:r>
+        <w:rPr>
+          <w:iCs/>
+          <w:sz w:val="28"/>
+          <w:szCs w:val="28"/>
+        </w:rPr>
+        <w:t xml:space="preserve">, </w:t>
+      </w:r>
+      <w:r>
+        <w:rPr>
+          <w:iCs/>
+          <w:sz w:val="28"/>
+          <w:szCs w:val="28"/>
+        </w:rPr>
+        <w:t>что фактическая длительность выполнения задачи №15 увеличилась на 20</w:t>
+      </w:r>
+      <w:r>
+        <w:rPr>
+          <w:iCs/>
+          <w:sz w:val="28"/>
+          <w:szCs w:val="28"/>
+        </w:rPr>
+        <w:t xml:space="preserve">% </w:t>
+      </w:r>
+      <w:r>
+        <w:rPr>
+          <w:iCs/>
+          <w:sz w:val="28"/>
+          <w:szCs w:val="28"/>
+        </w:rPr>
+        <w:t>из-за необходимости освоения нового инструментального средства</w:t>
+      </w:r>
+      <w:r>
+        <w:rPr>
+          <w:iCs/>
+          <w:sz w:val="28"/>
+          <w:szCs w:val="28"/>
+        </w:rPr>
+        <w:t>.</w:t>
+      </w:r>
+      <w:r>
+        <w:rPr>
+          <w:iCs/>
+          <w:sz w:val="28"/>
+          <w:szCs w:val="28"/>
+        </w:rPr>
+        <w:t xml:space="preserve"> </w:t>
+      </w:r>
+      <w:r>
+        <w:rPr>
+          <w:iCs/>
+          <w:sz w:val="28"/>
+          <w:szCs w:val="28"/>
+          <w:u w:val="single"/>
+        </w:rPr>
+        <w:t xml:space="preserve">В результате </w:t>
+      </w:r>
+      <w:r>
+        <w:rPr>
+          <w:iCs/>
+          <w:sz w:val="28"/>
+          <w:szCs w:val="28"/>
+          <w:u w:val="single"/>
+        </w:rPr>
+        <w:t>дата завершения задачи увеличилась до 10.04.26</w:t>
+      </w:r>
+      <w:r>
+        <w:rPr>
+          <w:iCs/>
+          <w:sz w:val="28"/>
+          <w:szCs w:val="28"/>
+        </w:rPr>
+        <w:t xml:space="preserve">, а также </w:t>
+      </w:r>
+      <w:r>
+        <w:rPr>
+          <w:iCs/>
+          <w:sz w:val="28"/>
+          <w:szCs w:val="28"/>
+        </w:rPr>
+        <w:t>возникли перегрузки</w:t>
+      </w:r>
+      <w:r>
+        <w:rPr>
+          <w:iCs/>
+          <w:sz w:val="28"/>
+          <w:szCs w:val="28"/>
+        </w:rPr>
+        <w:t>.</w:t>
+      </w:r>
     </w:p>
     <w:p>
       <w:pPr>
         <w:spacing w:line="360" w:lineRule="auto"/>
-        <w:ind w:firstLine="708"/>
         <w:jc w:val="both"/>
         <w:rPr>
           <w:iCs/>
           <w:sz w:val="28"/>
           <w:szCs w:val="28"/>
-        </w:rPr>
-      </w:pPr>
-      <w:r>
-        <w:rPr>
-          <w:iCs/>
-          <w:sz w:val="28"/>
-          <w:szCs w:val="28"/>
-        </w:rPr>
-        <w:t>Было учтено</w:t>
-      </w:r>
-      <w:r>
-        <w:rPr>
-          <w:iCs/>
-          <w:sz w:val="28"/>
-          <w:szCs w:val="28"/>
-        </w:rPr>
-        <w:t xml:space="preserve">, </w:t>
-      </w:r>
-      <w:r>
-        <w:rPr>
-          <w:iCs/>
-          <w:sz w:val="28"/>
-          <w:szCs w:val="28"/>
-        </w:rPr>
-        <w:t>что фактическая длительность выполнения задачи №15 увеличилась на 20</w:t>
-      </w:r>
-      <w:r>
-        <w:rPr>
-          <w:iCs/>
-          <w:sz w:val="28"/>
-          <w:szCs w:val="28"/>
-        </w:rPr>
-        <w:t xml:space="preserve">% </w:t>
-      </w:r>
-      <w:r>
-        <w:rPr>
-          <w:iCs/>
-          <w:sz w:val="28"/>
-          <w:szCs w:val="28"/>
-        </w:rPr>
-        <w:t xml:space="preserve">из-за необходимости освоения нового инструментального </w:t>
-      </w:r>
-      <w:r>
-        <w:rPr>
-          <w:iCs/>
-          <w:sz w:val="28"/>
-          <w:szCs w:val="28"/>
-        </w:rPr>
-        <w:lastRenderedPageBreak/>
-        <w:t>средства</w:t>
-      </w:r>
-      <w:r>
-        <w:rPr>
-          <w:iCs/>
-          <w:sz w:val="28"/>
-          <w:szCs w:val="28"/>
-        </w:rPr>
-        <w:t>.</w:t>
-      </w:r>
-      <w:r>
-        <w:rPr>
-          <w:iCs/>
-          <w:sz w:val="28"/>
-          <w:szCs w:val="28"/>
-        </w:rPr>
-        <w:t xml:space="preserve"> </w:t>
-      </w:r>
-      <w:r>
-        <w:rPr>
-          <w:iCs/>
-          <w:sz w:val="28"/>
-          <w:szCs w:val="28"/>
-        </w:rPr>
-        <w:t xml:space="preserve">В результате </w:t>
-      </w:r>
-      <w:r>
-        <w:rPr>
-          <w:iCs/>
-          <w:sz w:val="28"/>
-          <w:szCs w:val="28"/>
-        </w:rPr>
-        <w:t>дата завершения задачи увеличилась до 10</w:t>
-      </w:r>
-      <w:r>
-        <w:rPr>
-          <w:iCs/>
-          <w:sz w:val="28"/>
-          <w:szCs w:val="28"/>
-        </w:rPr>
-        <w:t xml:space="preserve">.04.26, </w:t>
-      </w:r>
-      <w:r>
-        <w:rPr>
-          <w:iCs/>
-          <w:sz w:val="28"/>
-          <w:szCs w:val="28"/>
-        </w:rPr>
-        <w:t xml:space="preserve">а также </w:t>
-      </w:r>
-      <w:r>
-        <w:rPr>
-          <w:iCs/>
-          <w:sz w:val="28"/>
-          <w:szCs w:val="28"/>
-        </w:rPr>
-        <w:t>возникли перегрузки</w:t>
-      </w:r>
-      <w:r>
-        <w:rPr>
-          <w:iCs/>
-          <w:sz w:val="28"/>
-          <w:szCs w:val="28"/>
-        </w:rPr>
-        <w:t>.</w:t>
+          <w:u w:val="single"/>
+        </w:rPr>
+      </w:pPr>
+      <w:r>
+        <w:rPr>
+          <w:iCs/>
+          <w:sz w:val="28"/>
+          <w:szCs w:val="28"/>
+          <w:u w:val="single"/>
+        </w:rPr>
+        <w:drawing>
+          <wp:inline distT="0" distB="0" distL="0" distR="0" wp14:anchorId="730E4857" wp14:editId="2B7C92F0">
+            <wp:extent cx="6119495" cy="882127"/>
+            <wp:effectExtent l="0" t="0" r="1905" b="0"/>
+            <wp:docPr id="43" name="Рисунок 43"/>
+            <wp:cNvGraphicFramePr>
+              <a:graphicFrameLocks xmlns:a="http://schemas.openxmlformats.org/drawingml/2006/main" noChangeAspect="1"/>
+            </wp:cNvGraphicFramePr>
+            <a:graphic xmlns:a="http://schemas.openxmlformats.org/drawingml/2006/main">
+              <a:graphicData uri="http://schemas.openxmlformats.org/drawingml/2006/picture">
+                <pic:pic xmlns:pic="http://schemas.openxmlformats.org/drawingml/2006/picture">
+                  <pic:nvPicPr>
+                    <pic:cNvPr id="1" name=""/>
+                    <pic:cNvPicPr/>
+                  </pic:nvPicPr>
+                  <pic:blipFill rotWithShape="1">
+                    <a:blip r:embed="rId28"/>
+                    <a:srcRect b="13077"/>
+                    <a:stretch/>
+                  </pic:blipFill>
+                  <pic:spPr bwMode="auto">
+                    <a:xfrm>
+                      <a:off x="0" y="0"/>
+                      <a:ext cx="6119495" cy="882127"/>
+                    </a:xfrm>
+                    <a:prstGeom prst="rect">
+                      <a:avLst/>
+                    </a:prstGeom>
+                    <a:ln>
+                      <a:noFill/>
+                    </a:ln>
+                    <a:extLst>
+                      <a:ext uri="{53640926-AAD7-44D8-BBD7-CCE9431645EC}">
+                        <a14:shadowObscured xmlns:a14="http://schemas.microsoft.com/office/drawing/2010/main"/>
+                      </a:ext>
+                    </a:extLst>
+                  </pic:spPr>
+                </pic:pic>
+              </a:graphicData>
+            </a:graphic>
+          </wp:inline>
+        </w:drawing>
       </w:r>
     </w:p>
     <w:p>
@@ -4775,7 +4476,7 @@
                     <pic:cNvPicPr/>
                   </pic:nvPicPr>
                   <pic:blipFill>
-                    <a:blip r:embed="rId25" cstate="print">
+                    <a:blip r:embed="rId29" cstate="print">
                       <a:extLst>
                         <a:ext uri="{28A0092B-C50C-407E-A947-70E740481C1C}">
                           <a14:useLocalDpi xmlns:a14="http://schemas.microsoft.com/office/drawing/2010/main" val="0"/>
@@ -4891,15 +4592,31 @@
           <w:sz w:val="28"/>
           <w:szCs w:val="28"/>
         </w:rPr>
-        <w:t xml:space="preserve">, </w:t>
-      </w:r>
-      <w:r>
-        <w:rPr>
-          <w:iCs/>
-          <w:sz w:val="28"/>
-          <w:szCs w:val="28"/>
-        </w:rPr>
-        <w:t>а для обеих требуются одни и те же ресурсы</w:t>
+        <w:t xml:space="preserve"> </w:t>
+      </w:r>
+      <w:r>
+        <w:rPr>
+          <w:iCs/>
+          <w:sz w:val="28"/>
+          <w:szCs w:val="28"/>
+        </w:rPr>
+        <w:t>–</w:t>
+      </w:r>
+      <w:r>
+        <w:rPr>
+          <w:iCs/>
+          <w:sz w:val="28"/>
+          <w:szCs w:val="28"/>
+        </w:rPr>
+        <w:t xml:space="preserve"> </w:t>
+      </w:r>
+      <w:r>
+        <w:rPr>
+          <w:iCs/>
+          <w:sz w:val="28"/>
+          <w:szCs w:val="28"/>
+        </w:rPr>
+        <w:t>требуются одни и те же ресурсы</w:t>
       </w:r>
       <w:r>
         <w:rPr>
@@ -4927,6 +4644,7 @@
           <w:sz w:val="28"/>
           <w:szCs w:val="28"/>
         </w:rPr>
+        <w:lastRenderedPageBreak/>
         <w:drawing>
           <wp:inline distT="0" distB="0" distL="0" distR="0" wp14:anchorId="5A9E7A88" wp14:editId="51EF72D8">
             <wp:extent cx="6119495" cy="502563"/>
@@ -4943,7 +4661,7 @@
                     <pic:cNvPicPr/>
                   </pic:nvPicPr>
                   <pic:blipFill rotWithShape="1">
-                    <a:blip r:embed="rId26" cstate="print">
+                    <a:blip r:embed="rId30" cstate="print">
                       <a:extLst>
                         <a:ext uri="{28A0092B-C50C-407E-A947-70E740481C1C}">
                           <a14:useLocalDpi xmlns:a14="http://schemas.microsoft.com/office/drawing/2010/main" val="0"/>
@@ -4995,66 +4713,6 @@
           <w:szCs w:val="28"/>
         </w:rPr>
         <w:drawing>
-          <wp:inline distT="0" distB="0" distL="0" distR="0" wp14:anchorId="6E2DABED" wp14:editId="5431CA4F">
-            <wp:extent cx="6119495" cy="836295"/>
-            <wp:effectExtent l="0" t="0" r="1905" b="1905"/>
-            <wp:docPr id="39" name="Рисунок 39"/>
-            <wp:cNvGraphicFramePr>
-              <a:graphicFrameLocks xmlns:a="http://schemas.openxmlformats.org/drawingml/2006/main" noChangeAspect="1"/>
-            </wp:cNvGraphicFramePr>
-            <a:graphic xmlns:a="http://schemas.openxmlformats.org/drawingml/2006/main">
-              <a:graphicData uri="http://schemas.openxmlformats.org/drawingml/2006/picture">
-                <pic:pic xmlns:pic="http://schemas.openxmlformats.org/drawingml/2006/picture">
-                  <pic:nvPicPr>
-                    <pic:cNvPr id="39" name="Рисунок 39"/>
-                    <pic:cNvPicPr/>
-                  </pic:nvPicPr>
-                  <pic:blipFill>
-                    <a:blip r:embed="rId27" cstate="print">
-                      <a:extLst>
-                        <a:ext uri="{28A0092B-C50C-407E-A947-70E740481C1C}">
-                          <a14:useLocalDpi xmlns:a14="http://schemas.microsoft.com/office/drawing/2010/main" val="0"/>
-                        </a:ext>
-                      </a:extLst>
-                    </a:blip>
-                    <a:stretch>
-                      <a:fillRect/>
-                    </a:stretch>
-                  </pic:blipFill>
-                  <pic:spPr>
-                    <a:xfrm>
-                      <a:off x="0" y="0"/>
-                      <a:ext cx="6119495" cy="836295"/>
-                    </a:xfrm>
-                    <a:prstGeom prst="rect">
-                      <a:avLst/>
-                    </a:prstGeom>
-                  </pic:spPr>
-                </pic:pic>
-              </a:graphicData>
-            </a:graphic>
-          </wp:inline>
-        </w:drawing>
-      </w:r>
-    </w:p>
-    <w:p>
-      <w:pPr>
-        <w:spacing w:line="360" w:lineRule="auto"/>
-        <w:jc w:val="both"/>
-        <w:rPr>
-          <w:iCs/>
-          <w:sz w:val="28"/>
-          <w:szCs w:val="28"/>
-        </w:rPr>
-      </w:pPr>
-      <w:r>
-        <w:rPr>
-          <w:iCs/>
-          <w:noProof/>
-          <w:sz w:val="28"/>
-          <w:szCs w:val="28"/>
-        </w:rPr>
-        <w:drawing>
           <wp:inline distT="0" distB="0" distL="0" distR="0" wp14:anchorId="64930A97" wp14:editId="278B9B85">
             <wp:extent cx="6111682" cy="1109609"/>
             <wp:effectExtent l="0" t="0" r="0" b="0"/>
@@ -5070,7 +4728,7 @@
                     <pic:cNvPicPr/>
                   </pic:nvPicPr>
                   <pic:blipFill>
-                    <a:blip r:embed="rId28" cstate="print">
+                    <a:blip r:embed="rId31" cstate="print">
                       <a:extLst>
                         <a:ext uri="{28A0092B-C50C-407E-A947-70E740481C1C}">
                           <a14:useLocalDpi xmlns:a14="http://schemas.microsoft.com/office/drawing/2010/main" val="0"/>
@@ -5202,6 +4860,14 @@
           <w:sz w:val="28"/>
           <w:szCs w:val="28"/>
         </w:rPr>
+        <w:t xml:space="preserve">№10 </w:t>
+      </w:r>
+      <w:r>
+        <w:rPr>
+          <w:iCs/>
+          <w:sz w:val="28"/>
+          <w:szCs w:val="28"/>
+        </w:rPr>
         <w:t>“</w:t>
       </w:r>
       <w:r>
@@ -5235,6 +4901,22 @@
           <w:szCs w:val="28"/>
         </w:rPr>
         <w:t xml:space="preserve"> и </w:t>
+      </w:r>
+      <w:r>
+        <w:rPr>
+          <w:iCs/>
+          <w:sz w:val="28"/>
+          <w:szCs w:val="28"/>
+        </w:rPr>
+        <w:t>№16</w:t>
+      </w:r>
+      <w:r>
+        <w:rPr>
+          <w:iCs/>
+          <w:sz w:val="28"/>
+          <w:szCs w:val="28"/>
+        </w:rPr>
+        <w:t xml:space="preserve"> </w:t>
       </w:r>
       <w:r>
         <w:rPr>
@@ -5302,7 +4984,6 @@
           <w:sz w:val="28"/>
           <w:szCs w:val="28"/>
         </w:rPr>
-        <w:lastRenderedPageBreak/>
         <w:drawing>
           <wp:inline distT="0" distB="0" distL="0" distR="0" wp14:anchorId="3B788374" wp14:editId="73DAEF11">
             <wp:extent cx="6112545" cy="1294544"/>
@@ -5319,7 +5000,7 @@
                     <pic:cNvPicPr/>
                   </pic:nvPicPr>
                   <pic:blipFill>
-                    <a:blip r:embed="rId29">
+                    <a:blip r:embed="rId32">
                       <a:extLst>
                         <a:ext uri="{28A0092B-C50C-407E-A947-70E740481C1C}">
                           <a14:useLocalDpi xmlns:a14="http://schemas.microsoft.com/office/drawing/2010/main" val="0"/>
@@ -5471,7 +5152,7 @@
                     <pic:cNvPicPr/>
                   </pic:nvPicPr>
                   <pic:blipFill>
-                    <a:blip r:embed="rId30">
+                    <a:blip r:embed="rId33">
                       <a:extLst>
                         <a:ext uri="{28A0092B-C50C-407E-A947-70E740481C1C}">
                           <a14:useLocalDpi xmlns:a14="http://schemas.microsoft.com/office/drawing/2010/main" val="0"/>
@@ -5516,151 +5197,7 @@
           <w:sz w:val="28"/>
           <w:szCs w:val="28"/>
         </w:rPr>
-        <w:t xml:space="preserve">В результате дата завершения </w:t>
-      </w:r>
-      <w:r>
-        <w:rPr>
-          <w:iCs/>
-          <w:sz w:val="28"/>
-          <w:szCs w:val="28"/>
-        </w:rPr>
-        <w:t xml:space="preserve">задачи </w:t>
-      </w:r>
-      <w:r>
-        <w:rPr>
-          <w:iCs/>
-          <w:sz w:val="28"/>
-          <w:szCs w:val="28"/>
-        </w:rPr>
-        <w:t>“</w:t>
-      </w:r>
-      <w:r>
-        <w:rPr>
-          <w:iCs/>
-          <w:sz w:val="28"/>
-          <w:szCs w:val="28"/>
-        </w:rPr>
-        <w:t>Программирование средств обработки базы объектов</w:t>
-      </w:r>
-      <w:r>
-        <w:rPr>
-          <w:iCs/>
-          <w:sz w:val="28"/>
-          <w:szCs w:val="28"/>
-        </w:rPr>
-        <w:t>”</w:t>
-      </w:r>
-      <w:r>
-        <w:rPr>
-          <w:iCs/>
-          <w:sz w:val="28"/>
-          <w:szCs w:val="28"/>
-        </w:rPr>
-        <w:t xml:space="preserve"> изменилась с </w:t>
-      </w:r>
-      <w:r>
-        <w:rPr>
-          <w:iCs/>
-          <w:sz w:val="28"/>
-          <w:szCs w:val="28"/>
-        </w:rPr>
-        <w:t xml:space="preserve">21.04.26 </w:t>
-      </w:r>
-      <w:r>
-        <w:rPr>
-          <w:iCs/>
-          <w:sz w:val="28"/>
-          <w:szCs w:val="28"/>
-        </w:rPr>
-        <w:t xml:space="preserve">на </w:t>
-      </w:r>
-      <w:r>
-        <w:rPr>
-          <w:iCs/>
-          <w:sz w:val="28"/>
-          <w:szCs w:val="28"/>
-        </w:rPr>
-        <w:t xml:space="preserve">22.04.26, </w:t>
-      </w:r>
-      <w:r>
-        <w:rPr>
-          <w:iCs/>
-          <w:sz w:val="28"/>
-          <w:szCs w:val="28"/>
-        </w:rPr>
-        <w:t xml:space="preserve">а задачи </w:t>
-      </w:r>
-      <w:r>
-        <w:rPr>
-          <w:iCs/>
-          <w:sz w:val="28"/>
-          <w:szCs w:val="28"/>
-        </w:rPr>
-        <w:t>“</w:t>
-      </w:r>
-      <w:r>
-        <w:rPr>
-          <w:iCs/>
-          <w:sz w:val="28"/>
-          <w:szCs w:val="28"/>
-        </w:rPr>
-        <w:t>Построение базы объектов</w:t>
-      </w:r>
-      <w:r>
-        <w:rPr>
-          <w:iCs/>
-          <w:sz w:val="28"/>
-          <w:szCs w:val="28"/>
-        </w:rPr>
-        <w:t>”</w:t>
-      </w:r>
-      <w:r>
-        <w:rPr>
-          <w:iCs/>
-          <w:sz w:val="28"/>
-          <w:szCs w:val="28"/>
-        </w:rPr>
-        <w:t xml:space="preserve"> – с </w:t>
-      </w:r>
-      <w:r>
-        <w:rPr>
-          <w:iCs/>
-          <w:sz w:val="28"/>
-          <w:szCs w:val="28"/>
-        </w:rPr>
-        <w:t xml:space="preserve">17.07.26 </w:t>
-      </w:r>
-      <w:r>
-        <w:rPr>
-          <w:iCs/>
-          <w:sz w:val="28"/>
-          <w:szCs w:val="28"/>
-        </w:rPr>
-        <w:t>на 20</w:t>
-      </w:r>
-      <w:r>
-        <w:rPr>
-          <w:iCs/>
-          <w:sz w:val="28"/>
-          <w:szCs w:val="28"/>
-        </w:rPr>
-        <w:t>.07.26.</w:t>
-      </w:r>
-      <w:r>
-        <w:rPr>
-          <w:iCs/>
-          <w:sz w:val="28"/>
-          <w:szCs w:val="28"/>
-        </w:rPr>
-        <w:t xml:space="preserve"> </w:t>
-      </w:r>
-      <w:r>
-        <w:rPr>
-          <w:iCs/>
-          <w:sz w:val="28"/>
-          <w:szCs w:val="28"/>
-        </w:rPr>
-        <w:t>Затраты проекта выросли до 49581</w:t>
+        <w:t>Результат</w:t>
       </w:r>
       <w:r>
         <w:rPr>
@@ -5669,43 +5206,7 @@
           <w:szCs w:val="28"/>
           <w:lang w:val="en-US"/>
         </w:rPr>
-        <w:t>,</w:t>
-      </w:r>
-      <w:r>
-        <w:rPr>
-          <w:iCs/>
-          <w:sz w:val="28"/>
-          <w:szCs w:val="28"/>
-          <w:lang w:val="en-US"/>
-        </w:rPr>
-        <w:t>21</w:t>
-      </w:r>
-      <w:r>
-        <w:rPr>
-          <w:iCs/>
-          <w:sz w:val="28"/>
-          <w:szCs w:val="28"/>
-        </w:rPr>
-        <w:t xml:space="preserve"> </w:t>
-      </w:r>
-      <w:proofErr w:type="spellStart"/>
-      <w:r>
-        <w:rPr>
-          <w:iCs/>
-          <w:sz w:val="28"/>
-          <w:szCs w:val="28"/>
-        </w:rPr>
-        <w:t>руб</w:t>
-      </w:r>
-      <w:proofErr w:type="spellEnd"/>
-      <w:r>
-        <w:rPr>
-          <w:iCs/>
-          <w:sz w:val="28"/>
-          <w:szCs w:val="28"/>
-          <w:lang w:val="en-US"/>
-        </w:rPr>
-        <w:t>.</w:t>
+        <w:t>:</w:t>
       </w:r>
     </w:p>
     <w:p>
@@ -5726,7 +5227,7 @@
           <w:szCs w:val="28"/>
         </w:rPr>
         <w:drawing>
-          <wp:inline distT="0" distB="0" distL="0" distR="0" wp14:anchorId="284FCEB5" wp14:editId="090F4FF8">
+          <wp:inline distT="0" distB="0" distL="0" distR="0" wp14:anchorId="0127C44F" wp14:editId="643015C3">
             <wp:extent cx="6119495" cy="502920"/>
             <wp:effectExtent l="0" t="0" r="1905" b="5080"/>
             <wp:docPr id="45" name="Рисунок 45"/>
@@ -5741,7 +5242,7 @@
                     <pic:cNvPicPr/>
                   </pic:nvPicPr>
                   <pic:blipFill>
-                    <a:blip r:embed="rId31" cstate="print">
+                    <a:blip r:embed="rId34" cstate="print">
                       <a:extLst>
                         <a:ext uri="{28A0092B-C50C-407E-A947-70E740481C1C}">
                           <a14:useLocalDpi xmlns:a14="http://schemas.microsoft.com/office/drawing/2010/main" val="0"/>
@@ -5785,6 +5286,818 @@
           <w:sz w:val="28"/>
           <w:szCs w:val="28"/>
         </w:rPr>
+        <w:t xml:space="preserve">Дата </w:t>
+      </w:r>
+      <w:r>
+        <w:rPr>
+          <w:iCs/>
+          <w:sz w:val="28"/>
+          <w:szCs w:val="28"/>
+        </w:rPr>
+        <w:t xml:space="preserve">завершения </w:t>
+      </w:r>
+      <w:r>
+        <w:rPr>
+          <w:iCs/>
+          <w:sz w:val="28"/>
+          <w:szCs w:val="28"/>
+        </w:rPr>
+        <w:t>п</w:t>
+      </w:r>
+      <w:r>
+        <w:rPr>
+          <w:iCs/>
+          <w:sz w:val="28"/>
+          <w:szCs w:val="28"/>
+        </w:rPr>
+        <w:t>од</w:t>
+      </w:r>
+      <w:r>
+        <w:rPr>
+          <w:iCs/>
+          <w:sz w:val="28"/>
+          <w:szCs w:val="28"/>
+        </w:rPr>
+        <w:t xml:space="preserve">задачи </w:t>
+      </w:r>
+      <w:r>
+        <w:rPr>
+          <w:iCs/>
+          <w:sz w:val="28"/>
+          <w:szCs w:val="28"/>
+        </w:rPr>
+        <w:t xml:space="preserve">№10 </w:t>
+      </w:r>
+      <w:r>
+        <w:rPr>
+          <w:iCs/>
+          <w:sz w:val="28"/>
+          <w:szCs w:val="28"/>
+        </w:rPr>
+        <w:t>“</w:t>
+      </w:r>
+      <w:r>
+        <w:rPr>
+          <w:iCs/>
+          <w:sz w:val="28"/>
+          <w:szCs w:val="28"/>
+        </w:rPr>
+        <w:t>Программирование средств обработки базы объектов</w:t>
+      </w:r>
+      <w:r>
+        <w:rPr>
+          <w:iCs/>
+          <w:sz w:val="28"/>
+          <w:szCs w:val="28"/>
+        </w:rPr>
+        <w:t>”</w:t>
+      </w:r>
+      <w:r>
+        <w:rPr>
+          <w:iCs/>
+          <w:sz w:val="28"/>
+          <w:szCs w:val="28"/>
+        </w:rPr>
+        <w:t xml:space="preserve"> изменилась с </w:t>
+      </w:r>
+      <w:r>
+        <w:rPr>
+          <w:iCs/>
+          <w:sz w:val="28"/>
+          <w:szCs w:val="28"/>
+        </w:rPr>
+        <w:t xml:space="preserve">21.04.26 </w:t>
+      </w:r>
+      <w:r>
+        <w:rPr>
+          <w:iCs/>
+          <w:sz w:val="28"/>
+          <w:szCs w:val="28"/>
+        </w:rPr>
+        <w:t xml:space="preserve">на </w:t>
+      </w:r>
+      <w:r>
+        <w:rPr>
+          <w:iCs/>
+          <w:sz w:val="28"/>
+          <w:szCs w:val="28"/>
+        </w:rPr>
+        <w:t>22.04.26</w:t>
+      </w:r>
+      <w:r>
+        <w:rPr>
+          <w:iCs/>
+          <w:sz w:val="28"/>
+          <w:szCs w:val="28"/>
+        </w:rPr>
+        <w:t xml:space="preserve">. </w:t>
+      </w:r>
+      <w:r>
+        <w:rPr>
+          <w:iCs/>
+          <w:sz w:val="28"/>
+          <w:szCs w:val="28"/>
+          <w:u w:val="single"/>
+        </w:rPr>
+        <w:t>Дата завершения</w:t>
+      </w:r>
+      <w:r>
+        <w:rPr>
+          <w:iCs/>
+          <w:sz w:val="28"/>
+          <w:szCs w:val="28"/>
+          <w:u w:val="single"/>
+        </w:rPr>
+        <w:t xml:space="preserve"> </w:t>
+      </w:r>
+      <w:r>
+        <w:rPr>
+          <w:iCs/>
+          <w:sz w:val="28"/>
+          <w:szCs w:val="28"/>
+          <w:u w:val="single"/>
+        </w:rPr>
+        <w:t xml:space="preserve">всей </w:t>
+      </w:r>
+      <w:r>
+        <w:rPr>
+          <w:iCs/>
+          <w:sz w:val="28"/>
+          <w:szCs w:val="28"/>
+          <w:u w:val="single"/>
+        </w:rPr>
+        <w:t xml:space="preserve">задачи </w:t>
+      </w:r>
+      <w:r>
+        <w:rPr>
+          <w:iCs/>
+          <w:sz w:val="28"/>
+          <w:szCs w:val="28"/>
+          <w:u w:val="single"/>
+        </w:rPr>
+        <w:t>№</w:t>
+      </w:r>
+      <w:r>
+        <w:rPr>
+          <w:iCs/>
+          <w:sz w:val="28"/>
+          <w:szCs w:val="28"/>
+          <w:u w:val="single"/>
+        </w:rPr>
+        <w:t>8</w:t>
+      </w:r>
+      <w:r>
+        <w:rPr>
+          <w:iCs/>
+          <w:sz w:val="28"/>
+          <w:szCs w:val="28"/>
+          <w:u w:val="single"/>
+        </w:rPr>
+        <w:t xml:space="preserve"> </w:t>
+      </w:r>
+      <w:r>
+        <w:rPr>
+          <w:iCs/>
+          <w:sz w:val="28"/>
+          <w:szCs w:val="28"/>
+          <w:u w:val="single"/>
+        </w:rPr>
+        <w:t xml:space="preserve">“Построение базы объектов” </w:t>
+      </w:r>
+      <w:r>
+        <w:rPr>
+          <w:iCs/>
+          <w:sz w:val="28"/>
+          <w:szCs w:val="28"/>
+          <w:u w:val="single"/>
+        </w:rPr>
+        <w:t>изменилась</w:t>
+      </w:r>
+      <w:r>
+        <w:rPr>
+          <w:iCs/>
+          <w:sz w:val="28"/>
+          <w:szCs w:val="28"/>
+          <w:u w:val="single"/>
+        </w:rPr>
+        <w:t xml:space="preserve"> с 17.07.26 на 20.07.26</w:t>
+      </w:r>
+      <w:r>
+        <w:rPr>
+          <w:iCs/>
+          <w:sz w:val="28"/>
+          <w:szCs w:val="28"/>
+          <w:u w:val="single"/>
+        </w:rPr>
+        <w:t xml:space="preserve">, затраты </w:t>
+      </w:r>
+      <w:r>
+        <w:rPr>
+          <w:iCs/>
+          <w:sz w:val="28"/>
+          <w:szCs w:val="28"/>
+          <w:u w:val="single"/>
+        </w:rPr>
+        <w:t xml:space="preserve">задачи </w:t>
+      </w:r>
+      <w:r>
+        <w:rPr>
+          <w:iCs/>
+          <w:sz w:val="28"/>
+          <w:szCs w:val="28"/>
+          <w:u w:val="single"/>
+        </w:rPr>
+        <w:t xml:space="preserve">увеличились с 15157,64 руб. </w:t>
+      </w:r>
+      <w:r>
+        <w:rPr>
+          <w:iCs/>
+          <w:sz w:val="28"/>
+          <w:szCs w:val="28"/>
+          <w:u w:val="single"/>
+        </w:rPr>
+        <w:t>д</w:t>
+      </w:r>
+      <w:r>
+        <w:rPr>
+          <w:iCs/>
+          <w:sz w:val="28"/>
+          <w:szCs w:val="28"/>
+          <w:u w:val="single"/>
+        </w:rPr>
+        <w:t>о 15291,64 руб. из-за аренды сервера.</w:t>
+      </w:r>
+      <w:r>
+        <w:rPr>
+          <w:iCs/>
+          <w:sz w:val="28"/>
+          <w:szCs w:val="28"/>
+        </w:rPr>
+        <w:t xml:space="preserve"> </w:t>
+      </w:r>
+    </w:p>
+    <w:p>
+      <w:pPr>
+        <w:spacing w:line="360" w:lineRule="auto"/>
+        <w:ind w:firstLine="708"/>
+        <w:jc w:val="both"/>
+        <w:rPr>
+          <w:iCs/>
+          <w:sz w:val="28"/>
+          <w:szCs w:val="28"/>
+        </w:rPr>
+      </w:pPr>
+      <w:r>
+        <w:rPr>
+          <w:iCs/>
+          <w:sz w:val="28"/>
+          <w:szCs w:val="28"/>
+        </w:rPr>
+        <w:t xml:space="preserve">Дата завершения </w:t>
+      </w:r>
+      <w:r>
+        <w:rPr>
+          <w:iCs/>
+          <w:sz w:val="28"/>
+          <w:szCs w:val="28"/>
+        </w:rPr>
+        <w:t>п</w:t>
+      </w:r>
+      <w:r>
+        <w:rPr>
+          <w:iCs/>
+          <w:sz w:val="28"/>
+          <w:szCs w:val="28"/>
+        </w:rPr>
+        <w:t>одзадачи №1</w:t>
+      </w:r>
+      <w:r>
+        <w:rPr>
+          <w:iCs/>
+          <w:sz w:val="28"/>
+          <w:szCs w:val="28"/>
+        </w:rPr>
+        <w:t>5</w:t>
+      </w:r>
+      <w:r>
+        <w:rPr>
+          <w:iCs/>
+          <w:sz w:val="28"/>
+          <w:szCs w:val="28"/>
+        </w:rPr>
+        <w:t xml:space="preserve"> </w:t>
+      </w:r>
+      <w:r>
+        <w:rPr>
+          <w:iCs/>
+          <w:sz w:val="28"/>
+          <w:szCs w:val="28"/>
+        </w:rPr>
+        <w:t>“</w:t>
+      </w:r>
+      <w:r>
+        <w:rPr>
+          <w:iCs/>
+          <w:sz w:val="28"/>
+          <w:szCs w:val="28"/>
+        </w:rPr>
+        <w:t>Тестирование модели ядра</w:t>
+      </w:r>
+      <w:r>
+        <w:rPr>
+          <w:iCs/>
+          <w:sz w:val="28"/>
+          <w:szCs w:val="28"/>
+        </w:rPr>
+        <w:t>”</w:t>
+      </w:r>
+      <w:r>
+        <w:rPr>
+          <w:iCs/>
+          <w:sz w:val="28"/>
+          <w:szCs w:val="28"/>
+        </w:rPr>
+        <w:t xml:space="preserve"> </w:t>
+      </w:r>
+      <w:r>
+        <w:rPr>
+          <w:iCs/>
+          <w:sz w:val="28"/>
+          <w:szCs w:val="28"/>
+        </w:rPr>
+        <w:t>не изменилась</w:t>
+      </w:r>
+      <w:r>
+        <w:rPr>
+          <w:iCs/>
+          <w:sz w:val="28"/>
+          <w:szCs w:val="28"/>
+        </w:rPr>
+        <w:t xml:space="preserve">. </w:t>
+      </w:r>
+      <w:r>
+        <w:rPr>
+          <w:iCs/>
+          <w:sz w:val="28"/>
+          <w:szCs w:val="28"/>
+          <w:u w:val="single"/>
+        </w:rPr>
+        <w:t>Дата завершения всей задачи №</w:t>
+      </w:r>
+      <w:r>
+        <w:rPr>
+          <w:iCs/>
+          <w:sz w:val="28"/>
+          <w:szCs w:val="28"/>
+          <w:u w:val="single"/>
+        </w:rPr>
+        <w:t>12</w:t>
+      </w:r>
+      <w:r>
+        <w:rPr>
+          <w:iCs/>
+          <w:sz w:val="28"/>
+          <w:szCs w:val="28"/>
+          <w:u w:val="single"/>
+        </w:rPr>
+        <w:t xml:space="preserve"> “</w:t>
+      </w:r>
+      <w:r>
+        <w:rPr>
+          <w:iCs/>
+          <w:sz w:val="28"/>
+          <w:szCs w:val="28"/>
+          <w:u w:val="single"/>
+        </w:rPr>
+        <w:t xml:space="preserve">Создание ядра </w:t>
+      </w:r>
+      <w:r>
+        <w:rPr>
+          <w:iCs/>
+          <w:sz w:val="28"/>
+          <w:szCs w:val="28"/>
+          <w:u w:val="single"/>
+          <w:lang w:val="en-US"/>
+        </w:rPr>
+        <w:t>GIS</w:t>
+      </w:r>
+      <w:r>
+        <w:rPr>
+          <w:iCs/>
+          <w:sz w:val="28"/>
+          <w:szCs w:val="28"/>
+          <w:u w:val="single"/>
+        </w:rPr>
+        <w:t xml:space="preserve">” </w:t>
+      </w:r>
+      <w:r>
+        <w:rPr>
+          <w:iCs/>
+          <w:sz w:val="28"/>
+          <w:szCs w:val="28"/>
+          <w:u w:val="single"/>
+        </w:rPr>
+        <w:t xml:space="preserve">не </w:t>
+      </w:r>
+      <w:r>
+        <w:rPr>
+          <w:iCs/>
+          <w:sz w:val="28"/>
+          <w:szCs w:val="28"/>
+          <w:u w:val="single"/>
+        </w:rPr>
+        <w:lastRenderedPageBreak/>
+        <w:t xml:space="preserve">изменилась, затраты задачи увеличились с </w:t>
+      </w:r>
+      <w:r>
+        <w:rPr>
+          <w:iCs/>
+          <w:sz w:val="28"/>
+          <w:szCs w:val="28"/>
+          <w:u w:val="single"/>
+        </w:rPr>
+        <w:t>18098</w:t>
+      </w:r>
+      <w:r>
+        <w:rPr>
+          <w:iCs/>
+          <w:sz w:val="28"/>
+          <w:szCs w:val="28"/>
+          <w:u w:val="single"/>
+        </w:rPr>
+        <w:t>,</w:t>
+      </w:r>
+      <w:r>
+        <w:rPr>
+          <w:iCs/>
+          <w:sz w:val="28"/>
+          <w:szCs w:val="28"/>
+          <w:u w:val="single"/>
+        </w:rPr>
+        <w:t>29</w:t>
+      </w:r>
+      <w:r>
+        <w:rPr>
+          <w:iCs/>
+          <w:sz w:val="28"/>
+          <w:szCs w:val="28"/>
+          <w:u w:val="single"/>
+        </w:rPr>
+        <w:t xml:space="preserve"> руб. до </w:t>
+      </w:r>
+      <w:r>
+        <w:rPr>
+          <w:iCs/>
+          <w:sz w:val="28"/>
+          <w:szCs w:val="28"/>
+          <w:u w:val="single"/>
+        </w:rPr>
+        <w:t xml:space="preserve">18898,29 </w:t>
+      </w:r>
+      <w:r>
+        <w:rPr>
+          <w:iCs/>
+          <w:sz w:val="28"/>
+          <w:szCs w:val="28"/>
+          <w:u w:val="single"/>
+        </w:rPr>
+        <w:t>руб. из-за</w:t>
+      </w:r>
+      <w:r>
+        <w:rPr>
+          <w:iCs/>
+          <w:sz w:val="28"/>
+          <w:szCs w:val="28"/>
+          <w:u w:val="single"/>
+        </w:rPr>
+        <w:t xml:space="preserve"> покупки спец</w:t>
+      </w:r>
+      <w:r>
+        <w:rPr>
+          <w:iCs/>
+          <w:sz w:val="28"/>
+          <w:szCs w:val="28"/>
+          <w:u w:val="single"/>
+        </w:rPr>
+        <w:t>.</w:t>
+      </w:r>
+      <w:r>
+        <w:rPr>
+          <w:iCs/>
+          <w:sz w:val="28"/>
+          <w:szCs w:val="28"/>
+          <w:u w:val="single"/>
+        </w:rPr>
+        <w:t xml:space="preserve"> ПО</w:t>
+      </w:r>
+      <w:r>
+        <w:rPr>
+          <w:iCs/>
+          <w:sz w:val="28"/>
+          <w:szCs w:val="28"/>
+          <w:u w:val="single"/>
+          <w:lang w:val="en-US"/>
+        </w:rPr>
+        <w:t>.</w:t>
+      </w:r>
+      <w:r>
+        <w:rPr>
+          <w:iCs/>
+          <w:sz w:val="28"/>
+          <w:szCs w:val="28"/>
+        </w:rPr>
+        <w:t xml:space="preserve"> </w:t>
+      </w:r>
+    </w:p>
+    <w:p>
+      <w:pPr>
+        <w:spacing w:line="360" w:lineRule="auto"/>
+        <w:ind w:firstLine="708"/>
+        <w:jc w:val="both"/>
+        <w:rPr>
+          <w:b/>
+          <w:bCs/>
+          <w:iCs/>
+          <w:sz w:val="28"/>
+          <w:szCs w:val="28"/>
+        </w:rPr>
+      </w:pPr>
+      <w:r>
+        <w:rPr>
+          <w:b/>
+          <w:bCs/>
+          <w:iCs/>
+          <w:sz w:val="28"/>
+          <w:szCs w:val="28"/>
+        </w:rPr>
+        <w:t>Общие з</w:t>
+      </w:r>
+      <w:r>
+        <w:rPr>
+          <w:b/>
+          <w:bCs/>
+          <w:iCs/>
+          <w:sz w:val="28"/>
+          <w:szCs w:val="28"/>
+        </w:rPr>
+        <w:t>атраты проекта выросли до 49581</w:t>
+      </w:r>
+      <w:r>
+        <w:rPr>
+          <w:b/>
+          <w:bCs/>
+          <w:iCs/>
+          <w:sz w:val="28"/>
+          <w:szCs w:val="28"/>
+        </w:rPr>
+        <w:t>,</w:t>
+      </w:r>
+      <w:r>
+        <w:rPr>
+          <w:b/>
+          <w:bCs/>
+          <w:iCs/>
+          <w:sz w:val="28"/>
+          <w:szCs w:val="28"/>
+        </w:rPr>
+        <w:t>21</w:t>
+      </w:r>
+      <w:r>
+        <w:rPr>
+          <w:b/>
+          <w:bCs/>
+          <w:iCs/>
+          <w:sz w:val="28"/>
+          <w:szCs w:val="28"/>
+        </w:rPr>
+        <w:t xml:space="preserve"> </w:t>
+      </w:r>
+      <w:r>
+        <w:rPr>
+          <w:b/>
+          <w:bCs/>
+          <w:iCs/>
+          <w:sz w:val="28"/>
+          <w:szCs w:val="28"/>
+        </w:rPr>
+        <w:t>руб.</w:t>
+      </w:r>
+      <w:r>
+        <w:rPr>
+          <w:b/>
+          <w:bCs/>
+          <w:iCs/>
+          <w:sz w:val="28"/>
+          <w:szCs w:val="28"/>
+        </w:rPr>
+        <w:t xml:space="preserve"> Длительность проекта увеличилась на 0.</w:t>
+      </w:r>
+      <w:r>
+        <w:rPr>
+          <w:b/>
+          <w:bCs/>
+          <w:iCs/>
+          <w:sz w:val="28"/>
+          <w:szCs w:val="28"/>
+        </w:rPr>
+        <w:t>0</w:t>
+      </w:r>
+      <w:r>
+        <w:rPr>
+          <w:b/>
+          <w:bCs/>
+          <w:iCs/>
+          <w:sz w:val="28"/>
+          <w:szCs w:val="28"/>
+        </w:rPr>
+        <w:t xml:space="preserve">6 дня. Трудозатраты увеличились на 167 </w:t>
+      </w:r>
+      <w:proofErr w:type="spellStart"/>
+      <w:r>
+        <w:rPr>
+          <w:b/>
+          <w:bCs/>
+          <w:iCs/>
+          <w:sz w:val="28"/>
+          <w:szCs w:val="28"/>
+        </w:rPr>
+        <w:t>чч</w:t>
+      </w:r>
+      <w:proofErr w:type="spellEnd"/>
+      <w:r>
+        <w:rPr>
+          <w:b/>
+          <w:bCs/>
+          <w:iCs/>
+          <w:sz w:val="28"/>
+          <w:szCs w:val="28"/>
+        </w:rPr>
+        <w:t>.</w:t>
+      </w:r>
+    </w:p>
+    <w:p>
+      <w:pPr>
+        <w:spacing w:line="360" w:lineRule="auto"/>
+        <w:ind w:firstLine="708"/>
+        <w:jc w:val="both"/>
+        <w:rPr>
+          <w:iCs/>
+          <w:sz w:val="28"/>
+          <w:szCs w:val="28"/>
+          <w:u w:val="single"/>
+          <w:lang w:val="en-US"/>
+        </w:rPr>
+      </w:pPr>
+      <w:r>
+        <w:rPr>
+          <w:iCs/>
+          <w:sz w:val="28"/>
+          <w:szCs w:val="28"/>
+          <w:u w:val="single"/>
+          <w:lang w:val="en-US"/>
+        </w:rPr>
+        <w:drawing>
+          <wp:inline distT="0" distB="0" distL="0" distR="0" wp14:anchorId="40EDEE99" wp14:editId="02E72C91">
+            <wp:extent cx="5816600" cy="3644900"/>
+            <wp:effectExtent l="0" t="0" r="0" b="0"/>
+            <wp:docPr id="47" name="Рисунок 47"/>
+            <wp:cNvGraphicFramePr>
+              <a:graphicFrameLocks xmlns:a="http://schemas.openxmlformats.org/drawingml/2006/main" noChangeAspect="1"/>
+            </wp:cNvGraphicFramePr>
+            <a:graphic xmlns:a="http://schemas.openxmlformats.org/drawingml/2006/main">
+              <a:graphicData uri="http://schemas.openxmlformats.org/drawingml/2006/picture">
+                <pic:pic xmlns:pic="http://schemas.openxmlformats.org/drawingml/2006/picture">
+                  <pic:nvPicPr>
+                    <pic:cNvPr id="1" name=""/>
+                    <pic:cNvPicPr/>
+                  </pic:nvPicPr>
+                  <pic:blipFill>
+                    <a:blip r:embed="rId35"/>
+                    <a:stretch>
+                      <a:fillRect/>
+                    </a:stretch>
+                  </pic:blipFill>
+                  <pic:spPr>
+                    <a:xfrm>
+                      <a:off x="0" y="0"/>
+                      <a:ext cx="5816600" cy="3644900"/>
+                    </a:xfrm>
+                    <a:prstGeom prst="rect">
+                      <a:avLst/>
+                    </a:prstGeom>
+                  </pic:spPr>
+                </pic:pic>
+              </a:graphicData>
+            </a:graphic>
+          </wp:inline>
+        </w:drawing>
+      </w:r>
+    </w:p>
+    <w:p>
+      <w:pPr>
+        <w:pStyle w:val="a3"/>
+        <w:numPr>
+          <w:ilvl w:val="1"/>
+          <w:numId w:val="42"/>
+        </w:numPr>
+        <w:spacing w:line="360" w:lineRule="auto"/>
+        <w:rPr>
+          <w:b/>
+          <w:bCs/>
+          <w:iCs/>
+          <w:sz w:val="28"/>
+          <w:szCs w:val="28"/>
+        </w:rPr>
+      </w:pPr>
+      <w:r>
+        <w:rPr>
+          <w:b/>
+          <w:bCs/>
+          <w:iCs/>
+          <w:sz w:val="28"/>
+          <w:szCs w:val="28"/>
+        </w:rPr>
+        <w:t>Обно</w:t>
+      </w:r>
+      <w:r>
+        <w:rPr>
+          <w:b/>
+          <w:bCs/>
+          <w:iCs/>
+          <w:sz w:val="28"/>
+          <w:szCs w:val="28"/>
+        </w:rPr>
+        <w:t>в</w:t>
+      </w:r>
+      <w:r>
+        <w:rPr>
+          <w:b/>
+          <w:bCs/>
+          <w:iCs/>
+          <w:sz w:val="28"/>
+          <w:szCs w:val="28"/>
+        </w:rPr>
+        <w:t>ление</w:t>
+      </w:r>
+      <w:r>
+        <w:rPr>
+          <w:b/>
+          <w:bCs/>
+          <w:iCs/>
+          <w:sz w:val="28"/>
+          <w:szCs w:val="28"/>
+          <w:lang w:val="en-US"/>
+        </w:rPr>
+        <w:t xml:space="preserve"> </w:t>
+      </w:r>
+      <w:r>
+        <w:rPr>
+          <w:b/>
+          <w:bCs/>
+          <w:iCs/>
+          <w:sz w:val="28"/>
+          <w:szCs w:val="28"/>
+        </w:rPr>
+        <w:t>процента выполнения</w:t>
+      </w:r>
+      <w:r>
+        <w:rPr>
+          <w:b/>
+          <w:bCs/>
+          <w:iCs/>
+          <w:sz w:val="28"/>
+          <w:szCs w:val="28"/>
+        </w:rPr>
+        <w:t xml:space="preserve"> задачи №1</w:t>
+      </w:r>
+      <w:r>
+        <w:rPr>
+          <w:b/>
+          <w:bCs/>
+          <w:iCs/>
+          <w:sz w:val="28"/>
+          <w:szCs w:val="28"/>
+        </w:rPr>
+        <w:t>7</w:t>
+      </w:r>
+    </w:p>
+    <w:p>
+      <w:pPr>
+        <w:spacing w:line="360" w:lineRule="auto"/>
+        <w:ind w:firstLine="708"/>
+        <w:jc w:val="both"/>
+        <w:rPr>
+          <w:iCs/>
+          <w:sz w:val="28"/>
+          <w:szCs w:val="28"/>
+        </w:rPr>
+      </w:pPr>
+      <w:r>
+        <w:rPr>
+          <w:iCs/>
+          <w:sz w:val="28"/>
+          <w:szCs w:val="28"/>
+        </w:rPr>
         <w:t>Установлено</w:t>
       </w:r>
       <w:r>
@@ -5845,7 +6158,7 @@
                     <pic:cNvPicPr/>
                   </pic:nvPicPr>
                   <pic:blipFill>
-                    <a:blip r:embed="rId32" cstate="print">
+                    <a:blip r:embed="rId36" cstate="print">
                       <a:extLst>
                         <a:ext uri="{28A0092B-C50C-407E-A947-70E740481C1C}">
                           <a14:useLocalDpi xmlns:a14="http://schemas.microsoft.com/office/drawing/2010/main" val="0"/>
@@ -5874,10 +6187,49 @@
     </w:p>
     <w:p>
       <w:pPr>
+        <w:pStyle w:val="a3"/>
+        <w:numPr>
+          <w:ilvl w:val="1"/>
+          <w:numId w:val="42"/>
+        </w:numPr>
+        <w:spacing w:line="360" w:lineRule="auto"/>
+        <w:rPr>
+          <w:b/>
+          <w:bCs/>
+          <w:iCs/>
+          <w:sz w:val="28"/>
+          <w:szCs w:val="28"/>
+        </w:rPr>
+      </w:pPr>
+      <w:r>
+        <w:rPr>
+          <w:b/>
+          <w:bCs/>
+          <w:iCs/>
+          <w:sz w:val="28"/>
+          <w:szCs w:val="28"/>
+        </w:rPr>
+        <w:t>Обновление</w:t>
+      </w:r>
+      <w:r>
+        <w:rPr>
+          <w:b/>
+          <w:bCs/>
+          <w:iCs/>
+          <w:sz w:val="28"/>
+          <w:szCs w:val="28"/>
+        </w:rPr>
+        <w:t xml:space="preserve"> стоимости аренды сервера</w:t>
+      </w:r>
+    </w:p>
+    <w:p>
+      <w:pPr>
         <w:spacing w:line="360" w:lineRule="auto"/>
         <w:ind w:firstLine="708"/>
         <w:jc w:val="both"/>
         <w:rPr>
+          <w:b/>
+          <w:bCs/>
           <w:iCs/>
           <w:sz w:val="28"/>
           <w:szCs w:val="28"/>
@@ -5994,152 +6346,78 @@
           <w:sz w:val="28"/>
           <w:szCs w:val="28"/>
         </w:rPr>
-        <w:t xml:space="preserve"> Затраты на задачу </w:t>
-      </w:r>
-      <w:r>
-        <w:rPr>
-          <w:iCs/>
-          <w:sz w:val="28"/>
-          <w:szCs w:val="28"/>
-        </w:rPr>
-        <w:t>“</w:t>
-      </w:r>
-      <w:r>
-        <w:rPr>
-          <w:iCs/>
-          <w:sz w:val="28"/>
-          <w:szCs w:val="28"/>
-        </w:rPr>
-        <w:t>Построение базы объектов</w:t>
-      </w:r>
-      <w:r>
-        <w:rPr>
-          <w:iCs/>
-          <w:sz w:val="28"/>
-          <w:szCs w:val="28"/>
-        </w:rPr>
-        <w:t>” у</w:t>
-      </w:r>
-      <w:r>
-        <w:rPr>
-          <w:iCs/>
-          <w:sz w:val="28"/>
-          <w:szCs w:val="28"/>
-        </w:rPr>
-        <w:t xml:space="preserve">меньшилась с </w:t>
-      </w:r>
-      <w:r>
-        <w:rPr>
-          <w:iCs/>
-          <w:sz w:val="28"/>
-          <w:szCs w:val="28"/>
-        </w:rPr>
-        <w:t>15291</w:t>
-      </w:r>
-      <w:r>
-        <w:rPr>
-          <w:iCs/>
-          <w:sz w:val="28"/>
-          <w:szCs w:val="28"/>
-        </w:rPr>
-        <w:t xml:space="preserve"> руб</w:t>
-      </w:r>
-      <w:r>
-        <w:rPr>
-          <w:iCs/>
-          <w:sz w:val="28"/>
-          <w:szCs w:val="28"/>
-        </w:rPr>
-        <w:t xml:space="preserve">. </w:t>
-      </w:r>
-      <w:r>
-        <w:rPr>
-          <w:iCs/>
-          <w:sz w:val="28"/>
-          <w:szCs w:val="28"/>
-        </w:rPr>
-        <w:t xml:space="preserve">до </w:t>
-      </w:r>
-      <w:r>
-        <w:rPr>
-          <w:iCs/>
-          <w:sz w:val="28"/>
-          <w:szCs w:val="28"/>
-        </w:rPr>
-        <w:t>14806</w:t>
-      </w:r>
-      <w:r>
-        <w:rPr>
-          <w:iCs/>
-          <w:sz w:val="28"/>
-          <w:szCs w:val="28"/>
-        </w:rPr>
-        <w:t xml:space="preserve"> руб</w:t>
-      </w:r>
-      <w:r>
-        <w:rPr>
-          <w:iCs/>
-          <w:sz w:val="28"/>
-          <w:szCs w:val="28"/>
-        </w:rPr>
-        <w:t xml:space="preserve">. </w:t>
-      </w:r>
-      <w:r>
-        <w:rPr>
-          <w:iCs/>
-          <w:sz w:val="28"/>
-          <w:szCs w:val="28"/>
-        </w:rPr>
-        <w:t>–</w:t>
-      </w:r>
-      <w:r>
-        <w:rPr>
-          <w:iCs/>
-          <w:sz w:val="28"/>
-          <w:szCs w:val="28"/>
-        </w:rPr>
         <w:t xml:space="preserve"> </w:t>
       </w:r>
       <w:r>
         <w:rPr>
-          <w:iCs/>
-          <w:sz w:val="28"/>
-          <w:szCs w:val="28"/>
-        </w:rPr>
-        <w:t>затраты на сервер сократились на 485 рублей</w:t>
-      </w:r>
-      <w:r>
-        <w:rPr>
-          <w:iCs/>
-          <w:sz w:val="28"/>
-          <w:szCs w:val="28"/>
-        </w:rPr>
-        <w:t>.</w:t>
-      </w:r>
-    </w:p>
-    <w:p>
-      <w:pPr>
-        <w:spacing w:line="360" w:lineRule="auto"/>
-        <w:ind w:firstLine="360"/>
-        <w:jc w:val="both"/>
-        <w:rPr>
-          <w:iCs/>
-          <w:sz w:val="28"/>
-          <w:szCs w:val="28"/>
-        </w:rPr>
-      </w:pPr>
-    </w:p>
-    <w:p>
-      <w:pPr>
-        <w:spacing w:line="360" w:lineRule="auto"/>
-        <w:ind w:firstLine="360"/>
-        <w:jc w:val="both"/>
-        <w:rPr>
-          <w:iCs/>
-          <w:sz w:val="28"/>
-          <w:szCs w:val="28"/>
-        </w:rPr>
-      </w:pPr>
+          <w:b/>
+          <w:bCs/>
+          <w:iCs/>
+          <w:sz w:val="28"/>
+          <w:szCs w:val="28"/>
+        </w:rPr>
+        <w:t xml:space="preserve">Затраты на задачу </w:t>
+      </w:r>
+      <w:r>
+        <w:rPr>
+          <w:b/>
+          <w:bCs/>
+          <w:iCs/>
+          <w:sz w:val="28"/>
+          <w:szCs w:val="28"/>
+        </w:rPr>
+        <w:t xml:space="preserve">№8 </w:t>
+      </w:r>
+      <w:r>
+        <w:rPr>
+          <w:b/>
+          <w:bCs/>
+          <w:iCs/>
+          <w:sz w:val="28"/>
+          <w:szCs w:val="28"/>
+        </w:rPr>
+        <w:t xml:space="preserve">“Построение базы объектов” уменьшилась с </w:t>
+      </w:r>
+      <w:r>
+        <w:rPr>
+          <w:b/>
+          <w:bCs/>
+          <w:iCs/>
+          <w:sz w:val="28"/>
+          <w:szCs w:val="28"/>
+        </w:rPr>
+        <w:t>15291,64</w:t>
+      </w:r>
+      <w:r>
+        <w:rPr>
+          <w:b/>
+          <w:bCs/>
+          <w:iCs/>
+          <w:sz w:val="28"/>
+          <w:szCs w:val="28"/>
+        </w:rPr>
+        <w:t xml:space="preserve"> руб. до 14806</w:t>
+      </w:r>
+      <w:r>
+        <w:rPr>
+          <w:b/>
+          <w:bCs/>
+          <w:iCs/>
+          <w:sz w:val="28"/>
+          <w:szCs w:val="28"/>
+        </w:rPr>
+        <w:t>,27</w:t>
+      </w:r>
+      <w:r>
+        <w:rPr>
+          <w:b/>
+          <w:bCs/>
+          <w:iCs/>
+          <w:sz w:val="28"/>
+          <w:szCs w:val="28"/>
+        </w:rPr>
+        <w:t xml:space="preserve"> руб. – затраты на сервер сократились на 485 рублей.</w:t>
+      </w:r>
     </w:p>
     <w:p>
       <w:pPr>
@@ -6175,7 +6453,7 @@
                     <pic:cNvPicPr/>
                   </pic:nvPicPr>
                   <pic:blipFill>
-                    <a:blip r:embed="rId33" cstate="print">
+                    <a:blip r:embed="rId37" cstate="print">
                       <a:extLst>
                         <a:ext uri="{28A0092B-C50C-407E-A947-70E740481C1C}">
                           <a14:useLocalDpi xmlns:a14="http://schemas.microsoft.com/office/drawing/2010/main" val="0"/>
@@ -6208,210 +6486,22 @@
         <w:ind w:firstLine="708"/>
         <w:jc w:val="both"/>
         <w:rPr>
-          <w:iCs/>
-          <w:sz w:val="28"/>
-          <w:szCs w:val="28"/>
-        </w:rPr>
-      </w:pPr>
-      <w:r>
-        <w:rPr>
-          <w:iCs/>
-          <w:sz w:val="28"/>
-          <w:szCs w:val="28"/>
-        </w:rPr>
-        <w:t xml:space="preserve">Изменено значение человеко-часов на 160 для </w:t>
-      </w:r>
-      <w:r>
-        <w:rPr>
-          <w:iCs/>
-          <w:sz w:val="28"/>
-          <w:szCs w:val="28"/>
-        </w:rPr>
-        <w:t xml:space="preserve">выполнения </w:t>
-      </w:r>
-      <w:r>
-        <w:rPr>
-          <w:iCs/>
-          <w:sz w:val="28"/>
-          <w:szCs w:val="28"/>
-        </w:rPr>
-        <w:t xml:space="preserve">задачи №13 </w:t>
-      </w:r>
-      <w:r>
-        <w:rPr>
-          <w:iCs/>
-          <w:sz w:val="28"/>
-          <w:szCs w:val="28"/>
-        </w:rPr>
-        <w:t>“</w:t>
-      </w:r>
-      <w:r>
-        <w:rPr>
-          <w:iCs/>
-          <w:sz w:val="28"/>
-          <w:szCs w:val="28"/>
-        </w:rPr>
-        <w:t>Анализ и проектирование ядра</w:t>
-      </w:r>
-      <w:r>
-        <w:rPr>
-          <w:iCs/>
-          <w:sz w:val="28"/>
-          <w:szCs w:val="28"/>
-        </w:rPr>
-        <w:t xml:space="preserve">” </w:t>
-      </w:r>
-      <w:r>
-        <w:rPr>
-          <w:iCs/>
-          <w:sz w:val="28"/>
-          <w:szCs w:val="28"/>
-        </w:rPr>
-        <w:t>через столбц</w:t>
-      </w:r>
-      <w:r>
-        <w:rPr>
-          <w:iCs/>
-          <w:sz w:val="28"/>
-          <w:szCs w:val="28"/>
-        </w:rPr>
-        <w:t>ы</w:t>
-      </w:r>
-      <w:r>
-        <w:rPr>
-          <w:iCs/>
-          <w:sz w:val="28"/>
-          <w:szCs w:val="28"/>
-        </w:rPr>
-        <w:t xml:space="preserve"> </w:t>
-      </w:r>
-      <w:r>
-        <w:rPr>
-          <w:iCs/>
-          <w:sz w:val="28"/>
-          <w:szCs w:val="28"/>
-        </w:rPr>
-        <w:t>“</w:t>
-      </w:r>
-      <w:r>
-        <w:rPr>
-          <w:iCs/>
-          <w:sz w:val="28"/>
-          <w:szCs w:val="28"/>
-        </w:rPr>
-        <w:t>Фактические трудозатраты</w:t>
-      </w:r>
-      <w:r>
-        <w:rPr>
-          <w:iCs/>
-          <w:sz w:val="28"/>
-          <w:szCs w:val="28"/>
-        </w:rPr>
-        <w:t>”</w:t>
-      </w:r>
-      <w:r>
-        <w:rPr>
-          <w:iCs/>
-          <w:sz w:val="28"/>
-          <w:szCs w:val="28"/>
-        </w:rPr>
-        <w:t xml:space="preserve"> и </w:t>
-      </w:r>
-      <w:r>
-        <w:rPr>
-          <w:iCs/>
-          <w:sz w:val="28"/>
-          <w:szCs w:val="28"/>
-        </w:rPr>
-        <w:t>“</w:t>
-      </w:r>
-      <w:r>
-        <w:rPr>
-          <w:iCs/>
-          <w:sz w:val="28"/>
-          <w:szCs w:val="28"/>
-        </w:rPr>
-        <w:t>Оставшиеся трудозатраты</w:t>
-      </w:r>
-      <w:r>
-        <w:rPr>
-          <w:iCs/>
-          <w:sz w:val="28"/>
-          <w:szCs w:val="28"/>
-        </w:rPr>
-        <w:t>”</w:t>
-      </w:r>
-      <w:r>
-        <w:rPr>
-          <w:iCs/>
-          <w:sz w:val="28"/>
-          <w:szCs w:val="28"/>
-        </w:rPr>
-        <w:t>.</w:t>
-      </w:r>
-      <w:r>
-        <w:rPr>
-          <w:iCs/>
-          <w:sz w:val="28"/>
-          <w:szCs w:val="28"/>
-        </w:rPr>
-        <w:t xml:space="preserve"> С</w:t>
-      </w:r>
-      <w:r>
-        <w:rPr>
-          <w:iCs/>
-          <w:sz w:val="28"/>
-          <w:szCs w:val="28"/>
-        </w:rPr>
-        <w:t>ледовательно</w:t>
-      </w:r>
-      <w:r>
-        <w:rPr>
-          <w:iCs/>
-          <w:sz w:val="28"/>
-          <w:szCs w:val="28"/>
-        </w:rPr>
-        <w:t xml:space="preserve">, </w:t>
-      </w:r>
-      <w:r>
-        <w:rPr>
-          <w:iCs/>
-          <w:sz w:val="28"/>
-          <w:szCs w:val="28"/>
-        </w:rPr>
-        <w:t>дата завершения задачи №13 изменилась с 24</w:t>
-      </w:r>
-      <w:r>
-        <w:rPr>
-          <w:iCs/>
-          <w:sz w:val="28"/>
-          <w:szCs w:val="28"/>
-        </w:rPr>
-        <w:t xml:space="preserve">.03.26 </w:t>
-      </w:r>
-      <w:r>
-        <w:rPr>
-          <w:iCs/>
-          <w:sz w:val="28"/>
-          <w:szCs w:val="28"/>
-        </w:rPr>
-        <w:t xml:space="preserve">на </w:t>
-      </w:r>
-      <w:r>
-        <w:rPr>
-          <w:iCs/>
-          <w:sz w:val="28"/>
-          <w:szCs w:val="28"/>
-        </w:rPr>
-        <w:t>17.03.26</w:t>
-      </w:r>
-      <w:r>
-        <w:rPr>
-          <w:iCs/>
-          <w:sz w:val="28"/>
-          <w:szCs w:val="28"/>
-        </w:rPr>
-        <w:t>.</w:t>
+          <w:b/>
+          <w:bCs/>
+          <w:iCs/>
+          <w:sz w:val="28"/>
+          <w:szCs w:val="28"/>
+        </w:rPr>
+      </w:pPr>
+      <w:r>
+        <w:rPr>
+          <w:b/>
+          <w:bCs/>
+          <w:iCs/>
+          <w:sz w:val="28"/>
+          <w:szCs w:val="28"/>
+        </w:rPr>
+        <w:t>Общие затраты на проект сократились до 49095,84 руб.</w:t>
       </w:r>
     </w:p>
     <w:p>
@@ -6430,62 +6520,11 @@
           <w:sz w:val="28"/>
           <w:szCs w:val="28"/>
         </w:rPr>
-        <w:t>Задача №13 д</w:t>
-      </w:r>
-      <w:r>
-        <w:rPr>
-          <w:iCs/>
-          <w:sz w:val="28"/>
-          <w:szCs w:val="28"/>
-        </w:rPr>
-        <w:t>о</w:t>
-      </w:r>
-      <w:r>
-        <w:rPr>
-          <w:iCs/>
-          <w:sz w:val="28"/>
-          <w:szCs w:val="28"/>
-        </w:rPr>
-        <w:t xml:space="preserve"> </w:t>
-      </w:r>
-      <w:r>
-        <w:rPr>
-          <w:iCs/>
-          <w:sz w:val="28"/>
-          <w:szCs w:val="28"/>
-        </w:rPr>
-        <w:t>изменений</w:t>
-      </w:r>
-      <w:r>
-        <w:rPr>
-          <w:iCs/>
-          <w:sz w:val="28"/>
-          <w:szCs w:val="28"/>
-        </w:rPr>
-        <w:t>:</w:t>
-      </w:r>
-    </w:p>
-    <w:p>
-      <w:pPr>
-        <w:spacing w:line="360" w:lineRule="auto"/>
-        <w:rPr>
-          <w:iCs/>
-          <w:sz w:val="28"/>
-          <w:szCs w:val="28"/>
-        </w:rPr>
-      </w:pPr>
-      <w:r>
-        <w:rPr>
-          <w:iCs/>
-          <w:noProof/>
-          <w:sz w:val="28"/>
-          <w:szCs w:val="28"/>
-        </w:rPr>
         <w:drawing>
-          <wp:inline distT="0" distB="0" distL="0" distR="0" wp14:anchorId="73420991" wp14:editId="513863D5">
-            <wp:extent cx="5094514" cy="436657"/>
-            <wp:effectExtent l="0" t="0" r="0" b="0"/>
-            <wp:docPr id="11" name="Рисунок 11"/>
+          <wp:inline distT="0" distB="0" distL="0" distR="0" wp14:anchorId="0A085496" wp14:editId="2A8551B9">
+            <wp:extent cx="5815330" cy="731459"/>
+            <wp:effectExtent l="0" t="0" r="1270" b="5715"/>
+            <wp:docPr id="50" name="Рисунок 50"/>
             <wp:cNvGraphicFramePr>
               <a:graphicFrameLocks xmlns:a="http://schemas.openxmlformats.org/drawingml/2006/main" noChangeAspect="1"/>
             </wp:cNvGraphicFramePr>
@@ -6493,17 +6532,321 @@
               <a:graphicData uri="http://schemas.openxmlformats.org/drawingml/2006/picture">
                 <pic:pic xmlns:pic="http://schemas.openxmlformats.org/drawingml/2006/picture">
                   <pic:nvPicPr>
-                    <pic:cNvPr id="11" name="Рисунок 11"/>
+                    <pic:cNvPr id="1" name=""/>
+                    <pic:cNvPicPr/>
+                  </pic:nvPicPr>
+                  <pic:blipFill rotWithShape="1">
+                    <a:blip r:embed="rId38"/>
+                    <a:srcRect t="47518" b="32410"/>
+                    <a:stretch/>
+                  </pic:blipFill>
+                  <pic:spPr bwMode="auto">
+                    <a:xfrm>
+                      <a:off x="0" y="0"/>
+                      <a:ext cx="5816600" cy="731619"/>
+                    </a:xfrm>
+                    <a:prstGeom prst="rect">
+                      <a:avLst/>
+                    </a:prstGeom>
+                    <a:ln>
+                      <a:noFill/>
+                    </a:ln>
+                    <a:extLst>
+                      <a:ext uri="{53640926-AAD7-44D8-BBD7-CCE9431645EC}">
+                        <a14:shadowObscured xmlns:a14="http://schemas.microsoft.com/office/drawing/2010/main"/>
+                      </a:ext>
+                    </a:extLst>
+                  </pic:spPr>
+                </pic:pic>
+              </a:graphicData>
+            </a:graphic>
+          </wp:inline>
+        </w:drawing>
+      </w:r>
+    </w:p>
+    <w:p>
+      <w:pPr>
+        <w:pStyle w:val="a3"/>
+        <w:numPr>
+          <w:ilvl w:val="1"/>
+          <w:numId w:val="42"/>
+        </w:numPr>
+        <w:spacing w:line="360" w:lineRule="auto"/>
+        <w:rPr>
+          <w:b/>
+          <w:bCs/>
+          <w:iCs/>
+          <w:sz w:val="28"/>
+          <w:szCs w:val="28"/>
+        </w:rPr>
+      </w:pPr>
+      <w:r>
+        <w:rPr>
+          <w:b/>
+          <w:bCs/>
+          <w:iCs/>
+          <w:sz w:val="28"/>
+          <w:szCs w:val="28"/>
+        </w:rPr>
+        <w:t xml:space="preserve">Обновление </w:t>
+      </w:r>
+      <w:r>
+        <w:rPr>
+          <w:b/>
+          <w:bCs/>
+          <w:iCs/>
+          <w:sz w:val="28"/>
+          <w:szCs w:val="28"/>
+        </w:rPr>
+        <w:t>фактических трудозатрат задачи №13</w:t>
+      </w:r>
+    </w:p>
+    <w:p>
+      <w:pPr>
+        <w:spacing w:line="360" w:lineRule="auto"/>
+        <w:ind w:firstLine="708"/>
+        <w:jc w:val="both"/>
+        <w:rPr>
+          <w:iCs/>
+          <w:sz w:val="28"/>
+          <w:szCs w:val="28"/>
+        </w:rPr>
+      </w:pPr>
+      <w:r>
+        <w:rPr>
+          <w:iCs/>
+          <w:sz w:val="28"/>
+          <w:szCs w:val="28"/>
+        </w:rPr>
+        <w:t xml:space="preserve">Изменено значение человеко-часов на 160 для </w:t>
+      </w:r>
+      <w:r>
+        <w:rPr>
+          <w:iCs/>
+          <w:sz w:val="28"/>
+          <w:szCs w:val="28"/>
+        </w:rPr>
+        <w:t xml:space="preserve">выполнения </w:t>
+      </w:r>
+      <w:r>
+        <w:rPr>
+          <w:iCs/>
+          <w:sz w:val="28"/>
+          <w:szCs w:val="28"/>
+        </w:rPr>
+        <w:t xml:space="preserve">задачи №13 </w:t>
+      </w:r>
+      <w:r>
+        <w:rPr>
+          <w:iCs/>
+          <w:sz w:val="28"/>
+          <w:szCs w:val="28"/>
+        </w:rPr>
+        <w:t>“</w:t>
+      </w:r>
+      <w:r>
+        <w:rPr>
+          <w:iCs/>
+          <w:sz w:val="28"/>
+          <w:szCs w:val="28"/>
+        </w:rPr>
+        <w:t>Анализ и проектирование ядра</w:t>
+      </w:r>
+      <w:r>
+        <w:rPr>
+          <w:iCs/>
+          <w:sz w:val="28"/>
+          <w:szCs w:val="28"/>
+        </w:rPr>
+        <w:t xml:space="preserve">” </w:t>
+      </w:r>
+      <w:r>
+        <w:rPr>
+          <w:iCs/>
+          <w:sz w:val="28"/>
+          <w:szCs w:val="28"/>
+        </w:rPr>
+        <w:t>через столбц</w:t>
+      </w:r>
+      <w:r>
+        <w:rPr>
+          <w:iCs/>
+          <w:sz w:val="28"/>
+          <w:szCs w:val="28"/>
+        </w:rPr>
+        <w:t>ы</w:t>
+      </w:r>
+      <w:r>
+        <w:rPr>
+          <w:iCs/>
+          <w:sz w:val="28"/>
+          <w:szCs w:val="28"/>
+        </w:rPr>
+        <w:t xml:space="preserve"> </w:t>
+      </w:r>
+      <w:r>
+        <w:rPr>
+          <w:iCs/>
+          <w:sz w:val="28"/>
+          <w:szCs w:val="28"/>
+        </w:rPr>
+        <w:t>“</w:t>
+      </w:r>
+      <w:r>
+        <w:rPr>
+          <w:iCs/>
+          <w:sz w:val="28"/>
+          <w:szCs w:val="28"/>
+        </w:rPr>
+        <w:t>Фактические трудозатраты</w:t>
+      </w:r>
+      <w:r>
+        <w:rPr>
+          <w:iCs/>
+          <w:sz w:val="28"/>
+          <w:szCs w:val="28"/>
+        </w:rPr>
+        <w:t>”</w:t>
+      </w:r>
+      <w:r>
+        <w:rPr>
+          <w:iCs/>
+          <w:sz w:val="28"/>
+          <w:szCs w:val="28"/>
+        </w:rPr>
+        <w:t xml:space="preserve"> и </w:t>
+      </w:r>
+      <w:r>
+        <w:rPr>
+          <w:iCs/>
+          <w:sz w:val="28"/>
+          <w:szCs w:val="28"/>
+        </w:rPr>
+        <w:t>“</w:t>
+      </w:r>
+      <w:r>
+        <w:rPr>
+          <w:iCs/>
+          <w:sz w:val="28"/>
+          <w:szCs w:val="28"/>
+        </w:rPr>
+        <w:t>Оставшиеся трудозатраты</w:t>
+      </w:r>
+      <w:r>
+        <w:rPr>
+          <w:iCs/>
+          <w:sz w:val="28"/>
+          <w:szCs w:val="28"/>
+        </w:rPr>
+        <w:t>”</w:t>
+      </w:r>
+      <w:r>
+        <w:rPr>
+          <w:iCs/>
+          <w:sz w:val="28"/>
+          <w:szCs w:val="28"/>
+        </w:rPr>
+        <w:t>.</w:t>
+      </w:r>
+      <w:r>
+        <w:rPr>
+          <w:iCs/>
+          <w:sz w:val="28"/>
+          <w:szCs w:val="28"/>
+        </w:rPr>
+        <w:t xml:space="preserve"> С</w:t>
+      </w:r>
+      <w:r>
+        <w:rPr>
+          <w:iCs/>
+          <w:sz w:val="28"/>
+          <w:szCs w:val="28"/>
+        </w:rPr>
+        <w:t>ледовательно</w:t>
+      </w:r>
+      <w:r>
+        <w:rPr>
+          <w:iCs/>
+          <w:sz w:val="28"/>
+          <w:szCs w:val="28"/>
+        </w:rPr>
+        <w:t xml:space="preserve">, </w:t>
+      </w:r>
+      <w:r>
+        <w:rPr>
+          <w:iCs/>
+          <w:sz w:val="28"/>
+          <w:szCs w:val="28"/>
+        </w:rPr>
+        <w:t>дата завершения задачи №13 изменилась с 24</w:t>
+      </w:r>
+      <w:r>
+        <w:rPr>
+          <w:iCs/>
+          <w:sz w:val="28"/>
+          <w:szCs w:val="28"/>
+        </w:rPr>
+        <w:t xml:space="preserve">.03.26 </w:t>
+      </w:r>
+      <w:r>
+        <w:rPr>
+          <w:iCs/>
+          <w:sz w:val="28"/>
+          <w:szCs w:val="28"/>
+        </w:rPr>
+        <w:t xml:space="preserve">на </w:t>
+      </w:r>
+      <w:r>
+        <w:rPr>
+          <w:iCs/>
+          <w:sz w:val="28"/>
+          <w:szCs w:val="28"/>
+        </w:rPr>
+        <w:t>17.03.26</w:t>
+      </w:r>
+      <w:r>
+        <w:rPr>
+          <w:iCs/>
+          <w:sz w:val="28"/>
+          <w:szCs w:val="28"/>
+        </w:rPr>
+        <w:t>.</w:t>
+      </w:r>
+    </w:p>
+    <w:p>
+      <w:pPr>
+        <w:spacing w:line="360" w:lineRule="auto"/>
+        <w:rPr>
+          <w:iCs/>
+          <w:sz w:val="28"/>
+          <w:szCs w:val="28"/>
+          <w:lang w:val="en-US"/>
+        </w:rPr>
+      </w:pPr>
+      <w:r>
+        <w:rPr>
+          <w:iCs/>
+          <w:sz w:val="28"/>
+          <w:szCs w:val="28"/>
+          <w:lang w:val="en-US"/>
+        </w:rPr>
+        <w:drawing>
+          <wp:inline distT="0" distB="0" distL="0" distR="0" wp14:anchorId="28C9C039" wp14:editId="2AD6EDD7">
+            <wp:extent cx="6119495" cy="579755"/>
+            <wp:effectExtent l="0" t="0" r="1905" b="4445"/>
+            <wp:docPr id="57" name="Рисунок 57"/>
+            <wp:cNvGraphicFramePr>
+              <a:graphicFrameLocks xmlns:a="http://schemas.openxmlformats.org/drawingml/2006/main" noChangeAspect="1"/>
+            </wp:cNvGraphicFramePr>
+            <a:graphic xmlns:a="http://schemas.openxmlformats.org/drawingml/2006/main">
+              <a:graphicData uri="http://schemas.openxmlformats.org/drawingml/2006/picture">
+                <pic:pic xmlns:pic="http://schemas.openxmlformats.org/drawingml/2006/picture">
+                  <pic:nvPicPr>
+                    <pic:cNvPr id="1" name=""/>
                     <pic:cNvPicPr/>
                   </pic:nvPicPr>
                   <pic:blipFill>
-                    <a:blip r:embed="rId34" cstate="print">
-                      <a:extLst>
-                        <a:ext uri="{28A0092B-C50C-407E-A947-70E740481C1C}">
-                          <a14:useLocalDpi xmlns:a14="http://schemas.microsoft.com/office/drawing/2010/main" val="0"/>
-                        </a:ext>
-                      </a:extLst>
-                    </a:blip>
+                    <a:blip r:embed="rId39"/>
                     <a:stretch>
                       <a:fillRect/>
                     </a:stretch>
@@ -6511,7 +6854,7 @@
                   <pic:spPr>
                     <a:xfrm>
                       <a:off x="0" y="0"/>
-                      <a:ext cx="5116457" cy="438538"/>
+                      <a:ext cx="6119495" cy="579755"/>
                     </a:xfrm>
                     <a:prstGeom prst="rect">
                       <a:avLst/>
@@ -6527,64 +6870,217 @@
     <w:p>
       <w:pPr>
         <w:spacing w:line="360" w:lineRule="auto"/>
-        <w:rPr>
-          <w:iCs/>
-          <w:sz w:val="28"/>
-          <w:szCs w:val="28"/>
-          <w:lang w:val="en-US"/>
-        </w:rPr>
-      </w:pPr>
-      <w:r>
-        <w:rPr>
-          <w:iCs/>
-          <w:sz w:val="28"/>
-          <w:szCs w:val="28"/>
-        </w:rPr>
-        <w:t>Задача №13 п</w:t>
-      </w:r>
-      <w:r>
-        <w:rPr>
-          <w:iCs/>
-          <w:sz w:val="28"/>
-          <w:szCs w:val="28"/>
-        </w:rPr>
-        <w:t>осле</w:t>
-      </w:r>
-      <w:r>
-        <w:rPr>
-          <w:iCs/>
-          <w:sz w:val="28"/>
-          <w:szCs w:val="28"/>
-        </w:rPr>
-        <w:t xml:space="preserve"> изменений</w:t>
-      </w:r>
-      <w:r>
-        <w:rPr>
-          <w:iCs/>
-          <w:sz w:val="28"/>
-          <w:szCs w:val="28"/>
-          <w:lang w:val="en-US"/>
-        </w:rPr>
-        <w:t>:</w:t>
+        <w:ind w:firstLine="708"/>
+        <w:jc w:val="both"/>
+        <w:rPr>
+          <w:b/>
+          <w:bCs/>
+          <w:iCs/>
+          <w:sz w:val="28"/>
+          <w:szCs w:val="28"/>
+        </w:rPr>
+      </w:pPr>
+      <w:r>
+        <w:rPr>
+          <w:b/>
+          <w:bCs/>
+          <w:iCs/>
+          <w:sz w:val="28"/>
+          <w:szCs w:val="28"/>
+        </w:rPr>
+        <w:t xml:space="preserve">Общие трудозатраты уменьшились с 9324.82 </w:t>
+      </w:r>
+      <w:proofErr w:type="spellStart"/>
+      <w:r>
+        <w:rPr>
+          <w:b/>
+          <w:bCs/>
+          <w:iCs/>
+          <w:sz w:val="28"/>
+          <w:szCs w:val="28"/>
+        </w:rPr>
+        <w:t>чч</w:t>
+      </w:r>
+      <w:proofErr w:type="spellEnd"/>
+      <w:r>
+        <w:rPr>
+          <w:b/>
+          <w:bCs/>
+          <w:iCs/>
+          <w:sz w:val="28"/>
+          <w:szCs w:val="28"/>
+        </w:rPr>
+        <w:t xml:space="preserve">. до 9265.82 </w:t>
+      </w:r>
+      <w:proofErr w:type="spellStart"/>
+      <w:r>
+        <w:rPr>
+          <w:b/>
+          <w:bCs/>
+          <w:iCs/>
+          <w:sz w:val="28"/>
+          <w:szCs w:val="28"/>
+        </w:rPr>
+        <w:t>чч</w:t>
+      </w:r>
+      <w:proofErr w:type="spellEnd"/>
+      <w:r>
+        <w:rPr>
+          <w:b/>
+          <w:bCs/>
+          <w:iCs/>
+          <w:sz w:val="28"/>
+          <w:szCs w:val="28"/>
+        </w:rPr>
+        <w:t>. Стоимость проекта уменьшилась с 49095,84 руб. до 47895.84 руб.</w:t>
+      </w:r>
+      <w:r>
+        <w:rPr>
+          <w:b/>
+          <w:bCs/>
+          <w:iCs/>
+          <w:sz w:val="28"/>
+          <w:szCs w:val="28"/>
+        </w:rPr>
+        <w:t xml:space="preserve"> Длительность проекта не изменилась</w:t>
+      </w:r>
+      <w:r>
+        <w:rPr>
+          <w:b/>
+          <w:bCs/>
+          <w:iCs/>
+          <w:sz w:val="28"/>
+          <w:szCs w:val="28"/>
+        </w:rPr>
+        <w:t xml:space="preserve">, </w:t>
+      </w:r>
+      <w:r>
+        <w:rPr>
+          <w:b/>
+          <w:bCs/>
+          <w:iCs/>
+          <w:sz w:val="28"/>
+          <w:szCs w:val="28"/>
+        </w:rPr>
+        <w:t>так как задача №13 не входит в критический путь</w:t>
+      </w:r>
+      <w:r>
+        <w:rPr>
+          <w:b/>
+          <w:bCs/>
+          <w:iCs/>
+          <w:sz w:val="28"/>
+          <w:szCs w:val="28"/>
+        </w:rPr>
+        <w:t>.</w:t>
       </w:r>
     </w:p>
     <w:p>
       <w:pPr>
         <w:spacing w:line="360" w:lineRule="auto"/>
+        <w:ind w:firstLine="708"/>
+        <w:jc w:val="both"/>
+        <w:rPr>
+          <w:b/>
+          <w:bCs/>
+          <w:iCs/>
+          <w:sz w:val="28"/>
+          <w:szCs w:val="28"/>
+        </w:rPr>
+      </w:pPr>
+    </w:p>
+    <w:p>
+      <w:pPr>
+        <w:spacing w:line="360" w:lineRule="auto"/>
         <w:jc w:val="center"/>
         <w:rPr>
           <w:iCs/>
           <w:sz w:val="28"/>
           <w:szCs w:val="28"/>
-        </w:rPr>
-      </w:pPr>
-      <w:r>
-        <w:rPr>
-          <w:rFonts w:ascii="Times" w:hAnsi="Times"/>
-          <w:iCs/>
+          <w:lang w:val="en-US"/>
+        </w:rPr>
+      </w:pPr>
+      <w:r>
+        <w:rPr>
+          <w:iCs/>
+          <w:sz w:val="28"/>
+          <w:szCs w:val="28"/>
+          <w:lang w:val="en-US"/>
+        </w:rPr>
+        <w:drawing>
+          <wp:inline distT="0" distB="0" distL="0" distR="0" wp14:anchorId="33706D95" wp14:editId="0E145576">
+            <wp:extent cx="5815621" cy="741866"/>
+            <wp:effectExtent l="0" t="0" r="1270" b="0"/>
+            <wp:docPr id="51" name="Рисунок 51"/>
+            <wp:cNvGraphicFramePr>
+              <a:graphicFrameLocks xmlns:a="http://schemas.openxmlformats.org/drawingml/2006/main" noChangeAspect="1"/>
+            </wp:cNvGraphicFramePr>
+            <a:graphic xmlns:a="http://schemas.openxmlformats.org/drawingml/2006/main">
+              <a:graphicData uri="http://schemas.openxmlformats.org/drawingml/2006/picture">
+                <pic:pic xmlns:pic="http://schemas.openxmlformats.org/drawingml/2006/picture">
+                  <pic:nvPicPr>
+                    <pic:cNvPr id="1" name=""/>
+                    <pic:cNvPicPr/>
+                  </pic:nvPicPr>
+                  <pic:blipFill rotWithShape="1">
+                    <a:blip r:embed="rId40"/>
+                    <a:srcRect t="46803" b="32769"/>
+                    <a:stretch/>
+                  </pic:blipFill>
+                  <pic:spPr bwMode="auto">
+                    <a:xfrm>
+                      <a:off x="0" y="0"/>
+                      <a:ext cx="5816600" cy="741991"/>
+                    </a:xfrm>
+                    <a:prstGeom prst="rect">
+                      <a:avLst/>
+                    </a:prstGeom>
+                    <a:ln>
+                      <a:noFill/>
+                    </a:ln>
+                    <a:extLst>
+                      <a:ext uri="{53640926-AAD7-44D8-BBD7-CCE9431645EC}">
+                        <a14:shadowObscured xmlns:a14="http://schemas.microsoft.com/office/drawing/2010/main"/>
+                      </a:ext>
+                    </a:extLst>
+                  </pic:spPr>
+                </pic:pic>
+              </a:graphicData>
+            </a:graphic>
+          </wp:inline>
+        </w:drawing>
+      </w:r>
+    </w:p>
+    <w:p>
+      <w:pPr>
+        <w:pStyle w:val="a3"/>
+        <w:numPr>
+          <w:ilvl w:val="1"/>
+          <w:numId w:val="42"/>
+        </w:numPr>
+        <w:spacing w:line="360" w:lineRule="auto"/>
+        <w:rPr>
+          <w:b/>
+          <w:bCs/>
+          <w:iCs/>
+          <w:sz w:val="28"/>
+          <w:szCs w:val="28"/>
+        </w:rPr>
+      </w:pPr>
+      <w:r>
+        <w:rPr>
+          <w:b/>
+          <w:bCs/>
+          <w:iCs/>
+          <w:sz w:val="28"/>
+          <w:szCs w:val="28"/>
+        </w:rPr>
+        <w:lastRenderedPageBreak/>
+        <w:t>Увольнение ведущего программиста</w:t>
+      </w:r>
+      <w:r>
+        <w:rPr>
           <w:noProof/>
-          <w:sz w:val="28"/>
-          <w:szCs w:val="28"/>
         </w:rPr>
         <w:drawing>
           <wp:anchor distT="0" distB="0" distL="114300" distR="114300" simplePos="0" relativeHeight="251673088" behindDoc="0" locked="0" layoutInCell="1" allowOverlap="1" wp14:anchorId="0A5214E6" wp14:editId="0B985D94">
@@ -6610,7 +7106,7 @@
                     <pic:cNvPicPr/>
                   </pic:nvPicPr>
                   <pic:blipFill>
-                    <a:blip r:embed="rId35" cstate="print">
+                    <a:blip r:embed="rId41" cstate="print">
                       <a:extLst>
                         <a:ext uri="{28A0092B-C50C-407E-A947-70E740481C1C}">
                           <a14:useLocalDpi xmlns:a14="http://schemas.microsoft.com/office/drawing/2010/main" val="0"/>
@@ -6642,56 +7138,6 @@
           </wp:anchor>
         </w:drawing>
       </w:r>
-      <w:r>
-        <w:rPr>
-          <w:rFonts w:ascii="Times" w:hAnsi="Times"/>
-          <w:iCs/>
-          <w:noProof/>
-          <w:sz w:val="28"/>
-          <w:szCs w:val="28"/>
-        </w:rPr>
-        <w:drawing>
-          <wp:inline distT="0" distB="0" distL="0" distR="0" wp14:anchorId="598D7A48" wp14:editId="3871BE55">
-            <wp:extent cx="6119495" cy="433070"/>
-            <wp:effectExtent l="0" t="0" r="1905" b="0"/>
-            <wp:docPr id="9" name="Рисунок 9"/>
-            <wp:cNvGraphicFramePr>
-              <a:graphicFrameLocks xmlns:a="http://schemas.openxmlformats.org/drawingml/2006/main" noChangeAspect="1"/>
-            </wp:cNvGraphicFramePr>
-            <a:graphic xmlns:a="http://schemas.openxmlformats.org/drawingml/2006/main">
-              <a:graphicData uri="http://schemas.openxmlformats.org/drawingml/2006/picture">
-                <pic:pic xmlns:pic="http://schemas.openxmlformats.org/drawingml/2006/picture">
-                  <pic:nvPicPr>
-                    <pic:cNvPr id="9" name="Рисунок 9"/>
-                    <pic:cNvPicPr/>
-                  </pic:nvPicPr>
-                  <pic:blipFill>
-                    <a:blip r:embed="rId36" cstate="print">
-                      <a:extLst>
-                        <a:ext uri="{28A0092B-C50C-407E-A947-70E740481C1C}">
-                          <a14:useLocalDpi xmlns:a14="http://schemas.microsoft.com/office/drawing/2010/main" val="0"/>
-                        </a:ext>
-                      </a:extLst>
-                    </a:blip>
-                    <a:stretch>
-                      <a:fillRect/>
-                    </a:stretch>
-                  </pic:blipFill>
-                  <pic:spPr>
-                    <a:xfrm>
-                      <a:off x="0" y="0"/>
-                      <a:ext cx="6119495" cy="433070"/>
-                    </a:xfrm>
-                    <a:prstGeom prst="rect">
-                      <a:avLst/>
-                    </a:prstGeom>
-                  </pic:spPr>
-                </pic:pic>
-              </a:graphicData>
-            </a:graphic>
-          </wp:inline>
-        </w:drawing>
-      </w:r>
     </w:p>
     <w:p>
       <w:pPr>
@@ -7045,17 +7491,7 @@
           <w:sz w:val="28"/>
           <w:szCs w:val="28"/>
         </w:rPr>
-        <w:t xml:space="preserve">назначен после </w:t>
-      </w:r>
-      <w:r>
-        <w:rPr>
-          <w:rFonts w:ascii="Times" w:hAnsi="Times"/>
-          <w:iCs/>
-          <w:sz w:val="28"/>
-          <w:szCs w:val="28"/>
-        </w:rPr>
-        <w:lastRenderedPageBreak/>
-        <w:t>даты увольнения</w:t>
+        <w:t>назначен после даты увольнения</w:t>
       </w:r>
       <w:r>
         <w:rPr>
@@ -7212,9 +7648,9 @@
           <w:szCs w:val="28"/>
         </w:rPr>
         <w:drawing>
-          <wp:inline distT="0" distB="0" distL="0" distR="0" wp14:anchorId="1333497C" wp14:editId="7C3F9EB3">
-            <wp:extent cx="6119495" cy="2759710"/>
-            <wp:effectExtent l="0" t="0" r="0" b="0"/>
+          <wp:inline distT="0" distB="0" distL="0" distR="0" wp14:anchorId="1333497C" wp14:editId="7ACE9502">
+            <wp:extent cx="6119495" cy="1027729"/>
+            <wp:effectExtent l="0" t="0" r="1905" b="1270"/>
             <wp:docPr id="13" name="Рисунок 13"/>
             <wp:cNvGraphicFramePr>
               <a:graphicFrameLocks xmlns:a="http://schemas.openxmlformats.org/drawingml/2006/main" noChangeAspect="1"/>
@@ -7226,26 +7662,33 @@
                     <pic:cNvPr id="13" name="Рисунок 13"/>
                     <pic:cNvPicPr/>
                   </pic:nvPicPr>
-                  <pic:blipFill>
-                    <a:blip r:embed="rId37">
+                  <pic:blipFill rotWithShape="1">
+                    <a:blip r:embed="rId42">
                       <a:extLst>
                         <a:ext uri="{28A0092B-C50C-407E-A947-70E740481C1C}">
                           <a14:useLocalDpi xmlns:a14="http://schemas.microsoft.com/office/drawing/2010/main" val="0"/>
                         </a:ext>
                       </a:extLst>
                     </a:blip>
-                    <a:stretch>
-                      <a:fillRect/>
-                    </a:stretch>
+                    <a:srcRect t="62759"/>
+                    <a:stretch/>
                   </pic:blipFill>
-                  <pic:spPr>
+                  <pic:spPr bwMode="auto">
                     <a:xfrm>
                       <a:off x="0" y="0"/>
-                      <a:ext cx="6119495" cy="2759710"/>
+                      <a:ext cx="6119495" cy="1027729"/>
                     </a:xfrm>
                     <a:prstGeom prst="rect">
                       <a:avLst/>
                     </a:prstGeom>
+                    <a:ln>
+                      <a:noFill/>
+                    </a:ln>
+                    <a:extLst>
+                      <a:ext uri="{53640926-AAD7-44D8-BBD7-CCE9431645EC}">
+                        <a14:shadowObscured xmlns:a14="http://schemas.microsoft.com/office/drawing/2010/main"/>
+                      </a:ext>
+                    </a:extLst>
                   </pic:spPr>
                 </pic:pic>
               </a:graphicData>
@@ -7276,13 +7719,13 @@
           <w:lang w:val="en-US"/>
         </w:rPr>
         <w:drawing>
-          <wp:anchor distT="0" distB="0" distL="114300" distR="114300" simplePos="0" relativeHeight="251677184" behindDoc="0" locked="0" layoutInCell="1" allowOverlap="1" wp14:anchorId="4B937C6D" wp14:editId="72DE9AC2">
+          <wp:anchor distT="0" distB="0" distL="114300" distR="114300" simplePos="0" relativeHeight="251677184" behindDoc="0" locked="0" layoutInCell="1" allowOverlap="1" wp14:anchorId="4B937C6D" wp14:editId="79132597">
             <wp:simplePos x="0" y="0"/>
             <wp:positionH relativeFrom="column">
-              <wp:posOffset>4173855</wp:posOffset>
+              <wp:posOffset>4170568</wp:posOffset>
             </wp:positionH>
             <wp:positionV relativeFrom="paragraph">
-              <wp:posOffset>869950</wp:posOffset>
+              <wp:posOffset>909133</wp:posOffset>
             </wp:positionV>
             <wp:extent cx="1948815" cy="2009140"/>
             <wp:effectExtent l="0" t="0" r="0" b="0"/>
@@ -7299,7 +7742,7 @@
                     <pic:cNvPicPr/>
                   </pic:nvPicPr>
                   <pic:blipFill rotWithShape="1">
-                    <a:blip r:embed="rId38">
+                    <a:blip r:embed="rId43">
                       <a:extLst>
                         <a:ext uri="{28A0092B-C50C-407E-A947-70E740481C1C}">
                           <a14:useLocalDpi xmlns:a14="http://schemas.microsoft.com/office/drawing/2010/main" val="0"/>
@@ -7346,13 +7789,13 @@
           <w:szCs w:val="28"/>
         </w:rPr>
         <w:drawing>
-          <wp:anchor distT="0" distB="0" distL="114300" distR="114300" simplePos="0" relativeHeight="251675136" behindDoc="0" locked="0" layoutInCell="1" allowOverlap="1" wp14:anchorId="1F7808FB" wp14:editId="7610F5F0">
+          <wp:anchor distT="0" distB="0" distL="114300" distR="114300" simplePos="0" relativeHeight="251675136" behindDoc="0" locked="0" layoutInCell="1" allowOverlap="1" wp14:anchorId="1F7808FB" wp14:editId="577002E2">
             <wp:simplePos x="0" y="0"/>
             <wp:positionH relativeFrom="column">
               <wp:posOffset>2033270</wp:posOffset>
             </wp:positionH>
             <wp:positionV relativeFrom="paragraph">
-              <wp:posOffset>869950</wp:posOffset>
+              <wp:posOffset>908685</wp:posOffset>
             </wp:positionV>
             <wp:extent cx="2049145" cy="2009140"/>
             <wp:effectExtent l="0" t="0" r="0" b="0"/>
@@ -7369,7 +7812,7 @@
                     <pic:cNvPicPr/>
                   </pic:nvPicPr>
                   <pic:blipFill rotWithShape="1">
-                    <a:blip r:embed="rId39">
+                    <a:blip r:embed="rId44">
                       <a:extLst>
                         <a:ext uri="{28A0092B-C50C-407E-A947-70E740481C1C}">
                           <a14:useLocalDpi xmlns:a14="http://schemas.microsoft.com/office/drawing/2010/main" val="0"/>
@@ -7418,13 +7861,13 @@
           <w:lang w:val="en-US"/>
         </w:rPr>
         <w:drawing>
-          <wp:anchor distT="0" distB="0" distL="114300" distR="114300" simplePos="0" relativeHeight="251674112" behindDoc="0" locked="0" layoutInCell="1" allowOverlap="1" wp14:anchorId="748EE153" wp14:editId="037EC007">
+          <wp:anchor distT="0" distB="0" distL="114300" distR="114300" simplePos="0" relativeHeight="251674112" behindDoc="0" locked="0" layoutInCell="1" allowOverlap="1" wp14:anchorId="748EE153" wp14:editId="67B07EB3">
             <wp:simplePos x="0" y="0"/>
             <wp:positionH relativeFrom="column">
               <wp:posOffset>3810</wp:posOffset>
             </wp:positionH>
             <wp:positionV relativeFrom="paragraph">
-              <wp:posOffset>869950</wp:posOffset>
+              <wp:posOffset>909133</wp:posOffset>
             </wp:positionV>
             <wp:extent cx="1958975" cy="2009140"/>
             <wp:effectExtent l="0" t="0" r="0" b="0"/>
@@ -7441,7 +7884,7 @@
                     <pic:cNvPicPr/>
                   </pic:nvPicPr>
                   <pic:blipFill rotWithShape="1">
-                    <a:blip r:embed="rId40">
+                    <a:blip r:embed="rId45">
                       <a:extLst>
                         <a:ext uri="{28A0092B-C50C-407E-A947-70E740481C1C}">
                           <a14:useLocalDpi xmlns:a14="http://schemas.microsoft.com/office/drawing/2010/main" val="0"/>
@@ -7487,7 +7930,16 @@
           <w:sz w:val="28"/>
           <w:szCs w:val="28"/>
         </w:rPr>
-        <w:t xml:space="preserve">Весь </w:t>
+        <w:t>В</w:t>
+      </w:r>
+      <w:r>
+        <w:rPr>
+          <w:rFonts w:ascii="Times" w:hAnsi="Times"/>
+          <w:iCs/>
+          <w:sz w:val="28"/>
+          <w:szCs w:val="28"/>
+        </w:rPr>
+        <w:t xml:space="preserve">есь </w:t>
       </w:r>
       <w:r>
         <w:rPr>
@@ -7564,7 +8016,16 @@
           <w:sz w:val="28"/>
           <w:szCs w:val="28"/>
         </w:rPr>
-        <w:t>В результате изменений возникли перегрузк</w:t>
+        <w:t>Возникшие п</w:t>
+      </w:r>
+      <w:r>
+        <w:rPr>
+          <w:rFonts w:ascii="Times" w:hAnsi="Times"/>
+          <w:iCs/>
+          <w:sz w:val="28"/>
+          <w:szCs w:val="28"/>
+        </w:rPr>
+        <w:t>ерегрузк</w:t>
       </w:r>
       <w:r>
         <w:rPr>
@@ -7582,6 +8043,97 @@
           <w:sz w:val="28"/>
           <w:szCs w:val="28"/>
         </w:rPr>
+        <w:t xml:space="preserve"> связан</w:t>
+      </w:r>
+      <w:r>
+        <w:rPr>
+          <w:rFonts w:ascii="Times" w:hAnsi="Times"/>
+          <w:iCs/>
+          <w:sz w:val="28"/>
+          <w:szCs w:val="28"/>
+        </w:rPr>
+        <w:t xml:space="preserve">ы </w:t>
+      </w:r>
+      <w:r>
+        <w:rPr>
+          <w:rFonts w:ascii="Times" w:hAnsi="Times"/>
+          <w:iCs/>
+          <w:sz w:val="28"/>
+          <w:szCs w:val="28"/>
+          <w:lang w:val="en-US"/>
+        </w:rPr>
+        <w:t>c</w:t>
+      </w:r>
+      <w:r>
+        <w:rPr>
+          <w:rFonts w:ascii="Times" w:hAnsi="Times"/>
+          <w:iCs/>
+          <w:sz w:val="28"/>
+          <w:szCs w:val="28"/>
+        </w:rPr>
+        <w:t xml:space="preserve"> увольнением ведущего программиста и назначении на его должность программиста №</w:t>
+      </w:r>
+      <w:r>
+        <w:rPr>
+          <w:rFonts w:ascii="Times" w:hAnsi="Times"/>
+          <w:iCs/>
+          <w:sz w:val="28"/>
+          <w:szCs w:val="28"/>
+        </w:rPr>
+        <w:t>1</w:t>
+      </w:r>
+      <w:r>
+        <w:rPr>
+          <w:rFonts w:ascii="Times" w:hAnsi="Times"/>
+          <w:iCs/>
+          <w:sz w:val="28"/>
+          <w:szCs w:val="28"/>
+        </w:rPr>
+        <w:t xml:space="preserve">, </w:t>
+      </w:r>
+      <w:r>
+        <w:rPr>
+          <w:rFonts w:ascii="Times" w:hAnsi="Times"/>
+          <w:iCs/>
+          <w:sz w:val="28"/>
+          <w:szCs w:val="28"/>
+        </w:rPr>
+        <w:t>в результате чего время проведения совещани</w:t>
+      </w:r>
+      <w:r>
+        <w:rPr>
+          <w:rFonts w:ascii="Times" w:hAnsi="Times"/>
+          <w:iCs/>
+          <w:sz w:val="28"/>
+          <w:szCs w:val="28"/>
+        </w:rPr>
+        <w:t>й</w:t>
+      </w:r>
+      <w:r>
+        <w:rPr>
+          <w:rFonts w:ascii="Times" w:hAnsi="Times"/>
+          <w:iCs/>
+          <w:sz w:val="28"/>
+          <w:szCs w:val="28"/>
+        </w:rPr>
+        <w:t xml:space="preserve"> пересекается с выполнением задач</w:t>
+      </w:r>
+      <w:r>
+        <w:rPr>
+          <w:rFonts w:ascii="Times" w:hAnsi="Times"/>
+          <w:iCs/>
+          <w:sz w:val="28"/>
+          <w:szCs w:val="28"/>
+        </w:rPr>
+        <w:t>.</w:t>
+      </w:r>
+      <w:r>
+        <w:rPr>
+          <w:rFonts w:ascii="Times" w:hAnsi="Times"/>
+          <w:iCs/>
+          <w:sz w:val="28"/>
+          <w:szCs w:val="28"/>
+        </w:rPr>
         <w:t xml:space="preserve"> </w:t>
       </w:r>
       <w:r>
@@ -7591,25 +8143,17 @@
           <w:sz w:val="28"/>
           <w:szCs w:val="28"/>
         </w:rPr>
-        <w:t>для зада</w:t>
-      </w:r>
-      <w:r>
-        <w:rPr>
-          <w:rFonts w:ascii="Times" w:hAnsi="Times"/>
-          <w:iCs/>
-          <w:sz w:val="28"/>
-          <w:szCs w:val="28"/>
-        </w:rPr>
-        <w:t xml:space="preserve">ч </w:t>
-      </w:r>
-      <w:r>
-        <w:rPr>
-          <w:rFonts w:ascii="Times" w:hAnsi="Times"/>
-          <w:iCs/>
-          <w:sz w:val="28"/>
-          <w:szCs w:val="28"/>
-        </w:rPr>
-        <w:t>Программиста №</w:t>
+        <w:t xml:space="preserve">Также увеличилась </w:t>
+      </w:r>
+      <w:r>
+        <w:rPr>
+          <w:rFonts w:ascii="Times" w:hAnsi="Times"/>
+          <w:iCs/>
+          <w:sz w:val="28"/>
+          <w:szCs w:val="28"/>
+        </w:rPr>
+        <w:lastRenderedPageBreak/>
+        <w:t>длительность программистских задач</w:t>
       </w:r>
       <w:r>
         <w:rPr>
@@ -7627,34 +8171,25 @@
           <w:sz w:val="28"/>
           <w:szCs w:val="28"/>
         </w:rPr>
-        <w:t>представленные на рисунк</w:t>
-      </w:r>
-      <w:r>
-        <w:rPr>
-          <w:rFonts w:ascii="Times" w:hAnsi="Times"/>
-          <w:iCs/>
-          <w:sz w:val="28"/>
-          <w:szCs w:val="28"/>
-        </w:rPr>
-        <w:t>а</w:t>
-      </w:r>
-      <w:r>
-        <w:rPr>
-          <w:rFonts w:ascii="Times" w:hAnsi="Times"/>
-          <w:iCs/>
-          <w:sz w:val="28"/>
-          <w:szCs w:val="28"/>
-        </w:rPr>
-        <w:t>х</w:t>
-      </w:r>
-      <w:r>
-        <w:rPr>
-          <w:rFonts w:ascii="Times" w:hAnsi="Times"/>
-          <w:iCs/>
-          <w:sz w:val="28"/>
-          <w:szCs w:val="28"/>
-        </w:rPr>
-        <w:t xml:space="preserve"> ниже</w:t>
+        <w:t>в результате чего сроки их завершения сдвинулись</w:t>
+      </w:r>
+      <w:r>
+        <w:rPr>
+          <w:rFonts w:ascii="Times" w:hAnsi="Times"/>
+          <w:iCs/>
+          <w:sz w:val="28"/>
+          <w:szCs w:val="28"/>
+        </w:rPr>
+        <w:t xml:space="preserve">, </w:t>
+      </w:r>
+      <w:r>
+        <w:rPr>
+          <w:rFonts w:ascii="Times" w:hAnsi="Times"/>
+          <w:iCs/>
+          <w:sz w:val="28"/>
+          <w:szCs w:val="28"/>
+        </w:rPr>
+        <w:t>что повлияло на критический путь проекта</w:t>
       </w:r>
       <w:r>
         <w:rPr>
@@ -7682,208 +8217,22 @@
         <w:rPr>
           <w:rFonts w:ascii="Times" w:hAnsi="Times"/>
           <w:iCs/>
-          <w:sz w:val="28"/>
-          <w:szCs w:val="28"/>
-        </w:rPr>
-        <w:t>Перегрузк</w:t>
-      </w:r>
-      <w:r>
-        <w:rPr>
-          <w:rFonts w:ascii="Times" w:hAnsi="Times"/>
-          <w:iCs/>
-          <w:sz w:val="28"/>
-          <w:szCs w:val="28"/>
-        </w:rPr>
-        <w:t>и</w:t>
-      </w:r>
-      <w:r>
-        <w:rPr>
-          <w:rFonts w:ascii="Times" w:hAnsi="Times"/>
-          <w:iCs/>
-          <w:sz w:val="28"/>
-          <w:szCs w:val="28"/>
-        </w:rPr>
-        <w:t xml:space="preserve"> связан</w:t>
-      </w:r>
-      <w:r>
-        <w:rPr>
-          <w:rFonts w:ascii="Times" w:hAnsi="Times"/>
-          <w:iCs/>
-          <w:sz w:val="28"/>
-          <w:szCs w:val="28"/>
-        </w:rPr>
-        <w:t xml:space="preserve">ы </w:t>
-      </w:r>
-      <w:r>
-        <w:rPr>
-          <w:rFonts w:ascii="Times" w:hAnsi="Times"/>
-          <w:iCs/>
+          <w:noProof/>
           <w:sz w:val="28"/>
           <w:szCs w:val="28"/>
           <w:lang w:val="en-US"/>
         </w:rPr>
-        <w:t>c</w:t>
-      </w:r>
-      <w:r>
-        <w:rPr>
-          <w:rFonts w:ascii="Times" w:hAnsi="Times"/>
-          <w:iCs/>
-          <w:sz w:val="28"/>
-          <w:szCs w:val="28"/>
-        </w:rPr>
-        <w:t xml:space="preserve"> увольнением ведущего программиста и назначении на его должность программиста №</w:t>
-      </w:r>
-      <w:r>
-        <w:rPr>
-          <w:rFonts w:ascii="Times" w:hAnsi="Times"/>
-          <w:iCs/>
-          <w:sz w:val="28"/>
-          <w:szCs w:val="28"/>
-        </w:rPr>
-        <w:t>1</w:t>
-      </w:r>
-      <w:r>
-        <w:rPr>
-          <w:rFonts w:ascii="Times" w:hAnsi="Times"/>
-          <w:iCs/>
-          <w:sz w:val="28"/>
-          <w:szCs w:val="28"/>
-        </w:rPr>
-        <w:t xml:space="preserve">, </w:t>
-      </w:r>
-      <w:r>
-        <w:rPr>
-          <w:rFonts w:ascii="Times" w:hAnsi="Times"/>
-          <w:iCs/>
-          <w:sz w:val="28"/>
-          <w:szCs w:val="28"/>
-        </w:rPr>
-        <w:t>в результате чего время проведения совещани</w:t>
-      </w:r>
-      <w:r>
-        <w:rPr>
-          <w:rFonts w:ascii="Times" w:hAnsi="Times"/>
-          <w:iCs/>
-          <w:sz w:val="28"/>
-          <w:szCs w:val="28"/>
-        </w:rPr>
-        <w:t>й</w:t>
-      </w:r>
-      <w:r>
-        <w:rPr>
-          <w:rFonts w:ascii="Times" w:hAnsi="Times"/>
-          <w:iCs/>
-          <w:sz w:val="28"/>
-          <w:szCs w:val="28"/>
-        </w:rPr>
-        <w:t xml:space="preserve"> пересекается с выполнением задач</w:t>
-      </w:r>
-      <w:r>
-        <w:rPr>
-          <w:rFonts w:ascii="Times" w:hAnsi="Times"/>
-          <w:iCs/>
-          <w:sz w:val="28"/>
-          <w:szCs w:val="28"/>
-        </w:rPr>
-        <w:t>.</w:t>
-      </w:r>
-      <w:r>
-        <w:rPr>
-          <w:rFonts w:ascii="Times" w:hAnsi="Times"/>
-          <w:iCs/>
-          <w:sz w:val="28"/>
-          <w:szCs w:val="28"/>
-        </w:rPr>
-        <w:t xml:space="preserve"> </w:t>
-      </w:r>
-      <w:r>
-        <w:rPr>
-          <w:rFonts w:ascii="Times" w:hAnsi="Times"/>
-          <w:iCs/>
-          <w:sz w:val="28"/>
-          <w:szCs w:val="28"/>
-        </w:rPr>
-        <w:t>Также увеличилась длительность программистских задач</w:t>
-      </w:r>
-      <w:r>
-        <w:rPr>
-          <w:rFonts w:ascii="Times" w:hAnsi="Times"/>
-          <w:iCs/>
-          <w:sz w:val="28"/>
-          <w:szCs w:val="28"/>
-        </w:rPr>
-        <w:t xml:space="preserve">, </w:t>
-      </w:r>
-      <w:r>
-        <w:rPr>
-          <w:rFonts w:ascii="Times" w:hAnsi="Times"/>
-          <w:iCs/>
-          <w:sz w:val="28"/>
-          <w:szCs w:val="28"/>
-        </w:rPr>
-        <w:t>в результате чего сроки их завершения сдвинулись</w:t>
-      </w:r>
-      <w:r>
-        <w:rPr>
-          <w:rFonts w:ascii="Times" w:hAnsi="Times"/>
-          <w:iCs/>
-          <w:sz w:val="28"/>
-          <w:szCs w:val="28"/>
-        </w:rPr>
-        <w:t xml:space="preserve">, </w:t>
-      </w:r>
-      <w:r>
-        <w:rPr>
-          <w:rFonts w:ascii="Times" w:hAnsi="Times"/>
-          <w:iCs/>
-          <w:sz w:val="28"/>
-          <w:szCs w:val="28"/>
-        </w:rPr>
-        <w:t>что повлияло на критический путь проекта</w:t>
-      </w:r>
-      <w:r>
-        <w:rPr>
-          <w:rFonts w:ascii="Times" w:hAnsi="Times"/>
-          <w:iCs/>
-          <w:sz w:val="28"/>
-          <w:szCs w:val="28"/>
-        </w:rPr>
-        <w:t>.</w:t>
-      </w:r>
-    </w:p>
-    <w:p>
-      <w:pPr>
-        <w:spacing w:line="360" w:lineRule="auto"/>
-        <w:ind w:firstLine="708"/>
-        <w:jc w:val="both"/>
-        <w:rPr>
-          <w:rFonts w:ascii="Times" w:hAnsi="Times"/>
-          <w:iCs/>
-          <w:sz w:val="28"/>
-          <w:szCs w:val="28"/>
-        </w:rPr>
-      </w:pPr>
-      <w:r>
-        <w:rPr>
-          <w:rFonts w:ascii="Times" w:hAnsi="Times"/>
-          <w:iCs/>
-          <w:noProof/>
-          <w:sz w:val="28"/>
-          <w:szCs w:val="28"/>
-          <w:lang w:val="en-US"/>
-        </w:rPr>
-        <w:lastRenderedPageBreak/>
         <w:drawing>
-          <wp:anchor distT="0" distB="0" distL="114300" distR="114300" simplePos="0" relativeHeight="251679232" behindDoc="0" locked="0" layoutInCell="1" allowOverlap="1" wp14:anchorId="627EEF1B" wp14:editId="3E205753">
+          <wp:anchor distT="0" distB="0" distL="114300" distR="114300" simplePos="0" relativeHeight="251679232" behindDoc="0" locked="0" layoutInCell="1" allowOverlap="1" wp14:anchorId="627EEF1B" wp14:editId="2021C7D9">
             <wp:simplePos x="0" y="0"/>
             <wp:positionH relativeFrom="column">
-              <wp:posOffset>786130</wp:posOffset>
+              <wp:posOffset>3175</wp:posOffset>
             </wp:positionH>
             <wp:positionV relativeFrom="paragraph">
-              <wp:posOffset>309880</wp:posOffset>
+              <wp:posOffset>320040</wp:posOffset>
             </wp:positionV>
-            <wp:extent cx="4803140" cy="962660"/>
-            <wp:effectExtent l="0" t="0" r="0" b="2540"/>
+            <wp:extent cx="1166495" cy="1559560"/>
+            <wp:effectExtent l="0" t="0" r="1905" b="2540"/>
             <wp:wrapSquare wrapText="bothSides"/>
             <wp:docPr id="20" name="Рисунок 20"/>
             <wp:cNvGraphicFramePr>
@@ -7896,8 +8245,78 @@
                     <pic:cNvPr id="20" name="Рисунок 20"/>
                     <pic:cNvPicPr/>
                   </pic:nvPicPr>
+                  <pic:blipFill rotWithShape="1">
+                    <a:blip r:embed="rId46">
+                      <a:extLst>
+                        <a:ext uri="{28A0092B-C50C-407E-A947-70E740481C1C}">
+                          <a14:useLocalDpi xmlns:a14="http://schemas.microsoft.com/office/drawing/2010/main" val="0"/>
+                        </a:ext>
+                      </a:extLst>
+                    </a:blip>
+                    <a:srcRect l="75702"/>
+                    <a:stretch/>
+                  </pic:blipFill>
+                  <pic:spPr bwMode="auto">
+                    <a:xfrm>
+                      <a:off x="0" y="0"/>
+                      <a:ext cx="1166495" cy="1559560"/>
+                    </a:xfrm>
+                    <a:prstGeom prst="rect">
+                      <a:avLst/>
+                    </a:prstGeom>
+                    <a:ln>
+                      <a:noFill/>
+                    </a:ln>
+                    <a:extLst>
+                      <a:ext uri="{53640926-AAD7-44D8-BBD7-CCE9431645EC}">
+                        <a14:shadowObscured xmlns:a14="http://schemas.microsoft.com/office/drawing/2010/main"/>
+                      </a:ext>
+                    </a:extLst>
+                  </pic:spPr>
+                </pic:pic>
+              </a:graphicData>
+            </a:graphic>
+            <wp14:sizeRelH relativeFrom="page">
+              <wp14:pctWidth>0</wp14:pctWidth>
+            </wp14:sizeRelH>
+            <wp14:sizeRelV relativeFrom="page">
+              <wp14:pctHeight>0</wp14:pctHeight>
+            </wp14:sizeRelV>
+          </wp:anchor>
+        </w:drawing>
+      </w:r>
+      <w:r>
+        <w:rPr>
+          <w:noProof/>
+          <w:sz w:val="24"/>
+          <w:szCs w:val="24"/>
+          <w:lang w:eastAsia="ru-RU"/>
+        </w:rPr>
+        <w:drawing>
+          <wp:anchor distT="0" distB="0" distL="114300" distR="114300" simplePos="0" relativeHeight="251681280" behindDoc="0" locked="0" layoutInCell="1" allowOverlap="1" wp14:anchorId="42EF9F22" wp14:editId="54DDF5D0">
+            <wp:simplePos x="0" y="0"/>
+            <wp:positionH relativeFrom="column">
+              <wp:posOffset>1164590</wp:posOffset>
+            </wp:positionH>
+            <wp:positionV relativeFrom="paragraph">
+              <wp:posOffset>309880</wp:posOffset>
+            </wp:positionV>
+            <wp:extent cx="5014595" cy="1570355"/>
+            <wp:effectExtent l="0" t="0" r="1905" b="4445"/>
+            <wp:wrapSquare wrapText="bothSides"/>
+            <wp:docPr id="31" name="Рисунок 31"/>
+            <wp:cNvGraphicFramePr>
+              <a:graphicFrameLocks xmlns:a="http://schemas.openxmlformats.org/drawingml/2006/main" noChangeAspect="1"/>
+            </wp:cNvGraphicFramePr>
+            <a:graphic xmlns:a="http://schemas.openxmlformats.org/drawingml/2006/main">
+              <a:graphicData uri="http://schemas.openxmlformats.org/drawingml/2006/picture">
+                <pic:pic xmlns:pic="http://schemas.openxmlformats.org/drawingml/2006/picture">
+                  <pic:nvPicPr>
+                    <pic:cNvPr id="31" name="Рисунок 31"/>
+                    <pic:cNvPicPr/>
+                  </pic:nvPicPr>
                   <pic:blipFill>
-                    <a:blip r:embed="rId41">
+                    <a:blip r:embed="rId47" cstate="print">
                       <a:extLst>
                         <a:ext uri="{28A0092B-C50C-407E-A947-70E740481C1C}">
                           <a14:useLocalDpi xmlns:a14="http://schemas.microsoft.com/office/drawing/2010/main" val="0"/>
@@ -7911,7 +8330,7 @@
                   <pic:spPr>
                     <a:xfrm>
                       <a:off x="0" y="0"/>
-                      <a:ext cx="4803140" cy="962660"/>
+                      <a:ext cx="5014595" cy="1570355"/>
                     </a:xfrm>
                     <a:prstGeom prst="rect">
                       <a:avLst/>
@@ -7996,129 +8415,6 @@
     <w:p>
       <w:pPr>
         <w:spacing w:line="360" w:lineRule="auto"/>
-        <w:jc w:val="both"/>
-        <w:rPr>
-          <w:rFonts w:ascii="Times" w:hAnsi="Times"/>
-          <w:iCs/>
-          <w:sz w:val="28"/>
-          <w:szCs w:val="28"/>
-        </w:rPr>
-      </w:pPr>
-    </w:p>
-    <w:p>
-      <w:pPr>
-        <w:spacing w:line="360" w:lineRule="auto"/>
-        <w:jc w:val="both"/>
-        <w:rPr>
-          <w:rFonts w:ascii="Times" w:hAnsi="Times"/>
-          <w:iCs/>
-          <w:sz w:val="28"/>
-          <w:szCs w:val="28"/>
-        </w:rPr>
-      </w:pPr>
-    </w:p>
-    <w:p>
-      <w:pPr>
-        <w:spacing w:line="360" w:lineRule="auto"/>
-        <w:jc w:val="both"/>
-        <w:rPr>
-          <w:rFonts w:ascii="Times" w:hAnsi="Times"/>
-          <w:iCs/>
-          <w:sz w:val="28"/>
-          <w:szCs w:val="28"/>
-        </w:rPr>
-      </w:pPr>
-    </w:p>
-    <w:p>
-      <w:pPr>
-        <w:spacing w:line="360" w:lineRule="auto"/>
-        <w:jc w:val="both"/>
-        <w:rPr>
-          <w:rFonts w:ascii="Times" w:hAnsi="Times"/>
-          <w:iCs/>
-          <w:sz w:val="28"/>
-          <w:szCs w:val="28"/>
-        </w:rPr>
-      </w:pPr>
-      <w:r>
-        <w:rPr>
-          <w:noProof/>
-          <w:sz w:val="24"/>
-          <w:szCs w:val="24"/>
-          <w:lang w:eastAsia="ru-RU"/>
-        </w:rPr>
-        <w:drawing>
-          <wp:anchor distT="0" distB="0" distL="114300" distR="114300" simplePos="0" relativeHeight="251681280" behindDoc="0" locked="0" layoutInCell="1" allowOverlap="1" wp14:anchorId="42EF9F22" wp14:editId="1B1FFA0E">
-            <wp:simplePos x="0" y="0"/>
-            <wp:positionH relativeFrom="column">
-              <wp:posOffset>786130</wp:posOffset>
-            </wp:positionH>
-            <wp:positionV relativeFrom="paragraph">
-              <wp:posOffset>77470</wp:posOffset>
-            </wp:positionV>
-            <wp:extent cx="4803140" cy="1504315"/>
-            <wp:effectExtent l="0" t="0" r="0" b="0"/>
-            <wp:wrapSquare wrapText="bothSides"/>
-            <wp:docPr id="31" name="Рисунок 31"/>
-            <wp:cNvGraphicFramePr>
-              <a:graphicFrameLocks xmlns:a="http://schemas.openxmlformats.org/drawingml/2006/main" noChangeAspect="1"/>
-            </wp:cNvGraphicFramePr>
-            <a:graphic xmlns:a="http://schemas.openxmlformats.org/drawingml/2006/main">
-              <a:graphicData uri="http://schemas.openxmlformats.org/drawingml/2006/picture">
-                <pic:pic xmlns:pic="http://schemas.openxmlformats.org/drawingml/2006/picture">
-                  <pic:nvPicPr>
-                    <pic:cNvPr id="31" name="Рисунок 31"/>
-                    <pic:cNvPicPr/>
-                  </pic:nvPicPr>
-                  <pic:blipFill>
-                    <a:blip r:embed="rId42" cstate="print">
-                      <a:extLst>
-                        <a:ext uri="{28A0092B-C50C-407E-A947-70E740481C1C}">
-                          <a14:useLocalDpi xmlns:a14="http://schemas.microsoft.com/office/drawing/2010/main" val="0"/>
-                        </a:ext>
-                      </a:extLst>
-                    </a:blip>
-                    <a:stretch>
-                      <a:fillRect/>
-                    </a:stretch>
-                  </pic:blipFill>
-                  <pic:spPr>
-                    <a:xfrm>
-                      <a:off x="0" y="0"/>
-                      <a:ext cx="4803140" cy="1504315"/>
-                    </a:xfrm>
-                    <a:prstGeom prst="rect">
-                      <a:avLst/>
-                    </a:prstGeom>
-                  </pic:spPr>
-                </pic:pic>
-              </a:graphicData>
-            </a:graphic>
-            <wp14:sizeRelH relativeFrom="page">
-              <wp14:pctWidth>0</wp14:pctWidth>
-            </wp14:sizeRelH>
-            <wp14:sizeRelV relativeFrom="page">
-              <wp14:pctHeight>0</wp14:pctHeight>
-            </wp14:sizeRelV>
-          </wp:anchor>
-        </w:drawing>
-      </w:r>
-    </w:p>
-    <w:p>
-      <w:pPr>
-        <w:spacing w:line="360" w:lineRule="auto"/>
-        <w:jc w:val="both"/>
-        <w:rPr>
-          <w:rFonts w:ascii="Times" w:hAnsi="Times"/>
-          <w:iCs/>
-          <w:sz w:val="28"/>
-          <w:szCs w:val="28"/>
-        </w:rPr>
-      </w:pPr>
-    </w:p>
-    <w:p>
-      <w:pPr>
-        <w:spacing w:line="360" w:lineRule="auto"/>
         <w:ind w:firstLine="708"/>
         <w:jc w:val="both"/>
         <w:rPr>
@@ -8126,58 +8422,6 @@
           <w:iCs/>
           <w:sz w:val="28"/>
           <w:szCs w:val="28"/>
-        </w:rPr>
-      </w:pPr>
-    </w:p>
-    <w:p>
-      <w:pPr>
-        <w:spacing w:line="360" w:lineRule="auto"/>
-        <w:ind w:firstLine="708"/>
-        <w:jc w:val="both"/>
-        <w:rPr>
-          <w:rFonts w:ascii="Times" w:hAnsi="Times"/>
-          <w:iCs/>
-          <w:sz w:val="28"/>
-          <w:szCs w:val="28"/>
-        </w:rPr>
-      </w:pPr>
-    </w:p>
-    <w:p>
-      <w:pPr>
-        <w:spacing w:line="360" w:lineRule="auto"/>
-        <w:ind w:firstLine="708"/>
-        <w:jc w:val="both"/>
-        <w:rPr>
-          <w:rFonts w:ascii="Times" w:hAnsi="Times"/>
-          <w:iCs/>
-          <w:sz w:val="28"/>
-          <w:szCs w:val="28"/>
-        </w:rPr>
-      </w:pPr>
-    </w:p>
-    <w:p>
-      <w:pPr>
-        <w:spacing w:line="360" w:lineRule="auto"/>
-        <w:ind w:firstLine="708"/>
-        <w:jc w:val="both"/>
-        <w:rPr>
-          <w:rFonts w:ascii="Times" w:hAnsi="Times"/>
-          <w:iCs/>
-          <w:sz w:val="28"/>
-          <w:szCs w:val="28"/>
-        </w:rPr>
-      </w:pPr>
-    </w:p>
-    <w:p>
-      <w:pPr>
-        <w:spacing w:line="360" w:lineRule="auto"/>
-        <w:ind w:firstLine="708"/>
-        <w:jc w:val="both"/>
-        <w:rPr>
-          <w:rFonts w:ascii="Times" w:hAnsi="Times"/>
-          <w:iCs/>
-          <w:sz w:val="28"/>
-          <w:szCs w:val="28"/>
           <w:lang w:val="en-US"/>
         </w:rPr>
       </w:pPr>
@@ -8200,15 +8444,6 @@
         </w:rPr>
         <w:t>:</w:t>
       </w:r>
-    </w:p>
-    <w:p>
-      <w:pPr>
-        <w:rPr>
-          <w:sz w:val="24"/>
-          <w:szCs w:val="24"/>
-          <w:lang w:eastAsia="ru-RU"/>
-        </w:rPr>
-      </w:pPr>
     </w:p>
     <w:p>
       <w:pPr>
@@ -8245,7 +8480,7 @@
                     <pic:cNvPicPr/>
                   </pic:nvPicPr>
                   <pic:blipFill>
-                    <a:blip r:embed="rId43" cstate="print">
+                    <a:blip r:embed="rId48" cstate="print">
                       <a:extLst>
                         <a:ext uri="{28A0092B-C50C-407E-A947-70E740481C1C}">
                           <a14:useLocalDpi xmlns:a14="http://schemas.microsoft.com/office/drawing/2010/main" val="0"/>
@@ -8307,7 +8542,7 @@
                     <pic:cNvPicPr/>
                   </pic:nvPicPr>
                   <pic:blipFill rotWithShape="1">
-                    <a:blip r:embed="rId44" cstate="print">
+                    <a:blip r:embed="rId49" cstate="print">
                       <a:extLst>
                         <a:ext uri="{28A0092B-C50C-407E-A947-70E740481C1C}">
                           <a14:useLocalDpi xmlns:a14="http://schemas.microsoft.com/office/drawing/2010/main" val="0"/>
@@ -8344,6 +8579,42 @@
     <w:p>
       <w:pPr>
         <w:spacing w:line="360" w:lineRule="auto"/>
+        <w:jc w:val="both"/>
+        <w:rPr>
+          <w:rFonts w:ascii="Times" w:hAnsi="Times"/>
+          <w:iCs/>
+          <w:sz w:val="28"/>
+          <w:szCs w:val="28"/>
+        </w:rPr>
+      </w:pPr>
+    </w:p>
+    <w:p>
+      <w:pPr>
+        <w:spacing w:line="360" w:lineRule="auto"/>
+        <w:jc w:val="both"/>
+        <w:rPr>
+          <w:rFonts w:ascii="Times" w:hAnsi="Times"/>
+          <w:iCs/>
+          <w:sz w:val="28"/>
+          <w:szCs w:val="28"/>
+        </w:rPr>
+      </w:pPr>
+    </w:p>
+    <w:p>
+      <w:pPr>
+        <w:spacing w:line="360" w:lineRule="auto"/>
+        <w:jc w:val="both"/>
+        <w:rPr>
+          <w:rFonts w:ascii="Times" w:hAnsi="Times"/>
+          <w:iCs/>
+          <w:sz w:val="28"/>
+          <w:szCs w:val="28"/>
+        </w:rPr>
+      </w:pPr>
+    </w:p>
+    <w:p>
+      <w:pPr>
+        <w:spacing w:line="360" w:lineRule="auto"/>
         <w:ind w:firstLine="708"/>
         <w:jc w:val="both"/>
         <w:rPr>
@@ -8428,7 +8699,7 @@
                     <pic:cNvPicPr/>
                   </pic:nvPicPr>
                   <pic:blipFill>
-                    <a:blip r:embed="rId45" cstate="print">
+                    <a:blip r:embed="rId50" cstate="print">
                       <a:extLst>
                         <a:ext uri="{28A0092B-C50C-407E-A947-70E740481C1C}">
                           <a14:useLocalDpi xmlns:a14="http://schemas.microsoft.com/office/drawing/2010/main" val="0"/>
@@ -8492,7 +8763,7 @@
                     <pic:cNvPicPr/>
                   </pic:nvPicPr>
                   <pic:blipFill>
-                    <a:blip r:embed="rId46" cstate="print">
+                    <a:blip r:embed="rId51" cstate="print">
                       <a:extLst>
                         <a:ext uri="{28A0092B-C50C-407E-A947-70E740481C1C}">
                           <a14:useLocalDpi xmlns:a14="http://schemas.microsoft.com/office/drawing/2010/main" val="0"/>
@@ -8526,64 +8797,23 @@
         <w:jc w:val="both"/>
         <w:rPr>
           <w:rFonts w:ascii="Times" w:hAnsi="Times"/>
-          <w:iCs/>
-          <w:sz w:val="28"/>
-          <w:szCs w:val="28"/>
-        </w:rPr>
-      </w:pPr>
-      <w:r>
-        <w:rPr>
-          <w:rFonts w:ascii="Times" w:hAnsi="Times"/>
-          <w:iCs/>
-          <w:sz w:val="28"/>
-          <w:szCs w:val="28"/>
-        </w:rPr>
-        <w:t xml:space="preserve">В результате срок завершения проекта увечился до </w:t>
-      </w:r>
-      <w:r>
-        <w:rPr>
-          <w:rFonts w:ascii="Times" w:hAnsi="Times"/>
-          <w:iCs/>
-          <w:sz w:val="28"/>
-          <w:szCs w:val="28"/>
-        </w:rPr>
-        <w:t xml:space="preserve">07.08.26, </w:t>
-      </w:r>
-      <w:r>
-        <w:rPr>
-          <w:rFonts w:ascii="Times" w:hAnsi="Times"/>
-          <w:iCs/>
-          <w:sz w:val="28"/>
-          <w:szCs w:val="28"/>
-        </w:rPr>
-        <w:t>а стоимость проекта увеличилась до 51113</w:t>
-      </w:r>
-      <w:r>
-        <w:rPr>
-          <w:rFonts w:ascii="Times" w:hAnsi="Times"/>
-          <w:iCs/>
-          <w:sz w:val="28"/>
-          <w:szCs w:val="28"/>
-        </w:rPr>
-        <w:t xml:space="preserve">.41 </w:t>
-      </w:r>
-      <w:r>
-        <w:rPr>
-          <w:rFonts w:ascii="Times" w:hAnsi="Times"/>
-          <w:iCs/>
-          <w:sz w:val="28"/>
-          <w:szCs w:val="28"/>
-        </w:rPr>
-        <w:t>руб</w:t>
-      </w:r>
-      <w:r>
-        <w:rPr>
-          <w:rFonts w:ascii="Times" w:hAnsi="Times"/>
-          <w:iCs/>
-          <w:sz w:val="28"/>
-          <w:szCs w:val="28"/>
-        </w:rPr>
-        <w:t>.</w:t>
+          <w:b/>
+          <w:bCs/>
+          <w:iCs/>
+          <w:sz w:val="28"/>
+          <w:szCs w:val="28"/>
+        </w:rPr>
+      </w:pPr>
+      <w:r>
+        <w:rPr>
+          <w:rFonts w:ascii="Times" w:hAnsi="Times"/>
+          <w:b/>
+          <w:bCs/>
+          <w:iCs/>
+          <w:sz w:val="28"/>
+          <w:szCs w:val="28"/>
+        </w:rPr>
+        <w:t>В результате срок завершения проекта увечился до 07.08.26, а стоимость проекта увеличилась до 51113.41 руб.</w:t>
       </w:r>
     </w:p>
     <w:p>
@@ -8620,7 +8850,7 @@
                     <pic:cNvPicPr/>
                   </pic:nvPicPr>
                   <pic:blipFill>
-                    <a:blip r:embed="rId47" cstate="print">
+                    <a:blip r:embed="rId52" cstate="print">
                       <a:extLst>
                         <a:ext uri="{28A0092B-C50C-407E-A947-70E740481C1C}">
                           <a14:useLocalDpi xmlns:a14="http://schemas.microsoft.com/office/drawing/2010/main" val="0"/>
@@ -8650,7 +8880,7 @@
     <w:p>
       <w:pPr>
         <w:spacing w:line="360" w:lineRule="auto"/>
-        <w:ind w:firstLine="360"/>
+        <w:ind w:firstLine="708"/>
         <w:jc w:val="both"/>
         <w:rPr>
           <w:iCs/>
@@ -8690,13 +8920,47 @@
         </w:rPr>
         <w:t xml:space="preserve">. </w:t>
       </w:r>
-      <w:r>
-        <w:rPr>
-          <w:iCs/>
-          <w:sz w:val="28"/>
-          <w:szCs w:val="28"/>
-        </w:rPr>
-        <w:t>Срок проекта сдвинулся на 12 дней</w:t>
+    </w:p>
+    <w:p>
+      <w:pPr>
+        <w:spacing w:line="360" w:lineRule="auto"/>
+        <w:ind w:firstLine="708"/>
+        <w:jc w:val="both"/>
+        <w:rPr>
+          <w:iCs/>
+          <w:sz w:val="28"/>
+          <w:szCs w:val="28"/>
+        </w:rPr>
+      </w:pPr>
+      <w:r>
+        <w:rPr>
+          <w:b/>
+          <w:bCs/>
+          <w:iCs/>
+          <w:sz w:val="28"/>
+          <w:szCs w:val="28"/>
+        </w:rPr>
+        <w:t>Срок проекта сдвинулся на 12 дней относительно базового – эта дата допустима в рамках плана. Увеличились затраты до 51113.41</w:t>
+      </w:r>
+      <w:r>
+        <w:rPr>
+          <w:b/>
+          <w:bCs/>
+          <w:iCs/>
+          <w:sz w:val="28"/>
+          <w:szCs w:val="28"/>
+        </w:rPr>
+        <w:t xml:space="preserve"> руб.</w:t>
+      </w:r>
+      <w:r>
+        <w:rPr>
+          <w:b/>
+          <w:bCs/>
+          <w:iCs/>
+          <w:sz w:val="28"/>
+          <w:szCs w:val="28"/>
+        </w:rPr>
+        <w:t xml:space="preserve"> относительно базовых, что превышает рамки бюджета.</w:t>
       </w:r>
       <w:r>
         <w:rPr>
@@ -8705,86 +8969,6 @@
           <w:szCs w:val="28"/>
         </w:rPr>
         <w:t xml:space="preserve"> </w:t>
-      </w:r>
-      <w:r>
-        <w:rPr>
-          <w:iCs/>
-          <w:sz w:val="28"/>
-          <w:szCs w:val="28"/>
-        </w:rPr>
-        <w:t>относительно базового</w:t>
-      </w:r>
-      <w:r>
-        <w:rPr>
-          <w:iCs/>
-          <w:sz w:val="28"/>
-          <w:szCs w:val="28"/>
-        </w:rPr>
-        <w:t xml:space="preserve"> – </w:t>
-      </w:r>
-      <w:r>
-        <w:rPr>
-          <w:iCs/>
-          <w:sz w:val="28"/>
-          <w:szCs w:val="28"/>
-        </w:rPr>
-        <w:t>эта дата допустима в рамках плана</w:t>
-      </w:r>
-      <w:r>
-        <w:rPr>
-          <w:iCs/>
-          <w:sz w:val="28"/>
-          <w:szCs w:val="28"/>
-        </w:rPr>
-        <w:t xml:space="preserve">. </w:t>
-      </w:r>
-      <w:r>
-        <w:rPr>
-          <w:iCs/>
-          <w:sz w:val="28"/>
-          <w:szCs w:val="28"/>
-        </w:rPr>
-        <w:t>Увеличились затраты до 51113</w:t>
-      </w:r>
-      <w:r>
-        <w:rPr>
-          <w:iCs/>
-          <w:sz w:val="28"/>
-          <w:szCs w:val="28"/>
-        </w:rPr>
-        <w:t xml:space="preserve">.41 </w:t>
-      </w:r>
-      <w:r>
-        <w:rPr>
-          <w:iCs/>
-          <w:sz w:val="28"/>
-          <w:szCs w:val="28"/>
-        </w:rPr>
-        <w:t>относительно базовых</w:t>
-      </w:r>
-      <w:r>
-        <w:rPr>
-          <w:iCs/>
-          <w:sz w:val="28"/>
-          <w:szCs w:val="28"/>
-        </w:rPr>
-        <w:t xml:space="preserve">, </w:t>
-      </w:r>
-      <w:r>
-        <w:rPr>
-          <w:iCs/>
-          <w:sz w:val="28"/>
-          <w:szCs w:val="28"/>
-        </w:rPr>
-        <w:t>что превышает рамки бюджета</w:t>
-      </w:r>
-      <w:r>
-        <w:rPr>
-          <w:iCs/>
-          <w:sz w:val="28"/>
-          <w:szCs w:val="28"/>
-        </w:rPr>
-        <w:t xml:space="preserve">. </w:t>
       </w:r>
       <w:r>
         <w:rPr>
@@ -8855,6 +9039,7 @@
           <w:iCs/>
           <w:sz w:val="28"/>
           <w:szCs w:val="28"/>
+          <w:u w:val="single"/>
         </w:rPr>
       </w:pPr>
       <w:r>
@@ -9144,7 +9329,7 @@
           <w:sz w:val="28"/>
           <w:szCs w:val="28"/>
         </w:rPr>
-        <w:t>е</w:t>
+        <w:t>е сайта</w:t>
       </w:r>
       <w:r>
         <w:rPr>
@@ -9160,14 +9345,6 @@
           <w:sz w:val="28"/>
           <w:szCs w:val="28"/>
         </w:rPr>
-        <w:t xml:space="preserve"> сайта</w:t>
-      </w:r>
-      <w:r>
-        <w:rPr>
-          <w:iCs/>
-          <w:sz w:val="28"/>
-          <w:szCs w:val="28"/>
-        </w:rPr>
         <w:t xml:space="preserve">, </w:t>
       </w:r>
       <w:r>
@@ -9176,13 +9353,23 @@
           <w:sz w:val="28"/>
           <w:szCs w:val="28"/>
         </w:rPr>
-        <w:t>что позволи</w:t>
-      </w:r>
-      <w:r>
-        <w:rPr>
-          <w:iCs/>
-          <w:sz w:val="28"/>
-          <w:szCs w:val="28"/>
+        <w:t xml:space="preserve">что </w:t>
+      </w:r>
+      <w:r>
+        <w:rPr>
+          <w:iCs/>
+          <w:sz w:val="28"/>
+          <w:szCs w:val="28"/>
+          <w:u w:val="single"/>
+        </w:rPr>
+        <w:t>позволи</w:t>
+      </w:r>
+      <w:r>
+        <w:rPr>
+          <w:iCs/>
+          <w:sz w:val="28"/>
+          <w:szCs w:val="28"/>
+          <w:u w:val="single"/>
         </w:rPr>
         <w:t>т</w:t>
       </w:r>
@@ -9191,32 +9378,9 @@
           <w:iCs/>
           <w:sz w:val="28"/>
           <w:szCs w:val="28"/>
-        </w:rPr>
-        <w:t xml:space="preserve"> снизить затраты до 50746</w:t>
-      </w:r>
-      <w:r>
-        <w:rPr>
-          <w:iCs/>
-          <w:sz w:val="28"/>
-          <w:szCs w:val="28"/>
-        </w:rPr>
-        <w:t>.58</w:t>
-      </w:r>
-      <w:r>
-        <w:rPr>
-          <w:iCs/>
-          <w:sz w:val="28"/>
-          <w:szCs w:val="28"/>
-        </w:rPr>
-        <w:t xml:space="preserve"> руб</w:t>
-      </w:r>
-      <w:r>
-        <w:rPr>
-          <w:iCs/>
-          <w:sz w:val="28"/>
-          <w:szCs w:val="28"/>
-        </w:rPr>
-        <w:t xml:space="preserve">. </w:t>
+          <w:u w:val="single"/>
+        </w:rPr>
+        <w:t xml:space="preserve"> снизить затраты до 50746.58 руб. </w:t>
       </w:r>
     </w:p>
     <w:p>
@@ -9252,7 +9416,7 @@
                     <pic:cNvPicPr/>
                   </pic:nvPicPr>
                   <pic:blipFill>
-                    <a:blip r:embed="rId48" cstate="print">
+                    <a:blip r:embed="rId53" cstate="print">
                       <a:extLst>
                         <a:ext uri="{28A0092B-C50C-407E-A947-70E740481C1C}">
                           <a14:useLocalDpi xmlns:a14="http://schemas.microsoft.com/office/drawing/2010/main" val="0"/>
@@ -9313,7 +9477,7 @@
                     <pic:cNvPicPr/>
                   </pic:nvPicPr>
                   <pic:blipFill>
-                    <a:blip r:embed="rId49" cstate="print">
+                    <a:blip r:embed="rId54" cstate="print">
                       <a:extLst>
                         <a:ext uri="{28A0092B-C50C-407E-A947-70E740481C1C}">
                           <a14:useLocalDpi xmlns:a14="http://schemas.microsoft.com/office/drawing/2010/main" val="0"/>
@@ -9350,6 +9514,7 @@
           <w:iCs/>
           <w:sz w:val="28"/>
           <w:szCs w:val="28"/>
+          <w:u w:val="single"/>
         </w:rPr>
       </w:pPr>
       <w:r>
@@ -9385,7 +9550,7 @@
                     <pic:cNvPicPr/>
                   </pic:nvPicPr>
                   <pic:blipFill>
-                    <a:blip r:embed="rId50" cstate="print">
+                    <a:blip r:embed="rId55" cstate="print">
                       <a:extLst>
                         <a:ext uri="{28A0092B-C50C-407E-A947-70E740481C1C}">
                           <a14:useLocalDpi xmlns:a14="http://schemas.microsoft.com/office/drawing/2010/main" val="0"/>
@@ -9424,50 +9589,35 @@
           <w:sz w:val="28"/>
           <w:szCs w:val="28"/>
         </w:rPr>
-        <w:t>Также можно снизить затраты на аренду сервера, уменьшив срок его использования, наняв дополнительно трех наборщиков данных</w:t>
-      </w:r>
-      <w:r>
-        <w:rPr>
-          <w:rFonts w:ascii="Times" w:hAnsi="Times"/>
-          <w:iCs/>
-          <w:sz w:val="28"/>
-          <w:szCs w:val="28"/>
-        </w:rPr>
-        <w:t xml:space="preserve">, </w:t>
-      </w:r>
-      <w:r>
-        <w:rPr>
-          <w:rFonts w:ascii="Times" w:hAnsi="Times"/>
-          <w:iCs/>
-          <w:sz w:val="28"/>
-          <w:szCs w:val="28"/>
-        </w:rPr>
-        <w:t>доступных с 18</w:t>
-      </w:r>
-      <w:r>
-        <w:rPr>
-          <w:rFonts w:ascii="Times" w:hAnsi="Times"/>
-          <w:iCs/>
-          <w:sz w:val="28"/>
-          <w:szCs w:val="28"/>
-        </w:rPr>
-        <w:t>.05.2</w:t>
-      </w:r>
-      <w:r>
-        <w:rPr>
-          <w:rFonts w:ascii="Times" w:hAnsi="Times"/>
-          <w:iCs/>
-          <w:sz w:val="28"/>
-          <w:szCs w:val="28"/>
-        </w:rPr>
-        <w:t>6</w:t>
-      </w:r>
-      <w:r>
-        <w:rPr>
-          <w:rFonts w:ascii="Times" w:hAnsi="Times"/>
-          <w:iCs/>
-          <w:sz w:val="28"/>
-          <w:szCs w:val="28"/>
+        <w:t xml:space="preserve">Также можно </w:t>
+      </w:r>
+      <w:r>
+        <w:rPr>
+          <w:rFonts w:ascii="Times" w:hAnsi="Times"/>
+          <w:iCs/>
+          <w:sz w:val="28"/>
+          <w:szCs w:val="28"/>
+          <w:u w:val="single"/>
+        </w:rPr>
+        <w:t>снизить затраты на аренду сервера, уменьшив срок его использования, наняв дополнительно трех наборщиков данных</w:t>
+      </w:r>
+      <w:r>
+        <w:rPr>
+          <w:rFonts w:ascii="Times" w:hAnsi="Times"/>
+          <w:iCs/>
+          <w:sz w:val="28"/>
+          <w:szCs w:val="28"/>
+          <w:u w:val="single"/>
+        </w:rPr>
+        <w:t>, доступных с 18.05.26</w:t>
+      </w:r>
+      <w:r>
+        <w:rPr>
+          <w:rFonts w:ascii="Times" w:hAnsi="Times"/>
+          <w:iCs/>
+          <w:sz w:val="28"/>
+          <w:szCs w:val="28"/>
+          <w:u w:val="single"/>
         </w:rPr>
         <w:t xml:space="preserve">. </w:t>
       </w:r>
@@ -9521,7 +9671,7 @@
                     <pic:cNvPicPr/>
                   </pic:nvPicPr>
                   <pic:blipFill>
-                    <a:blip r:embed="rId51" cstate="print">
+                    <a:blip r:embed="rId56" cstate="print">
                       <a:extLst>
                         <a:ext uri="{28A0092B-C50C-407E-A947-70E740481C1C}">
                           <a14:useLocalDpi xmlns:a14="http://schemas.microsoft.com/office/drawing/2010/main" val="0"/>
@@ -9584,7 +9734,7 @@
                     <pic:cNvPicPr/>
                   </pic:nvPicPr>
                   <pic:blipFill>
-                    <a:blip r:embed="rId52" cstate="print">
+                    <a:blip r:embed="rId57" cstate="print">
                       <a:extLst>
                         <a:ext uri="{28A0092B-C50C-407E-A947-70E740481C1C}">
                           <a14:useLocalDpi xmlns:a14="http://schemas.microsoft.com/office/drawing/2010/main" val="0"/>
@@ -9618,14 +9768,18 @@
         <w:jc w:val="both"/>
         <w:rPr>
           <w:rFonts w:ascii="Times" w:hAnsi="Times"/>
-          <w:iCs/>
-          <w:sz w:val="28"/>
-          <w:szCs w:val="28"/>
-        </w:rPr>
-      </w:pPr>
-      <w:r>
-        <w:rPr>
-          <w:rFonts w:ascii="Times" w:hAnsi="Times"/>
+          <w:b/>
+          <w:bCs/>
+          <w:iCs/>
+          <w:sz w:val="28"/>
+          <w:szCs w:val="28"/>
+        </w:rPr>
+      </w:pPr>
+      <w:r>
+        <w:rPr>
+          <w:rFonts w:ascii="Times" w:hAnsi="Times"/>
+          <w:b/>
+          <w:bCs/>
           <w:iCs/>
           <w:sz w:val="28"/>
           <w:szCs w:val="28"/>
@@ -9635,69 +9789,19 @@
       <w:r>
         <w:rPr>
           <w:rFonts w:ascii="Times" w:hAnsi="Times"/>
-          <w:iCs/>
-          <w:sz w:val="28"/>
-          <w:szCs w:val="28"/>
-        </w:rPr>
-        <w:t>затраты на проект снизились до 49703</w:t>
-      </w:r>
-      <w:r>
-        <w:rPr>
-          <w:rFonts w:ascii="Times" w:hAnsi="Times"/>
-          <w:iCs/>
-          <w:sz w:val="28"/>
-          <w:szCs w:val="28"/>
-        </w:rPr>
-        <w:t>.68</w:t>
-      </w:r>
-      <w:r>
-        <w:rPr>
-          <w:rFonts w:ascii="Times" w:hAnsi="Times"/>
-          <w:iCs/>
-          <w:sz w:val="28"/>
-          <w:szCs w:val="28"/>
-        </w:rPr>
-        <w:t xml:space="preserve"> руб</w:t>
-      </w:r>
-      <w:r>
-        <w:rPr>
-          <w:rFonts w:ascii="Times" w:hAnsi="Times"/>
-          <w:iCs/>
-          <w:sz w:val="28"/>
-          <w:szCs w:val="28"/>
-        </w:rPr>
-        <w:t xml:space="preserve">., </w:t>
-      </w:r>
-      <w:r>
-        <w:rPr>
-          <w:rFonts w:ascii="Times" w:hAnsi="Times"/>
-          <w:iCs/>
-          <w:sz w:val="28"/>
-          <w:szCs w:val="28"/>
-        </w:rPr>
-        <w:t>что укладывается в рамки бюджета</w:t>
-      </w:r>
-      <w:r>
-        <w:rPr>
-          <w:rFonts w:ascii="Times" w:hAnsi="Times"/>
-          <w:iCs/>
-          <w:sz w:val="28"/>
-          <w:szCs w:val="28"/>
-        </w:rPr>
-        <w:t xml:space="preserve">, </w:t>
-      </w:r>
-      <w:r>
-        <w:rPr>
-          <w:rFonts w:ascii="Times" w:hAnsi="Times"/>
-          <w:iCs/>
-          <w:sz w:val="28"/>
-          <w:szCs w:val="28"/>
-        </w:rPr>
-        <w:t xml:space="preserve">но увеличилась длительность всего проекта </w:t>
-      </w:r>
-      <w:r>
-        <w:rPr>
-          <w:rFonts w:ascii="Times" w:hAnsi="Times"/>
+          <w:b/>
+          <w:bCs/>
+          <w:iCs/>
+          <w:sz w:val="28"/>
+          <w:szCs w:val="28"/>
+        </w:rPr>
+        <w:t xml:space="preserve">затраты на проект снизились до 49703.68 руб., что укладывается в рамки бюджета, но увеличилась длительность всего проекта </w:t>
+      </w:r>
+      <w:r>
+        <w:rPr>
+          <w:rFonts w:ascii="Times" w:hAnsi="Times"/>
+          <w:b/>
+          <w:bCs/>
           <w:iCs/>
           <w:sz w:val="28"/>
           <w:szCs w:val="28"/>
@@ -9707,101 +9811,35 @@
       <w:r>
         <w:rPr>
           <w:rFonts w:ascii="Times" w:hAnsi="Times"/>
-          <w:iCs/>
-          <w:sz w:val="28"/>
-          <w:szCs w:val="28"/>
-        </w:rPr>
-        <w:t>5 дней</w:t>
-      </w:r>
-      <w:r>
-        <w:rPr>
-          <w:rFonts w:ascii="Times" w:hAnsi="Times"/>
-          <w:iCs/>
-          <w:sz w:val="28"/>
-          <w:szCs w:val="28"/>
-        </w:rPr>
-        <w:t xml:space="preserve"> </w:t>
-      </w:r>
-      <w:r>
-        <w:rPr>
-          <w:rFonts w:ascii="Times" w:hAnsi="Times"/>
-          <w:iCs/>
-          <w:sz w:val="28"/>
-          <w:szCs w:val="28"/>
-        </w:rPr>
-        <w:t>–</w:t>
-      </w:r>
-      <w:r>
-        <w:rPr>
-          <w:rFonts w:ascii="Times" w:hAnsi="Times"/>
-          <w:iCs/>
-          <w:sz w:val="28"/>
-          <w:szCs w:val="28"/>
-        </w:rPr>
-        <w:t xml:space="preserve"> </w:t>
-      </w:r>
-      <w:r>
-        <w:rPr>
-          <w:rFonts w:ascii="Times" w:hAnsi="Times"/>
-          <w:iCs/>
-          <w:sz w:val="28"/>
-          <w:szCs w:val="28"/>
-        </w:rPr>
-        <w:t>дата завершения</w:t>
-      </w:r>
-      <w:r>
-        <w:rPr>
-          <w:rFonts w:ascii="Times" w:hAnsi="Times"/>
-          <w:iCs/>
-          <w:sz w:val="28"/>
-          <w:szCs w:val="28"/>
-        </w:rPr>
-        <w:t xml:space="preserve"> 14.06.26</w:t>
-      </w:r>
-      <w:r>
-        <w:rPr>
-          <w:rFonts w:ascii="Times" w:hAnsi="Times"/>
-          <w:iCs/>
-          <w:sz w:val="28"/>
-          <w:szCs w:val="28"/>
-        </w:rPr>
-        <w:t>,</w:t>
-      </w:r>
-      <w:r>
-        <w:rPr>
-          <w:rFonts w:ascii="Times" w:hAnsi="Times"/>
-          <w:iCs/>
-          <w:sz w:val="28"/>
-          <w:szCs w:val="28"/>
-        </w:rPr>
-        <w:t xml:space="preserve"> </w:t>
-      </w:r>
-      <w:r>
-        <w:rPr>
-          <w:rFonts w:ascii="Times" w:hAnsi="Times"/>
-          <w:iCs/>
-          <w:sz w:val="28"/>
-          <w:szCs w:val="28"/>
-        </w:rPr>
-        <w:t>допустима</w:t>
-      </w:r>
-      <w:r>
-        <w:rPr>
-          <w:rFonts w:ascii="Times" w:hAnsi="Times"/>
-          <w:iCs/>
-          <w:sz w:val="28"/>
-          <w:szCs w:val="28"/>
-        </w:rPr>
-        <w:t xml:space="preserve"> в рамках плана</w:t>
-      </w:r>
-      <w:r>
-        <w:rPr>
-          <w:rFonts w:ascii="Times" w:hAnsi="Times"/>
-          <w:iCs/>
-          <w:sz w:val="28"/>
-          <w:szCs w:val="28"/>
-        </w:rPr>
-        <w:t>.</w:t>
+          <w:b/>
+          <w:bCs/>
+          <w:iCs/>
+          <w:sz w:val="28"/>
+          <w:szCs w:val="28"/>
+        </w:rPr>
+        <w:t>5 дней – дата завершения 14.06.26</w:t>
+      </w:r>
+      <w:r>
+        <w:rPr>
+          <w:rFonts w:ascii="Times" w:hAnsi="Times"/>
+          <w:b/>
+          <w:bCs/>
+          <w:iCs/>
+          <w:sz w:val="28"/>
+          <w:szCs w:val="28"/>
+        </w:rPr>
+        <w:t>, допустима</w:t>
+      </w:r>
+      <w:r>
+        <w:rPr>
+          <w:rFonts w:ascii="Times" w:hAnsi="Times"/>
+          <w:b/>
+          <w:bCs/>
+          <w:iCs/>
+          <w:sz w:val="28"/>
+          <w:szCs w:val="28"/>
+        </w:rPr>
+        <w:t xml:space="preserve"> в рамках плана.</w:t>
       </w:r>
     </w:p>
     <w:p>
@@ -9824,7 +9862,16 @@
           <w:sz w:val="28"/>
           <w:szCs w:val="28"/>
         </w:rPr>
-        <w:t xml:space="preserve">В результате найма дополнительных наборщиков трудозатраты сервера уменьшились с 2831 </w:t>
+        <w:t xml:space="preserve">В результате найма дополнительных наборщиков </w:t>
+      </w:r>
+      <w:r>
+        <w:rPr>
+          <w:rFonts w:ascii="Times" w:hAnsi="Times"/>
+          <w:iCs/>
+          <w:sz w:val="28"/>
+          <w:szCs w:val="28"/>
+        </w:rPr>
+        <w:t xml:space="preserve">трудозатраты сервера уменьшились с 2831 </w:t>
       </w:r>
       <w:r>
         <w:rPr>
@@ -9860,7 +9907,16 @@
           <w:sz w:val="28"/>
           <w:szCs w:val="28"/>
         </w:rPr>
-        <w:t xml:space="preserve">, </w:t>
+        <w:t>,</w:t>
+      </w:r>
+      <w:r>
+        <w:rPr>
+          <w:rFonts w:ascii="Times" w:hAnsi="Times"/>
+          <w:iCs/>
+          <w:sz w:val="28"/>
+          <w:szCs w:val="28"/>
+        </w:rPr>
+        <w:t xml:space="preserve"> </w:t>
       </w:r>
       <w:r>
         <w:rPr>
@@ -9933,6 +9989,15 @@
           <w:szCs w:val="28"/>
         </w:rPr>
         <w:t xml:space="preserve">Затраты группы </w:t>
+      </w:r>
+      <w:r>
+        <w:rPr>
+          <w:rFonts w:ascii="Times" w:hAnsi="Times"/>
+          <w:iCs/>
+          <w:sz w:val="28"/>
+          <w:szCs w:val="28"/>
+        </w:rPr>
+        <w:t xml:space="preserve">ресурсов </w:t>
       </w:r>
       <w:r>
         <w:rPr>
@@ -10063,7 +10128,7 @@
                     <pic:cNvPicPr/>
                   </pic:nvPicPr>
                   <pic:blipFill>
-                    <a:blip r:embed="rId53" cstate="print">
+                    <a:blip r:embed="rId58" cstate="print">
                       <a:extLst>
                         <a:ext uri="{28A0092B-C50C-407E-A947-70E740481C1C}">
                           <a14:useLocalDpi xmlns:a14="http://schemas.microsoft.com/office/drawing/2010/main" val="0"/>
@@ -10092,18 +10157,6 @@
     </w:p>
     <w:p>
       <w:pPr>
-        <w:spacing w:line="360" w:lineRule="auto"/>
-        <w:jc w:val="both"/>
-        <w:rPr>
-          <w:rFonts w:ascii="Times" w:hAnsi="Times"/>
-          <w:iCs/>
-          <w:sz w:val="28"/>
-          <w:szCs w:val="28"/>
-        </w:rPr>
-      </w:pPr>
-    </w:p>
-    <w:p>
-      <w:pPr>
         <w:pStyle w:val="a3"/>
         <w:numPr>
           <w:ilvl w:val="0"/>
@@ -10166,7 +10219,7 @@
                     <pic:cNvPicPr/>
                   </pic:nvPicPr>
                   <pic:blipFill>
-                    <a:blip r:embed="rId54">
+                    <a:blip r:embed="rId59">
                       <a:extLst>
                         <a:ext uri="{28A0092B-C50C-407E-A947-70E740481C1C}">
                           <a14:useLocalDpi xmlns:a14="http://schemas.microsoft.com/office/drawing/2010/main" val="0"/>
@@ -10196,6 +10249,7 @@
     <w:p>
       <w:pPr>
         <w:spacing w:line="360" w:lineRule="auto"/>
+        <w:ind w:firstLine="708"/>
         <w:jc w:val="both"/>
         <w:rPr>
           <w:iCs/>
@@ -10209,7 +10263,6 @@
           <w:sz w:val="28"/>
           <w:szCs w:val="28"/>
         </w:rPr>
-        <w:tab/>
         <w:t>Срок проекта сдвинулся на 1</w:t>
       </w:r>
       <w:r>
@@ -10291,183 +10344,6 @@
           <w:szCs w:val="28"/>
         </w:rPr>
         <w:t xml:space="preserve"> </w:t>
-      </w:r>
-      <w:r>
-        <w:rPr>
-          <w:iCs/>
-          <w:sz w:val="28"/>
-          <w:szCs w:val="28"/>
-        </w:rPr>
-        <w:t>Увеличились затраты до</w:t>
-      </w:r>
-      <w:r>
-        <w:rPr>
-          <w:iCs/>
-          <w:sz w:val="28"/>
-          <w:szCs w:val="28"/>
-        </w:rPr>
-        <w:t xml:space="preserve"> 49703</w:t>
-      </w:r>
-      <w:r>
-        <w:rPr>
-          <w:iCs/>
-          <w:sz w:val="28"/>
-          <w:szCs w:val="28"/>
-        </w:rPr>
-        <w:t>,</w:t>
-      </w:r>
-      <w:r>
-        <w:rPr>
-          <w:iCs/>
-          <w:sz w:val="28"/>
-          <w:szCs w:val="28"/>
-        </w:rPr>
-        <w:t>68</w:t>
-      </w:r>
-      <w:r>
-        <w:rPr>
-          <w:iCs/>
-          <w:sz w:val="28"/>
-          <w:szCs w:val="28"/>
-        </w:rPr>
-        <w:t xml:space="preserve"> руб</w:t>
-      </w:r>
-      <w:r>
-        <w:rPr>
-          <w:iCs/>
-          <w:sz w:val="28"/>
-          <w:szCs w:val="28"/>
-        </w:rPr>
-        <w:t>.</w:t>
-      </w:r>
-      <w:r>
-        <w:rPr>
-          <w:iCs/>
-          <w:sz w:val="28"/>
-          <w:szCs w:val="28"/>
-        </w:rPr>
-        <w:t xml:space="preserve"> </w:t>
-      </w:r>
-      <w:r>
-        <w:rPr>
-          <w:iCs/>
-          <w:sz w:val="28"/>
-          <w:szCs w:val="28"/>
-        </w:rPr>
-        <w:t>относительно базовых</w:t>
-      </w:r>
-      <w:r>
-        <w:rPr>
-          <w:iCs/>
-          <w:sz w:val="28"/>
-          <w:szCs w:val="28"/>
-        </w:rPr>
-        <w:t xml:space="preserve">, </w:t>
-      </w:r>
-      <w:r>
-        <w:rPr>
-          <w:iCs/>
-          <w:sz w:val="28"/>
-          <w:szCs w:val="28"/>
-        </w:rPr>
-        <w:t xml:space="preserve">что </w:t>
-      </w:r>
-      <w:r>
-        <w:rPr>
-          <w:iCs/>
-          <w:sz w:val="28"/>
-          <w:szCs w:val="28"/>
-        </w:rPr>
-        <w:t xml:space="preserve">не </w:t>
-      </w:r>
-      <w:r>
-        <w:rPr>
-          <w:iCs/>
-          <w:sz w:val="28"/>
-          <w:szCs w:val="28"/>
-        </w:rPr>
-        <w:t>превышает рамки бюджета</w:t>
-      </w:r>
-      <w:r>
-        <w:rPr>
-          <w:iCs/>
-          <w:sz w:val="28"/>
-          <w:szCs w:val="28"/>
-        </w:rPr>
-        <w:t xml:space="preserve">. </w:t>
-      </w:r>
-    </w:p>
-    <w:p>
-      <w:pPr>
-        <w:spacing w:line="360" w:lineRule="auto"/>
-        <w:jc w:val="both"/>
-        <w:rPr>
-          <w:rFonts w:ascii="TimesNewRomanPSMT" w:hAnsi="TimesNewRomanPSMT"/>
-          <w:sz w:val="28"/>
-          <w:szCs w:val="28"/>
-        </w:rPr>
-      </w:pPr>
-      <w:r>
-        <w:rPr>
-          <w:iCs/>
-          <w:sz w:val="28"/>
-          <w:szCs w:val="28"/>
-        </w:rPr>
-        <w:tab/>
-      </w:r>
-      <w:r>
-        <w:rPr>
-          <w:iCs/>
-          <w:sz w:val="28"/>
-          <w:szCs w:val="28"/>
-        </w:rPr>
-        <w:t>Проценты выполнения для длительности и трудозатрат равны 51% и 45</w:t>
-      </w:r>
-      <w:r>
-        <w:rPr>
-          <w:iCs/>
-          <w:sz w:val="28"/>
-          <w:szCs w:val="28"/>
-        </w:rPr>
-        <w:t xml:space="preserve">% </w:t>
-      </w:r>
-      <w:r>
-        <w:rPr>
-          <w:iCs/>
-          <w:sz w:val="28"/>
-          <w:szCs w:val="28"/>
-        </w:rPr>
-        <w:t>соответственно на момент создания отчета (15</w:t>
-      </w:r>
-      <w:r>
-        <w:rPr>
-          <w:iCs/>
-          <w:sz w:val="28"/>
-          <w:szCs w:val="28"/>
-        </w:rPr>
-        <w:t>.05.26).</w:t>
-      </w:r>
-    </w:p>
-    <w:p>
-      <w:pPr>
-        <w:spacing w:line="360" w:lineRule="auto"/>
-        <w:rPr>
-          <w:b/>
-          <w:bCs/>
-          <w:iCs/>
-          <w:sz w:val="32"/>
-          <w:szCs w:val="32"/>
-        </w:rPr>
-      </w:pPr>
-      <w:r>
-        <w:rPr>
-          <w:b/>
-          <w:bCs/>
-          <w:iCs/>
-          <w:sz w:val="32"/>
-          <w:szCs w:val="32"/>
-        </w:rPr>
-        <w:t>Выводы</w:t>
       </w:r>
     </w:p>
     <w:p>
@@ -10487,16 +10363,47 @@
           <w:sz w:val="28"/>
           <w:szCs w:val="28"/>
         </w:rPr>
-        <w:t xml:space="preserve">При выполнении лабораторной работы были отработаны навыки использования программы </w:t>
-      </w:r>
-      <w:r>
-        <w:rPr>
-          <w:iCs/>
-          <w:sz w:val="28"/>
-          <w:szCs w:val="28"/>
-          <w:lang w:val="en-US"/>
-        </w:rPr>
-        <w:t>Microsoft</w:t>
+        <w:t>Увеличились затраты до</w:t>
+      </w:r>
+      <w:r>
+        <w:rPr>
+          <w:iCs/>
+          <w:sz w:val="28"/>
+          <w:szCs w:val="28"/>
+        </w:rPr>
+        <w:t xml:space="preserve"> 49703</w:t>
+      </w:r>
+      <w:r>
+        <w:rPr>
+          <w:iCs/>
+          <w:sz w:val="28"/>
+          <w:szCs w:val="28"/>
+        </w:rPr>
+        <w:t>,</w:t>
+      </w:r>
+      <w:r>
+        <w:rPr>
+          <w:iCs/>
+          <w:sz w:val="28"/>
+          <w:szCs w:val="28"/>
+        </w:rPr>
+        <w:t>68</w:t>
+      </w:r>
+      <w:r>
+        <w:rPr>
+          <w:iCs/>
+          <w:sz w:val="28"/>
+          <w:szCs w:val="28"/>
+        </w:rPr>
+        <w:t xml:space="preserve"> руб</w:t>
+      </w:r>
+      <w:r>
+        <w:rPr>
+          <w:iCs/>
+          <w:sz w:val="28"/>
+          <w:szCs w:val="28"/>
+        </w:rPr>
+        <w:t>.</w:t>
       </w:r>
       <w:r>
         <w:rPr>
@@ -10511,33 +10418,40 @@
           <w:iCs/>
           <w:sz w:val="28"/>
           <w:szCs w:val="28"/>
-          <w:lang w:val="en-US"/>
-        </w:rPr>
-        <w:t>Project</w:t>
-      </w:r>
-      <w:r>
-        <w:rPr>
-          <w:iCs/>
-          <w:sz w:val="28"/>
-          <w:szCs w:val="28"/>
-        </w:rPr>
-        <w:t xml:space="preserve"> </w:t>
-      </w:r>
-      <w:r>
-        <w:rPr>
-          <w:iCs/>
-          <w:sz w:val="28"/>
-          <w:szCs w:val="28"/>
-        </w:rPr>
-        <w:t xml:space="preserve">для </w:t>
-      </w:r>
-      <w:r>
-        <w:rPr>
-          <w:iCs/>
-          <w:sz w:val="28"/>
-          <w:szCs w:val="28"/>
-        </w:rPr>
-        <w:t>контроля за ходом реализации проекта</w:t>
+        </w:rPr>
+        <w:t>относительно базовых</w:t>
+      </w:r>
+      <w:r>
+        <w:rPr>
+          <w:iCs/>
+          <w:sz w:val="28"/>
+          <w:szCs w:val="28"/>
+        </w:rPr>
+        <w:t xml:space="preserve">, </w:t>
+      </w:r>
+      <w:r>
+        <w:rPr>
+          <w:iCs/>
+          <w:sz w:val="28"/>
+          <w:szCs w:val="28"/>
+        </w:rPr>
+        <w:t xml:space="preserve">что </w:t>
+      </w:r>
+      <w:r>
+        <w:rPr>
+          <w:iCs/>
+          <w:sz w:val="28"/>
+          <w:szCs w:val="28"/>
+        </w:rPr>
+        <w:t xml:space="preserve">не </w:t>
+      </w:r>
+      <w:r>
+        <w:rPr>
+          <w:iCs/>
+          <w:sz w:val="28"/>
+          <w:szCs w:val="28"/>
+        </w:rPr>
+        <w:t>превышает рамки бюджета</w:t>
       </w:r>
       <w:r>
         <w:rPr>
@@ -10546,6 +10460,79 @@
           <w:szCs w:val="28"/>
         </w:rPr>
         <w:t xml:space="preserve">. </w:t>
+      </w:r>
+    </w:p>
+    <w:p>
+      <w:pPr>
+        <w:spacing w:line="360" w:lineRule="auto"/>
+        <w:jc w:val="both"/>
+        <w:rPr>
+          <w:rFonts w:ascii="TimesNewRomanPSMT" w:hAnsi="TimesNewRomanPSMT"/>
+          <w:sz w:val="28"/>
+          <w:szCs w:val="28"/>
+        </w:rPr>
+      </w:pPr>
+      <w:r>
+        <w:rPr>
+          <w:iCs/>
+          <w:sz w:val="28"/>
+          <w:szCs w:val="28"/>
+        </w:rPr>
+        <w:tab/>
+      </w:r>
+      <w:r>
+        <w:rPr>
+          <w:iCs/>
+          <w:sz w:val="28"/>
+          <w:szCs w:val="28"/>
+        </w:rPr>
+        <w:t>Проценты выполнения для длительности и трудозатрат равны 51% и 45</w:t>
+      </w:r>
+      <w:r>
+        <w:rPr>
+          <w:iCs/>
+          <w:sz w:val="28"/>
+          <w:szCs w:val="28"/>
+        </w:rPr>
+        <w:t xml:space="preserve">% </w:t>
+      </w:r>
+      <w:r>
+        <w:rPr>
+          <w:iCs/>
+          <w:sz w:val="28"/>
+          <w:szCs w:val="28"/>
+        </w:rPr>
+        <w:t>соответственно на момент создания отчета (15</w:t>
+      </w:r>
+      <w:r>
+        <w:rPr>
+          <w:iCs/>
+          <w:sz w:val="28"/>
+          <w:szCs w:val="28"/>
+        </w:rPr>
+        <w:t>.05.26).</w:t>
+      </w:r>
+    </w:p>
+    <w:p>
+      <w:pPr>
+        <w:spacing w:line="360" w:lineRule="auto"/>
+        <w:rPr>
+          <w:b/>
+          <w:bCs/>
+          <w:iCs/>
+          <w:sz w:val="32"/>
+          <w:szCs w:val="32"/>
+        </w:rPr>
+      </w:pPr>
+      <w:r>
+        <w:rPr>
+          <w:b/>
+          <w:bCs/>
+          <w:iCs/>
+          <w:sz w:val="32"/>
+          <w:szCs w:val="32"/>
+        </w:rPr>
+        <w:t>Выводы</w:t>
       </w:r>
     </w:p>
     <w:p>
@@ -10565,40 +10552,57 @@
           <w:sz w:val="28"/>
           <w:szCs w:val="28"/>
         </w:rPr>
-        <w:lastRenderedPageBreak/>
-        <w:t>После актуализации проекта его длительность увеличилась</w:t>
-      </w:r>
-      <w:r>
-        <w:rPr>
-          <w:iCs/>
-          <w:sz w:val="28"/>
-          <w:szCs w:val="28"/>
-        </w:rPr>
-        <w:t xml:space="preserve">, </w:t>
-      </w:r>
-      <w:r>
-        <w:rPr>
-          <w:iCs/>
-          <w:sz w:val="28"/>
-          <w:szCs w:val="28"/>
-        </w:rPr>
-        <w:t>но осталась в допустимых значения</w:t>
-      </w:r>
-      <w:r>
-        <w:rPr>
-          <w:iCs/>
-          <w:sz w:val="28"/>
-          <w:szCs w:val="28"/>
-        </w:rPr>
-        <w:t>, з</w:t>
-      </w:r>
-      <w:r>
-        <w:rPr>
-          <w:iCs/>
-          <w:sz w:val="28"/>
-          <w:szCs w:val="28"/>
-        </w:rPr>
-        <w:t>атраты на проект превысили установленный предел</w:t>
+        <w:t xml:space="preserve">При выполнении лабораторной работы были отработаны навыки использования программы </w:t>
+      </w:r>
+      <w:r>
+        <w:rPr>
+          <w:iCs/>
+          <w:sz w:val="28"/>
+          <w:szCs w:val="28"/>
+          <w:lang w:val="en-US"/>
+        </w:rPr>
+        <w:t>Microsoft</w:t>
+      </w:r>
+      <w:r>
+        <w:rPr>
+          <w:iCs/>
+          <w:sz w:val="28"/>
+          <w:szCs w:val="28"/>
+        </w:rPr>
+        <w:t xml:space="preserve"> </w:t>
+      </w:r>
+      <w:r>
+        <w:rPr>
+          <w:iCs/>
+          <w:sz w:val="28"/>
+          <w:szCs w:val="28"/>
+          <w:lang w:val="en-US"/>
+        </w:rPr>
+        <w:t>Project</w:t>
+      </w:r>
+      <w:r>
+        <w:rPr>
+          <w:iCs/>
+          <w:sz w:val="28"/>
+          <w:szCs w:val="28"/>
+        </w:rPr>
+        <w:t xml:space="preserve"> </w:t>
+      </w:r>
+      <w:r>
+        <w:rPr>
+          <w:iCs/>
+          <w:sz w:val="28"/>
+          <w:szCs w:val="28"/>
+        </w:rPr>
+        <w:t xml:space="preserve">для </w:t>
+      </w:r>
+      <w:r>
+        <w:rPr>
+          <w:iCs/>
+          <w:sz w:val="28"/>
+          <w:szCs w:val="28"/>
+        </w:rPr>
+        <w:t>контроля за ходом реализации проекта</w:t>
       </w:r>
       <w:r>
         <w:rPr>
@@ -10607,91 +10611,164 @@
           <w:szCs w:val="28"/>
         </w:rPr>
         <w:t xml:space="preserve">. </w:t>
-      </w:r>
-      <w:r>
-        <w:rPr>
-          <w:iCs/>
-          <w:sz w:val="28"/>
-          <w:szCs w:val="28"/>
-        </w:rPr>
-        <w:t xml:space="preserve">Было предложено отказаться от дорогостоящего ресурса </w:t>
-      </w:r>
-      <w:r>
-        <w:rPr>
-          <w:iCs/>
-          <w:sz w:val="28"/>
-          <w:szCs w:val="28"/>
-        </w:rPr>
-        <w:t>“</w:t>
-      </w:r>
-      <w:r>
-        <w:rPr>
-          <w:iCs/>
-          <w:sz w:val="28"/>
-          <w:szCs w:val="28"/>
-        </w:rPr>
-        <w:t>Программист №1</w:t>
-      </w:r>
-      <w:r>
-        <w:rPr>
-          <w:iCs/>
-          <w:sz w:val="28"/>
-          <w:szCs w:val="28"/>
-        </w:rPr>
-        <w:t xml:space="preserve">” </w:t>
-      </w:r>
-      <w:r>
-        <w:rPr>
-          <w:iCs/>
-          <w:sz w:val="28"/>
-          <w:szCs w:val="28"/>
-        </w:rPr>
-        <w:t>для тестирования сайта</w:t>
-      </w:r>
-      <w:r>
-        <w:rPr>
-          <w:iCs/>
-          <w:sz w:val="28"/>
-          <w:szCs w:val="28"/>
-        </w:rPr>
-        <w:t xml:space="preserve">, </w:t>
-      </w:r>
-      <w:r>
-        <w:rPr>
-          <w:iCs/>
-          <w:sz w:val="28"/>
-          <w:szCs w:val="28"/>
-        </w:rPr>
-        <w:t>а также нанять трех дополнительных наборщиков данных для уменьшения времени аренды сервера</w:t>
-      </w:r>
-      <w:r>
-        <w:rPr>
-          <w:iCs/>
-          <w:sz w:val="28"/>
-          <w:szCs w:val="28"/>
-        </w:rPr>
-        <w:t>,</w:t>
-      </w:r>
-      <w:r>
-        <w:rPr>
-          <w:iCs/>
-          <w:sz w:val="28"/>
-          <w:szCs w:val="28"/>
-        </w:rPr>
-        <w:t xml:space="preserve"> в результате чего можно сократить затраты на проект</w:t>
-      </w:r>
-      <w:r>
-        <w:rPr>
-          <w:iCs/>
-          <w:sz w:val="28"/>
-          <w:szCs w:val="28"/>
-        </w:rPr>
-        <w:t>.</w:t>
       </w:r>
     </w:p>
     <w:p>
       <w:pPr>
         <w:spacing w:line="360" w:lineRule="auto"/>
+        <w:ind w:firstLine="708"/>
+        <w:jc w:val="both"/>
+        <w:rPr>
+          <w:iCs/>
+          <w:sz w:val="28"/>
+          <w:szCs w:val="28"/>
+        </w:rPr>
+      </w:pPr>
+      <w:r>
+        <w:rPr>
+          <w:iCs/>
+          <w:sz w:val="28"/>
+          <w:szCs w:val="28"/>
+        </w:rPr>
+        <w:t>После актуализации проекта его длительность увеличилась</w:t>
+      </w:r>
+      <w:r>
+        <w:rPr>
+          <w:iCs/>
+          <w:sz w:val="28"/>
+          <w:szCs w:val="28"/>
+        </w:rPr>
+        <w:t xml:space="preserve">, </w:t>
+      </w:r>
+      <w:r>
+        <w:rPr>
+          <w:iCs/>
+          <w:sz w:val="28"/>
+          <w:szCs w:val="28"/>
+        </w:rPr>
+        <w:t>но осталась в допустимых значения</w:t>
+      </w:r>
+      <w:r>
+        <w:rPr>
+          <w:iCs/>
+          <w:sz w:val="28"/>
+          <w:szCs w:val="28"/>
+        </w:rPr>
+        <w:t>, з</w:t>
+      </w:r>
+      <w:r>
+        <w:rPr>
+          <w:iCs/>
+          <w:sz w:val="28"/>
+          <w:szCs w:val="28"/>
+        </w:rPr>
+        <w:t>атраты на проект превысили установленный предел</w:t>
+      </w:r>
+      <w:r>
+        <w:rPr>
+          <w:iCs/>
+          <w:sz w:val="28"/>
+          <w:szCs w:val="28"/>
+        </w:rPr>
+        <w:t xml:space="preserve">. </w:t>
+      </w:r>
+    </w:p>
+    <w:p>
+      <w:pPr>
+        <w:spacing w:line="360" w:lineRule="auto"/>
+        <w:ind w:firstLine="708"/>
+        <w:jc w:val="both"/>
+        <w:rPr>
+          <w:iCs/>
+          <w:sz w:val="28"/>
+          <w:szCs w:val="28"/>
+        </w:rPr>
+      </w:pPr>
+      <w:r>
+        <w:rPr>
+          <w:iCs/>
+          <w:sz w:val="28"/>
+          <w:szCs w:val="28"/>
+        </w:rPr>
+        <w:lastRenderedPageBreak/>
+        <w:t xml:space="preserve">Было предложено отказаться от дорогостоящего ресурса </w:t>
+      </w:r>
+      <w:r>
+        <w:rPr>
+          <w:iCs/>
+          <w:sz w:val="28"/>
+          <w:szCs w:val="28"/>
+        </w:rPr>
+        <w:t>“</w:t>
+      </w:r>
+      <w:r>
+        <w:rPr>
+          <w:iCs/>
+          <w:sz w:val="28"/>
+          <w:szCs w:val="28"/>
+        </w:rPr>
+        <w:t>Программист №1</w:t>
+      </w:r>
+      <w:r>
+        <w:rPr>
+          <w:iCs/>
+          <w:sz w:val="28"/>
+          <w:szCs w:val="28"/>
+        </w:rPr>
+        <w:t xml:space="preserve">” </w:t>
+      </w:r>
+      <w:r>
+        <w:rPr>
+          <w:iCs/>
+          <w:sz w:val="28"/>
+          <w:szCs w:val="28"/>
+        </w:rPr>
+        <w:t>для тестирования сайта</w:t>
+      </w:r>
+      <w:r>
+        <w:rPr>
+          <w:iCs/>
+          <w:sz w:val="28"/>
+          <w:szCs w:val="28"/>
+        </w:rPr>
+        <w:t xml:space="preserve">, </w:t>
+      </w:r>
+      <w:r>
+        <w:rPr>
+          <w:iCs/>
+          <w:sz w:val="28"/>
+          <w:szCs w:val="28"/>
+        </w:rPr>
+        <w:t>а также нанять трех дополнительных наборщиков данных для уменьшения времени аренды сервера</w:t>
+      </w:r>
+      <w:r>
+        <w:rPr>
+          <w:iCs/>
+          <w:sz w:val="28"/>
+          <w:szCs w:val="28"/>
+        </w:rPr>
+        <w:t>,</w:t>
+      </w:r>
+      <w:r>
+        <w:rPr>
+          <w:iCs/>
+          <w:sz w:val="28"/>
+          <w:szCs w:val="28"/>
+        </w:rPr>
+        <w:t xml:space="preserve"> в результате чего можно сократить затраты на проект</w:t>
+      </w:r>
+      <w:r>
+        <w:rPr>
+          <w:iCs/>
+          <w:sz w:val="28"/>
+          <w:szCs w:val="28"/>
+        </w:rPr>
+        <w:t>.</w:t>
+      </w:r>
+    </w:p>
+    <w:p>
+      <w:pPr>
+        <w:spacing w:line="360" w:lineRule="auto"/>
         <w:rPr>
           <w:b/>
           <w:bCs/>
@@ -10713,7 +10790,7 @@
       </w:pPr>
     </w:p>
     <w:sectPr>
-      <w:footerReference w:type="default" r:id="rId55"/>
+      <w:footerReference w:type="default" r:id="rId60"/>
       <w:pgSz w:w="11906" w:h="16838"/>
       <w:pgMar w:top="1134" w:right="851" w:bottom="1134" w:left="1418" w:header="709" w:footer="709" w:gutter="0"/>
       <w:cols w:space="708"/>
@@ -11099,6 +11176,119 @@
     </w:lvl>
   </w:abstractNum>
   <w:abstractNum w:abstractNumId="3" w15:restartNumberingAfterBreak="0">
+    <w:nsid w:val="07BB4048"/>
+    <w:multiLevelType w:val="multilevel"/>
+    <w:tmpl w:val="337A4A24"/>
+    <w:lvl w:ilvl="0">
+      <w:start w:val="4"/>
+      <w:numFmt w:val="decimal"/>
+      <w:lvlText w:val="%1"/>
+      <w:lvlJc w:val="left"/>
+      <w:pPr>
+        <w:ind w:left="400" w:hanging="400"/>
+      </w:pPr>
+      <w:rPr>
+        <w:rFonts w:hint="default"/>
+      </w:rPr>
+    </w:lvl>
+    <w:lvl w:ilvl="1">
+      <w:start w:val="1"/>
+      <w:numFmt w:val="decimal"/>
+      <w:lvlText w:val="%1.%2"/>
+      <w:lvlJc w:val="left"/>
+      <w:pPr>
+        <w:ind w:left="1428" w:hanging="720"/>
+      </w:pPr>
+      <w:rPr>
+        <w:rFonts w:hint="default"/>
+      </w:rPr>
+    </w:lvl>
+    <w:lvl w:ilvl="2">
+      <w:start w:val="1"/>
+      <w:numFmt w:val="decimal"/>
+      <w:lvlText w:val="%1.%2.%3"/>
+      <w:lvlJc w:val="left"/>
+      <w:pPr>
+        <w:ind w:left="2136" w:hanging="720"/>
+      </w:pPr>
+      <w:rPr>
+        <w:rFonts w:hint="default"/>
+      </w:rPr>
+    </w:lvl>
+    <w:lvl w:ilvl="3">
+      <w:start w:val="1"/>
+      <w:numFmt w:val="decimal"/>
+      <w:lvlText w:val="%1.%2.%3.%4"/>
+      <w:lvlJc w:val="left"/>
+      <w:pPr>
+        <w:ind w:left="3204" w:hanging="1080"/>
+      </w:pPr>
+      <w:rPr>
+        <w:rFonts w:hint="default"/>
+      </w:rPr>
+    </w:lvl>
+    <w:lvl w:ilvl="4">
+      <w:start w:val="1"/>
+      <w:numFmt w:val="decimal"/>
+      <w:lvlText w:val="%1.%2.%3.%4.%5"/>
+      <w:lvlJc w:val="left"/>
+      <w:pPr>
+        <w:ind w:left="4272" w:hanging="1440"/>
+      </w:pPr>
+      <w:rPr>
+        <w:rFonts w:hint="default"/>
+      </w:rPr>
+    </w:lvl>
+    <w:lvl w:ilvl="5">
+      <w:start w:val="1"/>
+      <w:numFmt w:val="decimal"/>
+      <w:lvlText w:val="%1.%2.%3.%4.%5.%6"/>
+      <w:lvlJc w:val="left"/>
+      <w:pPr>
+        <w:ind w:left="4980" w:hanging="1440"/>
+      </w:pPr>
+      <w:rPr>
+        <w:rFonts w:hint="default"/>
+      </w:rPr>
+    </w:lvl>
+    <w:lvl w:ilvl="6">
+      <w:start w:val="1"/>
+      <w:numFmt w:val="decimal"/>
+      <w:lvlText w:val="%1.%2.%3.%4.%5.%6.%7"/>
+      <w:lvlJc w:val="left"/>
+      <w:pPr>
+        <w:ind w:left="6048" w:hanging="1800"/>
+      </w:pPr>
+      <w:rPr>
+        <w:rFonts w:hint="default"/>
+      </w:rPr>
+    </w:lvl>
+    <w:lvl w:ilvl="7">
+      <w:start w:val="1"/>
+      <w:numFmt w:val="decimal"/>
+      <w:lvlText w:val="%1.%2.%3.%4.%5.%6.%7.%8"/>
+      <w:lvlJc w:val="left"/>
+      <w:pPr>
+        <w:ind w:left="7116" w:hanging="2160"/>
+      </w:pPr>
+      <w:rPr>
+        <w:rFonts w:hint="default"/>
+      </w:rPr>
+    </w:lvl>
+    <w:lvl w:ilvl="8">
+      <w:start w:val="1"/>
+      <w:numFmt w:val="decimal"/>
+      <w:lvlText w:val="%1.%2.%3.%4.%5.%6.%7.%8.%9"/>
+      <w:lvlJc w:val="left"/>
+      <w:pPr>
+        <w:ind w:left="7824" w:hanging="2160"/>
+      </w:pPr>
+      <w:rPr>
+        <w:rFonts w:hint="default"/>
+      </w:rPr>
+    </w:lvl>
+  </w:abstractNum>
+  <w:abstractNum w:abstractNumId="4" w15:restartNumberingAfterBreak="0">
     <w:nsid w:val="0A5470D3"/>
     <w:multiLevelType w:val="hybridMultilevel"/>
     <w:tmpl w:val="1D4EAA7A"/>
@@ -11187,7 +11377,7 @@
       </w:pPr>
     </w:lvl>
   </w:abstractNum>
-  <w:abstractNum w:abstractNumId="4" w15:restartNumberingAfterBreak="0">
+  <w:abstractNum w:abstractNumId="5" w15:restartNumberingAfterBreak="0">
     <w:nsid w:val="0CA555E3"/>
     <w:multiLevelType w:val="hybridMultilevel"/>
     <w:tmpl w:val="2CA41F78"/>
@@ -11276,7 +11466,7 @@
       </w:pPr>
     </w:lvl>
   </w:abstractNum>
-  <w:abstractNum w:abstractNumId="5" w15:restartNumberingAfterBreak="0">
+  <w:abstractNum w:abstractNumId="6" w15:restartNumberingAfterBreak="0">
     <w:nsid w:val="107C1376"/>
     <w:multiLevelType w:val="hybridMultilevel"/>
     <w:tmpl w:val="A754B446"/>
@@ -11389,7 +11579,7 @@
       </w:rPr>
     </w:lvl>
   </w:abstractNum>
-  <w:abstractNum w:abstractNumId="6" w15:restartNumberingAfterBreak="0">
+  <w:abstractNum w:abstractNumId="7" w15:restartNumberingAfterBreak="0">
     <w:nsid w:val="108A1E54"/>
     <w:multiLevelType w:val="hybridMultilevel"/>
     <w:tmpl w:val="418019AE"/>
@@ -11502,7 +11692,7 @@
       </w:rPr>
     </w:lvl>
   </w:abstractNum>
-  <w:abstractNum w:abstractNumId="7" w15:restartNumberingAfterBreak="0">
+  <w:abstractNum w:abstractNumId="8" w15:restartNumberingAfterBreak="0">
     <w:nsid w:val="10A35EC8"/>
     <w:multiLevelType w:val="hybridMultilevel"/>
     <w:tmpl w:val="493CD6BE"/>
@@ -11615,7 +11805,7 @@
       </w:rPr>
     </w:lvl>
   </w:abstractNum>
-  <w:abstractNum w:abstractNumId="8" w15:restartNumberingAfterBreak="0">
+  <w:abstractNum w:abstractNumId="9" w15:restartNumberingAfterBreak="0">
     <w:nsid w:val="12A61426"/>
     <w:multiLevelType w:val="hybridMultilevel"/>
     <w:tmpl w:val="1D4EAA7A"/>
@@ -11704,7 +11894,7 @@
       </w:pPr>
     </w:lvl>
   </w:abstractNum>
-  <w:abstractNum w:abstractNumId="9" w15:restartNumberingAfterBreak="0">
+  <w:abstractNum w:abstractNumId="10" w15:restartNumberingAfterBreak="0">
     <w:nsid w:val="13EC7088"/>
     <w:multiLevelType w:val="hybridMultilevel"/>
     <w:tmpl w:val="0DA82416"/>
@@ -11817,7 +12007,7 @@
       </w:rPr>
     </w:lvl>
   </w:abstractNum>
-  <w:abstractNum w:abstractNumId="10" w15:restartNumberingAfterBreak="0">
+  <w:abstractNum w:abstractNumId="11" w15:restartNumberingAfterBreak="0">
     <w:nsid w:val="18C74E95"/>
     <w:multiLevelType w:val="hybridMultilevel"/>
     <w:tmpl w:val="C1F8F282"/>
@@ -11930,7 +12120,7 @@
       </w:rPr>
     </w:lvl>
   </w:abstractNum>
-  <w:abstractNum w:abstractNumId="11" w15:restartNumberingAfterBreak="0">
+  <w:abstractNum w:abstractNumId="12" w15:restartNumberingAfterBreak="0">
     <w:nsid w:val="23070D3F"/>
     <w:multiLevelType w:val="multilevel"/>
     <w:tmpl w:val="BF4EBA80"/>
@@ -12079,7 +12269,7 @@
       </w:rPr>
     </w:lvl>
   </w:abstractNum>
-  <w:abstractNum w:abstractNumId="12" w15:restartNumberingAfterBreak="0">
+  <w:abstractNum w:abstractNumId="13" w15:restartNumberingAfterBreak="0">
     <w:nsid w:val="24A04ACB"/>
     <w:multiLevelType w:val="hybridMultilevel"/>
     <w:tmpl w:val="87AC3AF8"/>
@@ -12173,7 +12363,7 @@
       </w:pPr>
     </w:lvl>
   </w:abstractNum>
-  <w:abstractNum w:abstractNumId="13" w15:restartNumberingAfterBreak="0">
+  <w:abstractNum w:abstractNumId="14" w15:restartNumberingAfterBreak="0">
     <w:nsid w:val="24B61F01"/>
     <w:multiLevelType w:val="hybridMultilevel"/>
     <w:tmpl w:val="397008E8"/>
@@ -12262,7 +12452,7 @@
       </w:pPr>
     </w:lvl>
   </w:abstractNum>
-  <w:abstractNum w:abstractNumId="14" w15:restartNumberingAfterBreak="0">
+  <w:abstractNum w:abstractNumId="15" w15:restartNumberingAfterBreak="0">
     <w:nsid w:val="294613E6"/>
     <w:multiLevelType w:val="multilevel"/>
     <w:tmpl w:val="4808C80E"/>
@@ -12411,7 +12601,7 @@
       </w:rPr>
     </w:lvl>
   </w:abstractNum>
-  <w:abstractNum w:abstractNumId="15" w15:restartNumberingAfterBreak="0">
+  <w:abstractNum w:abstractNumId="16" w15:restartNumberingAfterBreak="0">
     <w:nsid w:val="2AD579D0"/>
     <w:multiLevelType w:val="multilevel"/>
     <w:tmpl w:val="C75EF93A"/>
@@ -12560,7 +12750,7 @@
       </w:rPr>
     </w:lvl>
   </w:abstractNum>
-  <w:abstractNum w:abstractNumId="16" w15:restartNumberingAfterBreak="0">
+  <w:abstractNum w:abstractNumId="17" w15:restartNumberingAfterBreak="0">
     <w:nsid w:val="2CF45483"/>
     <w:multiLevelType w:val="multilevel"/>
     <w:tmpl w:val="CD7A4092"/>
@@ -12673,7 +12863,7 @@
       </w:pPr>
     </w:lvl>
   </w:abstractNum>
-  <w:abstractNum w:abstractNumId="17" w15:restartNumberingAfterBreak="0">
+  <w:abstractNum w:abstractNumId="18" w15:restartNumberingAfterBreak="0">
     <w:nsid w:val="2D317DC8"/>
     <w:multiLevelType w:val="hybridMultilevel"/>
     <w:tmpl w:val="8454F59A"/>
@@ -12786,7 +12976,7 @@
       </w:rPr>
     </w:lvl>
   </w:abstractNum>
-  <w:abstractNum w:abstractNumId="18" w15:restartNumberingAfterBreak="0">
+  <w:abstractNum w:abstractNumId="19" w15:restartNumberingAfterBreak="0">
     <w:nsid w:val="30B53DC4"/>
     <w:multiLevelType w:val="hybridMultilevel"/>
     <w:tmpl w:val="A1B64278"/>
@@ -12899,7 +13089,7 @@
       </w:rPr>
     </w:lvl>
   </w:abstractNum>
-  <w:abstractNum w:abstractNumId="19" w15:restartNumberingAfterBreak="0">
+  <w:abstractNum w:abstractNumId="20" w15:restartNumberingAfterBreak="0">
     <w:nsid w:val="310724B0"/>
     <w:multiLevelType w:val="hybridMultilevel"/>
     <w:tmpl w:val="5824B79E"/>
@@ -13012,7 +13202,7 @@
       </w:rPr>
     </w:lvl>
   </w:abstractNum>
-  <w:abstractNum w:abstractNumId="20" w15:restartNumberingAfterBreak="0">
+  <w:abstractNum w:abstractNumId="21" w15:restartNumberingAfterBreak="0">
     <w:nsid w:val="31332131"/>
     <w:multiLevelType w:val="multilevel"/>
     <w:tmpl w:val="FBB030E6"/>
@@ -13125,7 +13315,7 @@
       </w:pPr>
     </w:lvl>
   </w:abstractNum>
-  <w:abstractNum w:abstractNumId="21" w15:restartNumberingAfterBreak="0">
+  <w:abstractNum w:abstractNumId="22" w15:restartNumberingAfterBreak="0">
     <w:nsid w:val="320E02F7"/>
     <w:multiLevelType w:val="hybridMultilevel"/>
     <w:tmpl w:val="98B60CE6"/>
@@ -13214,7 +13404,7 @@
       </w:pPr>
     </w:lvl>
   </w:abstractNum>
-  <w:abstractNum w:abstractNumId="22" w15:restartNumberingAfterBreak="0">
+  <w:abstractNum w:abstractNumId="23" w15:restartNumberingAfterBreak="0">
     <w:nsid w:val="340F59F5"/>
     <w:multiLevelType w:val="hybridMultilevel"/>
     <w:tmpl w:val="AAFAD89A"/>
@@ -13327,192 +13517,17 @@
       </w:rPr>
     </w:lvl>
   </w:abstractNum>
-  <w:abstractNum w:abstractNumId="23" w15:restartNumberingAfterBreak="0">
-    <w:nsid w:val="3C610494"/>
+  <w:abstractNum w:abstractNumId="24" w15:restartNumberingAfterBreak="0">
+    <w:nsid w:val="3A0D3A3E"/>
     <w:multiLevelType w:val="hybridMultilevel"/>
-    <w:tmpl w:val="7138E7CC"/>
-    <w:lvl w:ilvl="0" w:tplc="0419000F">
+    <w:tmpl w:val="94FAC0F4"/>
+    <w:lvl w:ilvl="0" w:tplc="FFFFFFFF">
       <w:start w:val="1"/>
       <w:numFmt w:val="decimal"/>
       <w:lvlText w:val="%1."/>
       <w:lvlJc w:val="left"/>
       <w:pPr>
-        <w:ind w:left="720" w:hanging="360"/>
-      </w:pPr>
-    </w:lvl>
-    <w:lvl w:ilvl="1" w:tplc="04190019">
-      <w:start w:val="1"/>
-      <w:numFmt w:val="lowerLetter"/>
-      <w:lvlText w:val="%2."/>
-      <w:lvlJc w:val="left"/>
-      <w:pPr>
-        <w:ind w:left="1440" w:hanging="360"/>
-      </w:pPr>
-    </w:lvl>
-    <w:lvl w:ilvl="2" w:tplc="0419001B" w:tentative="1">
-      <w:start w:val="1"/>
-      <w:numFmt w:val="lowerRoman"/>
-      <w:lvlText w:val="%3."/>
-      <w:lvlJc w:val="right"/>
-      <w:pPr>
-        <w:ind w:left="2160" w:hanging="180"/>
-      </w:pPr>
-    </w:lvl>
-    <w:lvl w:ilvl="3" w:tplc="0419000F" w:tentative="1">
-      <w:start w:val="1"/>
-      <w:numFmt w:val="decimal"/>
-      <w:lvlText w:val="%4."/>
-      <w:lvlJc w:val="left"/>
-      <w:pPr>
-        <w:ind w:left="2880" w:hanging="360"/>
-      </w:pPr>
-    </w:lvl>
-    <w:lvl w:ilvl="4" w:tplc="04190019" w:tentative="1">
-      <w:start w:val="1"/>
-      <w:numFmt w:val="lowerLetter"/>
-      <w:lvlText w:val="%5."/>
-      <w:lvlJc w:val="left"/>
-      <w:pPr>
-        <w:ind w:left="3600" w:hanging="360"/>
-      </w:pPr>
-    </w:lvl>
-    <w:lvl w:ilvl="5" w:tplc="0419001B" w:tentative="1">
-      <w:start w:val="1"/>
-      <w:numFmt w:val="lowerRoman"/>
-      <w:lvlText w:val="%6."/>
-      <w:lvlJc w:val="right"/>
-      <w:pPr>
-        <w:ind w:left="4320" w:hanging="180"/>
-      </w:pPr>
-    </w:lvl>
-    <w:lvl w:ilvl="6" w:tplc="0419000F" w:tentative="1">
-      <w:start w:val="1"/>
-      <w:numFmt w:val="decimal"/>
-      <w:lvlText w:val="%7."/>
-      <w:lvlJc w:val="left"/>
-      <w:pPr>
-        <w:ind w:left="5040" w:hanging="360"/>
-      </w:pPr>
-    </w:lvl>
-    <w:lvl w:ilvl="7" w:tplc="04190019" w:tentative="1">
-      <w:start w:val="1"/>
-      <w:numFmt w:val="lowerLetter"/>
-      <w:lvlText w:val="%8."/>
-      <w:lvlJc w:val="left"/>
-      <w:pPr>
-        <w:ind w:left="5760" w:hanging="360"/>
-      </w:pPr>
-    </w:lvl>
-    <w:lvl w:ilvl="8" w:tplc="0419001B" w:tentative="1">
-      <w:start w:val="1"/>
-      <w:numFmt w:val="lowerRoman"/>
-      <w:lvlText w:val="%9."/>
-      <w:lvlJc w:val="right"/>
-      <w:pPr>
-        <w:ind w:left="6480" w:hanging="180"/>
-      </w:pPr>
-    </w:lvl>
-  </w:abstractNum>
-  <w:abstractNum w:abstractNumId="24" w15:restartNumberingAfterBreak="0">
-    <w:nsid w:val="3E550989"/>
-    <w:multiLevelType w:val="hybridMultilevel"/>
-    <w:tmpl w:val="E6C21D72"/>
-    <w:lvl w:ilvl="0" w:tplc="0419000F">
-      <w:start w:val="1"/>
-      <w:numFmt w:val="decimal"/>
-      <w:lvlText w:val="%1."/>
-      <w:lvlJc w:val="left"/>
-      <w:pPr>
-        <w:ind w:left="720" w:hanging="360"/>
-      </w:pPr>
-      <w:rPr>
-        <w:rFonts w:hint="default"/>
-      </w:rPr>
-    </w:lvl>
-    <w:lvl w:ilvl="1" w:tplc="04190019" w:tentative="1">
-      <w:start w:val="1"/>
-      <w:numFmt w:val="lowerLetter"/>
-      <w:lvlText w:val="%2."/>
-      <w:lvlJc w:val="left"/>
-      <w:pPr>
-        <w:ind w:left="1440" w:hanging="360"/>
-      </w:pPr>
-    </w:lvl>
-    <w:lvl w:ilvl="2" w:tplc="0419001B" w:tentative="1">
-      <w:start w:val="1"/>
-      <w:numFmt w:val="lowerRoman"/>
-      <w:lvlText w:val="%3."/>
-      <w:lvlJc w:val="right"/>
-      <w:pPr>
-        <w:ind w:left="2160" w:hanging="180"/>
-      </w:pPr>
-    </w:lvl>
-    <w:lvl w:ilvl="3" w:tplc="0419000F" w:tentative="1">
-      <w:start w:val="1"/>
-      <w:numFmt w:val="decimal"/>
-      <w:lvlText w:val="%4."/>
-      <w:lvlJc w:val="left"/>
-      <w:pPr>
-        <w:ind w:left="2880" w:hanging="360"/>
-      </w:pPr>
-    </w:lvl>
-    <w:lvl w:ilvl="4" w:tplc="04190019" w:tentative="1">
-      <w:start w:val="1"/>
-      <w:numFmt w:val="lowerLetter"/>
-      <w:lvlText w:val="%5."/>
-      <w:lvlJc w:val="left"/>
-      <w:pPr>
-        <w:ind w:left="3600" w:hanging="360"/>
-      </w:pPr>
-    </w:lvl>
-    <w:lvl w:ilvl="5" w:tplc="0419001B" w:tentative="1">
-      <w:start w:val="1"/>
-      <w:numFmt w:val="lowerRoman"/>
-      <w:lvlText w:val="%6."/>
-      <w:lvlJc w:val="right"/>
-      <w:pPr>
-        <w:ind w:left="4320" w:hanging="180"/>
-      </w:pPr>
-    </w:lvl>
-    <w:lvl w:ilvl="6" w:tplc="0419000F" w:tentative="1">
-      <w:start w:val="1"/>
-      <w:numFmt w:val="decimal"/>
-      <w:lvlText w:val="%7."/>
-      <w:lvlJc w:val="left"/>
-      <w:pPr>
-        <w:ind w:left="5040" w:hanging="360"/>
-      </w:pPr>
-    </w:lvl>
-    <w:lvl w:ilvl="7" w:tplc="04190019" w:tentative="1">
-      <w:start w:val="1"/>
-      <w:numFmt w:val="lowerLetter"/>
-      <w:lvlText w:val="%8."/>
-      <w:lvlJc w:val="left"/>
-      <w:pPr>
-        <w:ind w:left="5760" w:hanging="360"/>
-      </w:pPr>
-    </w:lvl>
-    <w:lvl w:ilvl="8" w:tplc="0419001B" w:tentative="1">
-      <w:start w:val="1"/>
-      <w:numFmt w:val="lowerRoman"/>
-      <w:lvlText w:val="%9."/>
-      <w:lvlJc w:val="right"/>
-      <w:pPr>
-        <w:ind w:left="6480" w:hanging="180"/>
-      </w:pPr>
-    </w:lvl>
-  </w:abstractNum>
-  <w:abstractNum w:abstractNumId="25" w15:restartNumberingAfterBreak="0">
-    <w:nsid w:val="40AB19DE"/>
-    <w:multiLevelType w:val="hybridMultilevel"/>
-    <w:tmpl w:val="94FAC0F4"/>
-    <w:lvl w:ilvl="0" w:tplc="F3DE1CCE">
-      <w:start w:val="1"/>
-      <w:numFmt w:val="decimal"/>
-      <w:lvlText w:val="%1."/>
-      <w:lvlJc w:val="left"/>
-      <w:pPr>
-        <w:ind w:left="720" w:hanging="360"/>
+        <w:ind w:left="1068" w:hanging="360"/>
       </w:pPr>
       <w:rPr>
         <w:rFonts w:hint="default"/>
@@ -13522,80 +13537,348 @@
         <w:szCs w:val="32"/>
       </w:rPr>
     </w:lvl>
-    <w:lvl w:ilvl="1" w:tplc="04190019">
+    <w:lvl w:ilvl="1" w:tplc="FFFFFFFF">
       <w:start w:val="1"/>
       <w:numFmt w:val="lowerLetter"/>
       <w:lvlText w:val="%2."/>
       <w:lvlJc w:val="left"/>
       <w:pPr>
-        <w:ind w:left="1440" w:hanging="360"/>
-      </w:pPr>
-    </w:lvl>
-    <w:lvl w:ilvl="2" w:tplc="0419001B" w:tentative="1">
+        <w:ind w:left="1788" w:hanging="360"/>
+      </w:pPr>
+    </w:lvl>
+    <w:lvl w:ilvl="2" w:tplc="FFFFFFFF" w:tentative="1">
       <w:start w:val="1"/>
       <w:numFmt w:val="lowerRoman"/>
       <w:lvlText w:val="%3."/>
       <w:lvlJc w:val="right"/>
       <w:pPr>
-        <w:ind w:left="2160" w:hanging="180"/>
-      </w:pPr>
-    </w:lvl>
-    <w:lvl w:ilvl="3" w:tplc="0419000F" w:tentative="1">
+        <w:ind w:left="2508" w:hanging="180"/>
+      </w:pPr>
+    </w:lvl>
+    <w:lvl w:ilvl="3" w:tplc="FFFFFFFF" w:tentative="1">
       <w:start w:val="1"/>
       <w:numFmt w:val="decimal"/>
       <w:lvlText w:val="%4."/>
       <w:lvlJc w:val="left"/>
       <w:pPr>
-        <w:ind w:left="2880" w:hanging="360"/>
-      </w:pPr>
-    </w:lvl>
-    <w:lvl w:ilvl="4" w:tplc="04190019" w:tentative="1">
+        <w:ind w:left="3228" w:hanging="360"/>
+      </w:pPr>
+    </w:lvl>
+    <w:lvl w:ilvl="4" w:tplc="FFFFFFFF" w:tentative="1">
       <w:start w:val="1"/>
       <w:numFmt w:val="lowerLetter"/>
       <w:lvlText w:val="%5."/>
       <w:lvlJc w:val="left"/>
       <w:pPr>
-        <w:ind w:left="3600" w:hanging="360"/>
-      </w:pPr>
-    </w:lvl>
-    <w:lvl w:ilvl="5" w:tplc="0419001B" w:tentative="1">
+        <w:ind w:left="3948" w:hanging="360"/>
+      </w:pPr>
+    </w:lvl>
+    <w:lvl w:ilvl="5" w:tplc="FFFFFFFF" w:tentative="1">
       <w:start w:val="1"/>
       <w:numFmt w:val="lowerRoman"/>
       <w:lvlText w:val="%6."/>
       <w:lvlJc w:val="right"/>
       <w:pPr>
-        <w:ind w:left="4320" w:hanging="180"/>
-      </w:pPr>
-    </w:lvl>
-    <w:lvl w:ilvl="6" w:tplc="0419000F" w:tentative="1">
+        <w:ind w:left="4668" w:hanging="180"/>
+      </w:pPr>
+    </w:lvl>
+    <w:lvl w:ilvl="6" w:tplc="FFFFFFFF" w:tentative="1">
       <w:start w:val="1"/>
       <w:numFmt w:val="decimal"/>
       <w:lvlText w:val="%7."/>
       <w:lvlJc w:val="left"/>
       <w:pPr>
-        <w:ind w:left="5040" w:hanging="360"/>
-      </w:pPr>
-    </w:lvl>
-    <w:lvl w:ilvl="7" w:tplc="04190019" w:tentative="1">
+        <w:ind w:left="5388" w:hanging="360"/>
+      </w:pPr>
+    </w:lvl>
+    <w:lvl w:ilvl="7" w:tplc="FFFFFFFF" w:tentative="1">
       <w:start w:val="1"/>
       <w:numFmt w:val="lowerLetter"/>
       <w:lvlText w:val="%8."/>
       <w:lvlJc w:val="left"/>
       <w:pPr>
-        <w:ind w:left="5760" w:hanging="360"/>
-      </w:pPr>
-    </w:lvl>
-    <w:lvl w:ilvl="8" w:tplc="0419001B" w:tentative="1">
+        <w:ind w:left="6108" w:hanging="360"/>
+      </w:pPr>
+    </w:lvl>
+    <w:lvl w:ilvl="8" w:tplc="FFFFFFFF" w:tentative="1">
       <w:start w:val="1"/>
       <w:numFmt w:val="lowerRoman"/>
       <w:lvlText w:val="%9."/>
       <w:lvlJc w:val="right"/>
       <w:pPr>
+        <w:ind w:left="6828" w:hanging="180"/>
+      </w:pPr>
+    </w:lvl>
+  </w:abstractNum>
+  <w:abstractNum w:abstractNumId="25" w15:restartNumberingAfterBreak="0">
+    <w:nsid w:val="3C610494"/>
+    <w:multiLevelType w:val="hybridMultilevel"/>
+    <w:tmpl w:val="7138E7CC"/>
+    <w:lvl w:ilvl="0" w:tplc="0419000F">
+      <w:start w:val="1"/>
+      <w:numFmt w:val="decimal"/>
+      <w:lvlText w:val="%1."/>
+      <w:lvlJc w:val="left"/>
+      <w:pPr>
+        <w:ind w:left="720" w:hanging="360"/>
+      </w:pPr>
+    </w:lvl>
+    <w:lvl w:ilvl="1" w:tplc="04190019">
+      <w:start w:val="1"/>
+      <w:numFmt w:val="lowerLetter"/>
+      <w:lvlText w:val="%2."/>
+      <w:lvlJc w:val="left"/>
+      <w:pPr>
+        <w:ind w:left="1440" w:hanging="360"/>
+      </w:pPr>
+    </w:lvl>
+    <w:lvl w:ilvl="2" w:tplc="0419001B" w:tentative="1">
+      <w:start w:val="1"/>
+      <w:numFmt w:val="lowerRoman"/>
+      <w:lvlText w:val="%3."/>
+      <w:lvlJc w:val="right"/>
+      <w:pPr>
+        <w:ind w:left="2160" w:hanging="180"/>
+      </w:pPr>
+    </w:lvl>
+    <w:lvl w:ilvl="3" w:tplc="0419000F" w:tentative="1">
+      <w:start w:val="1"/>
+      <w:numFmt w:val="decimal"/>
+      <w:lvlText w:val="%4."/>
+      <w:lvlJc w:val="left"/>
+      <w:pPr>
+        <w:ind w:left="2880" w:hanging="360"/>
+      </w:pPr>
+    </w:lvl>
+    <w:lvl w:ilvl="4" w:tplc="04190019" w:tentative="1">
+      <w:start w:val="1"/>
+      <w:numFmt w:val="lowerLetter"/>
+      <w:lvlText w:val="%5."/>
+      <w:lvlJc w:val="left"/>
+      <w:pPr>
+        <w:ind w:left="3600" w:hanging="360"/>
+      </w:pPr>
+    </w:lvl>
+    <w:lvl w:ilvl="5" w:tplc="0419001B" w:tentative="1">
+      <w:start w:val="1"/>
+      <w:numFmt w:val="lowerRoman"/>
+      <w:lvlText w:val="%6."/>
+      <w:lvlJc w:val="right"/>
+      <w:pPr>
+        <w:ind w:left="4320" w:hanging="180"/>
+      </w:pPr>
+    </w:lvl>
+    <w:lvl w:ilvl="6" w:tplc="0419000F" w:tentative="1">
+      <w:start w:val="1"/>
+      <w:numFmt w:val="decimal"/>
+      <w:lvlText w:val="%7."/>
+      <w:lvlJc w:val="left"/>
+      <w:pPr>
+        <w:ind w:left="5040" w:hanging="360"/>
+      </w:pPr>
+    </w:lvl>
+    <w:lvl w:ilvl="7" w:tplc="04190019" w:tentative="1">
+      <w:start w:val="1"/>
+      <w:numFmt w:val="lowerLetter"/>
+      <w:lvlText w:val="%8."/>
+      <w:lvlJc w:val="left"/>
+      <w:pPr>
+        <w:ind w:left="5760" w:hanging="360"/>
+      </w:pPr>
+    </w:lvl>
+    <w:lvl w:ilvl="8" w:tplc="0419001B" w:tentative="1">
+      <w:start w:val="1"/>
+      <w:numFmt w:val="lowerRoman"/>
+      <w:lvlText w:val="%9."/>
+      <w:lvlJc w:val="right"/>
+      <w:pPr>
         <w:ind w:left="6480" w:hanging="180"/>
       </w:pPr>
     </w:lvl>
   </w:abstractNum>
   <w:abstractNum w:abstractNumId="26" w15:restartNumberingAfterBreak="0">
+    <w:nsid w:val="3E550989"/>
+    <w:multiLevelType w:val="hybridMultilevel"/>
+    <w:tmpl w:val="E6C21D72"/>
+    <w:lvl w:ilvl="0" w:tplc="0419000F">
+      <w:start w:val="1"/>
+      <w:numFmt w:val="decimal"/>
+      <w:lvlText w:val="%1."/>
+      <w:lvlJc w:val="left"/>
+      <w:pPr>
+        <w:ind w:left="720" w:hanging="360"/>
+      </w:pPr>
+      <w:rPr>
+        <w:rFonts w:hint="default"/>
+      </w:rPr>
+    </w:lvl>
+    <w:lvl w:ilvl="1" w:tplc="04190019" w:tentative="1">
+      <w:start w:val="1"/>
+      <w:numFmt w:val="lowerLetter"/>
+      <w:lvlText w:val="%2."/>
+      <w:lvlJc w:val="left"/>
+      <w:pPr>
+        <w:ind w:left="1440" w:hanging="360"/>
+      </w:pPr>
+    </w:lvl>
+    <w:lvl w:ilvl="2" w:tplc="0419001B" w:tentative="1">
+      <w:start w:val="1"/>
+      <w:numFmt w:val="lowerRoman"/>
+      <w:lvlText w:val="%3."/>
+      <w:lvlJc w:val="right"/>
+      <w:pPr>
+        <w:ind w:left="2160" w:hanging="180"/>
+      </w:pPr>
+    </w:lvl>
+    <w:lvl w:ilvl="3" w:tplc="0419000F" w:tentative="1">
+      <w:start w:val="1"/>
+      <w:numFmt w:val="decimal"/>
+      <w:lvlText w:val="%4."/>
+      <w:lvlJc w:val="left"/>
+      <w:pPr>
+        <w:ind w:left="2880" w:hanging="360"/>
+      </w:pPr>
+    </w:lvl>
+    <w:lvl w:ilvl="4" w:tplc="04190019" w:tentative="1">
+      <w:start w:val="1"/>
+      <w:numFmt w:val="lowerLetter"/>
+      <w:lvlText w:val="%5."/>
+      <w:lvlJc w:val="left"/>
+      <w:pPr>
+        <w:ind w:left="3600" w:hanging="360"/>
+      </w:pPr>
+    </w:lvl>
+    <w:lvl w:ilvl="5" w:tplc="0419001B" w:tentative="1">
+      <w:start w:val="1"/>
+      <w:numFmt w:val="lowerRoman"/>
+      <w:lvlText w:val="%6."/>
+      <w:lvlJc w:val="right"/>
+      <w:pPr>
+        <w:ind w:left="4320" w:hanging="180"/>
+      </w:pPr>
+    </w:lvl>
+    <w:lvl w:ilvl="6" w:tplc="0419000F" w:tentative="1">
+      <w:start w:val="1"/>
+      <w:numFmt w:val="decimal"/>
+      <w:lvlText w:val="%7."/>
+      <w:lvlJc w:val="left"/>
+      <w:pPr>
+        <w:ind w:left="5040" w:hanging="360"/>
+      </w:pPr>
+    </w:lvl>
+    <w:lvl w:ilvl="7" w:tplc="04190019" w:tentative="1">
+      <w:start w:val="1"/>
+      <w:numFmt w:val="lowerLetter"/>
+      <w:lvlText w:val="%8."/>
+      <w:lvlJc w:val="left"/>
+      <w:pPr>
+        <w:ind w:left="5760" w:hanging="360"/>
+      </w:pPr>
+    </w:lvl>
+    <w:lvl w:ilvl="8" w:tplc="0419001B" w:tentative="1">
+      <w:start w:val="1"/>
+      <w:numFmt w:val="lowerRoman"/>
+      <w:lvlText w:val="%9."/>
+      <w:lvlJc w:val="right"/>
+      <w:pPr>
+        <w:ind w:left="6480" w:hanging="180"/>
+      </w:pPr>
+    </w:lvl>
+  </w:abstractNum>
+  <w:abstractNum w:abstractNumId="27" w15:restartNumberingAfterBreak="0">
+    <w:nsid w:val="40AB19DE"/>
+    <w:multiLevelType w:val="hybridMultilevel"/>
+    <w:tmpl w:val="94FAC0F4"/>
+    <w:lvl w:ilvl="0" w:tplc="F3DE1CCE">
+      <w:start w:val="1"/>
+      <w:numFmt w:val="decimal"/>
+      <w:lvlText w:val="%1."/>
+      <w:lvlJc w:val="left"/>
+      <w:pPr>
+        <w:ind w:left="720" w:hanging="360"/>
+      </w:pPr>
+      <w:rPr>
+        <w:rFonts w:hint="default"/>
+        <w:b/>
+        <w:bCs/>
+        <w:sz w:val="32"/>
+        <w:szCs w:val="32"/>
+      </w:rPr>
+    </w:lvl>
+    <w:lvl w:ilvl="1" w:tplc="04190019">
+      <w:start w:val="1"/>
+      <w:numFmt w:val="lowerLetter"/>
+      <w:lvlText w:val="%2."/>
+      <w:lvlJc w:val="left"/>
+      <w:pPr>
+        <w:ind w:left="1440" w:hanging="360"/>
+      </w:pPr>
+    </w:lvl>
+    <w:lvl w:ilvl="2" w:tplc="0419001B" w:tentative="1">
+      <w:start w:val="1"/>
+      <w:numFmt w:val="lowerRoman"/>
+      <w:lvlText w:val="%3."/>
+      <w:lvlJc w:val="right"/>
+      <w:pPr>
+        <w:ind w:left="2160" w:hanging="180"/>
+      </w:pPr>
+    </w:lvl>
+    <w:lvl w:ilvl="3" w:tplc="0419000F" w:tentative="1">
+      <w:start w:val="1"/>
+      <w:numFmt w:val="decimal"/>
+      <w:lvlText w:val="%4."/>
+      <w:lvlJc w:val="left"/>
+      <w:pPr>
+        <w:ind w:left="2880" w:hanging="360"/>
+      </w:pPr>
+    </w:lvl>
+    <w:lvl w:ilvl="4" w:tplc="04190019" w:tentative="1">
+      <w:start w:val="1"/>
+      <w:numFmt w:val="lowerLetter"/>
+      <w:lvlText w:val="%5."/>
+      <w:lvlJc w:val="left"/>
+      <w:pPr>
+        <w:ind w:left="3600" w:hanging="360"/>
+      </w:pPr>
+    </w:lvl>
+    <w:lvl w:ilvl="5" w:tplc="0419001B" w:tentative="1">
+      <w:start w:val="1"/>
+      <w:numFmt w:val="lowerRoman"/>
+      <w:lvlText w:val="%6."/>
+      <w:lvlJc w:val="right"/>
+      <w:pPr>
+        <w:ind w:left="4320" w:hanging="180"/>
+      </w:pPr>
+    </w:lvl>
+    <w:lvl w:ilvl="6" w:tplc="0419000F" w:tentative="1">
+      <w:start w:val="1"/>
+      <w:numFmt w:val="decimal"/>
+      <w:lvlText w:val="%7."/>
+      <w:lvlJc w:val="left"/>
+      <w:pPr>
+        <w:ind w:left="5040" w:hanging="360"/>
+      </w:pPr>
+    </w:lvl>
+    <w:lvl w:ilvl="7" w:tplc="04190019" w:tentative="1">
+      <w:start w:val="1"/>
+      <w:numFmt w:val="lowerLetter"/>
+      <w:lvlText w:val="%8."/>
+      <w:lvlJc w:val="left"/>
+      <w:pPr>
+        <w:ind w:left="5760" w:hanging="360"/>
+      </w:pPr>
+    </w:lvl>
+    <w:lvl w:ilvl="8" w:tplc="0419001B" w:tentative="1">
+      <w:start w:val="1"/>
+      <w:numFmt w:val="lowerRoman"/>
+      <w:lvlText w:val="%9."/>
+      <w:lvlJc w:val="right"/>
+      <w:pPr>
+        <w:ind w:left="6480" w:hanging="180"/>
+      </w:pPr>
+    </w:lvl>
+  </w:abstractNum>
+  <w:abstractNum w:abstractNumId="28" w15:restartNumberingAfterBreak="0">
     <w:nsid w:val="40B93F98"/>
     <w:multiLevelType w:val="hybridMultilevel"/>
     <w:tmpl w:val="95C67904"/>
@@ -13708,7 +13991,120 @@
       </w:rPr>
     </w:lvl>
   </w:abstractNum>
-  <w:abstractNum w:abstractNumId="27" w15:restartNumberingAfterBreak="0">
+  <w:abstractNum w:abstractNumId="29" w15:restartNumberingAfterBreak="0">
+    <w:nsid w:val="41314682"/>
+    <w:multiLevelType w:val="multilevel"/>
+    <w:tmpl w:val="337A4A24"/>
+    <w:lvl w:ilvl="0">
+      <w:start w:val="4"/>
+      <w:numFmt w:val="decimal"/>
+      <w:lvlText w:val="%1"/>
+      <w:lvlJc w:val="left"/>
+      <w:pPr>
+        <w:ind w:left="400" w:hanging="400"/>
+      </w:pPr>
+      <w:rPr>
+        <w:rFonts w:hint="default"/>
+      </w:rPr>
+    </w:lvl>
+    <w:lvl w:ilvl="1">
+      <w:start w:val="1"/>
+      <w:numFmt w:val="decimal"/>
+      <w:lvlText w:val="%1.%2"/>
+      <w:lvlJc w:val="left"/>
+      <w:pPr>
+        <w:ind w:left="1428" w:hanging="720"/>
+      </w:pPr>
+      <w:rPr>
+        <w:rFonts w:hint="default"/>
+      </w:rPr>
+    </w:lvl>
+    <w:lvl w:ilvl="2">
+      <w:start w:val="1"/>
+      <w:numFmt w:val="decimal"/>
+      <w:lvlText w:val="%1.%2.%3"/>
+      <w:lvlJc w:val="left"/>
+      <w:pPr>
+        <w:ind w:left="2136" w:hanging="720"/>
+      </w:pPr>
+      <w:rPr>
+        <w:rFonts w:hint="default"/>
+      </w:rPr>
+    </w:lvl>
+    <w:lvl w:ilvl="3">
+      <w:start w:val="1"/>
+      <w:numFmt w:val="decimal"/>
+      <w:lvlText w:val="%1.%2.%3.%4"/>
+      <w:lvlJc w:val="left"/>
+      <w:pPr>
+        <w:ind w:left="3204" w:hanging="1080"/>
+      </w:pPr>
+      <w:rPr>
+        <w:rFonts w:hint="default"/>
+      </w:rPr>
+    </w:lvl>
+    <w:lvl w:ilvl="4">
+      <w:start w:val="1"/>
+      <w:numFmt w:val="decimal"/>
+      <w:lvlText w:val="%1.%2.%3.%4.%5"/>
+      <w:lvlJc w:val="left"/>
+      <w:pPr>
+        <w:ind w:left="4272" w:hanging="1440"/>
+      </w:pPr>
+      <w:rPr>
+        <w:rFonts w:hint="default"/>
+      </w:rPr>
+    </w:lvl>
+    <w:lvl w:ilvl="5">
+      <w:start w:val="1"/>
+      <w:numFmt w:val="decimal"/>
+      <w:lvlText w:val="%1.%2.%3.%4.%5.%6"/>
+      <w:lvlJc w:val="left"/>
+      <w:pPr>
+        <w:ind w:left="4980" w:hanging="1440"/>
+      </w:pPr>
+      <w:rPr>
+        <w:rFonts w:hint="default"/>
+      </w:rPr>
+    </w:lvl>
+    <w:lvl w:ilvl="6">
+      <w:start w:val="1"/>
+      <w:numFmt w:val="decimal"/>
+      <w:lvlText w:val="%1.%2.%3.%4.%5.%6.%7"/>
+      <w:lvlJc w:val="left"/>
+      <w:pPr>
+        <w:ind w:left="6048" w:hanging="1800"/>
+      </w:pPr>
+      <w:rPr>
+        <w:rFonts w:hint="default"/>
+      </w:rPr>
+    </w:lvl>
+    <w:lvl w:ilvl="7">
+      <w:start w:val="1"/>
+      <w:numFmt w:val="decimal"/>
+      <w:lvlText w:val="%1.%2.%3.%4.%5.%6.%7.%8"/>
+      <w:lvlJc w:val="left"/>
+      <w:pPr>
+        <w:ind w:left="7116" w:hanging="2160"/>
+      </w:pPr>
+      <w:rPr>
+        <w:rFonts w:hint="default"/>
+      </w:rPr>
+    </w:lvl>
+    <w:lvl w:ilvl="8">
+      <w:start w:val="1"/>
+      <w:numFmt w:val="decimal"/>
+      <w:lvlText w:val="%1.%2.%3.%4.%5.%6.%7.%8.%9"/>
+      <w:lvlJc w:val="left"/>
+      <w:pPr>
+        <w:ind w:left="7824" w:hanging="2160"/>
+      </w:pPr>
+      <w:rPr>
+        <w:rFonts w:hint="default"/>
+      </w:rPr>
+    </w:lvl>
+  </w:abstractNum>
+  <w:abstractNum w:abstractNumId="30" w15:restartNumberingAfterBreak="0">
     <w:nsid w:val="46241351"/>
     <w:multiLevelType w:val="multilevel"/>
     <w:tmpl w:val="720EE024"/>
@@ -13857,7 +14253,7 @@
       </w:rPr>
     </w:lvl>
   </w:abstractNum>
-  <w:abstractNum w:abstractNumId="28" w15:restartNumberingAfterBreak="0">
+  <w:abstractNum w:abstractNumId="31" w15:restartNumberingAfterBreak="0">
     <w:nsid w:val="494178D5"/>
     <w:multiLevelType w:val="hybridMultilevel"/>
     <w:tmpl w:val="CB3E80FA"/>
@@ -13970,7 +14366,7 @@
       </w:rPr>
     </w:lvl>
   </w:abstractNum>
-  <w:abstractNum w:abstractNumId="29" w15:restartNumberingAfterBreak="0">
+  <w:abstractNum w:abstractNumId="32" w15:restartNumberingAfterBreak="0">
     <w:nsid w:val="4B7047C4"/>
     <w:multiLevelType w:val="hybridMultilevel"/>
     <w:tmpl w:val="2B40A156"/>
@@ -14083,7 +14479,120 @@
       </w:rPr>
     </w:lvl>
   </w:abstractNum>
-  <w:abstractNum w:abstractNumId="30" w15:restartNumberingAfterBreak="0">
+  <w:abstractNum w:abstractNumId="33" w15:restartNumberingAfterBreak="0">
+    <w:nsid w:val="56C515D8"/>
+    <w:multiLevelType w:val="multilevel"/>
+    <w:tmpl w:val="337A4A24"/>
+    <w:lvl w:ilvl="0">
+      <w:start w:val="4"/>
+      <w:numFmt w:val="decimal"/>
+      <w:lvlText w:val="%1"/>
+      <w:lvlJc w:val="left"/>
+      <w:pPr>
+        <w:ind w:left="400" w:hanging="400"/>
+      </w:pPr>
+      <w:rPr>
+        <w:rFonts w:hint="default"/>
+      </w:rPr>
+    </w:lvl>
+    <w:lvl w:ilvl="1">
+      <w:start w:val="1"/>
+      <w:numFmt w:val="decimal"/>
+      <w:lvlText w:val="%1.%2"/>
+      <w:lvlJc w:val="left"/>
+      <w:pPr>
+        <w:ind w:left="1428" w:hanging="720"/>
+      </w:pPr>
+      <w:rPr>
+        <w:rFonts w:hint="default"/>
+      </w:rPr>
+    </w:lvl>
+    <w:lvl w:ilvl="2">
+      <w:start w:val="1"/>
+      <w:numFmt w:val="decimal"/>
+      <w:lvlText w:val="%1.%2.%3"/>
+      <w:lvlJc w:val="left"/>
+      <w:pPr>
+        <w:ind w:left="2136" w:hanging="720"/>
+      </w:pPr>
+      <w:rPr>
+        <w:rFonts w:hint="default"/>
+      </w:rPr>
+    </w:lvl>
+    <w:lvl w:ilvl="3">
+      <w:start w:val="1"/>
+      <w:numFmt w:val="decimal"/>
+      <w:lvlText w:val="%1.%2.%3.%4"/>
+      <w:lvlJc w:val="left"/>
+      <w:pPr>
+        <w:ind w:left="3204" w:hanging="1080"/>
+      </w:pPr>
+      <w:rPr>
+        <w:rFonts w:hint="default"/>
+      </w:rPr>
+    </w:lvl>
+    <w:lvl w:ilvl="4">
+      <w:start w:val="1"/>
+      <w:numFmt w:val="decimal"/>
+      <w:lvlText w:val="%1.%2.%3.%4.%5"/>
+      <w:lvlJc w:val="left"/>
+      <w:pPr>
+        <w:ind w:left="4272" w:hanging="1440"/>
+      </w:pPr>
+      <w:rPr>
+        <w:rFonts w:hint="default"/>
+      </w:rPr>
+    </w:lvl>
+    <w:lvl w:ilvl="5">
+      <w:start w:val="1"/>
+      <w:numFmt w:val="decimal"/>
+      <w:lvlText w:val="%1.%2.%3.%4.%5.%6"/>
+      <w:lvlJc w:val="left"/>
+      <w:pPr>
+        <w:ind w:left="4980" w:hanging="1440"/>
+      </w:pPr>
+      <w:rPr>
+        <w:rFonts w:hint="default"/>
+      </w:rPr>
+    </w:lvl>
+    <w:lvl w:ilvl="6">
+      <w:start w:val="1"/>
+      <w:numFmt w:val="decimal"/>
+      <w:lvlText w:val="%1.%2.%3.%4.%5.%6.%7"/>
+      <w:lvlJc w:val="left"/>
+      <w:pPr>
+        <w:ind w:left="6048" w:hanging="1800"/>
+      </w:pPr>
+      <w:rPr>
+        <w:rFonts w:hint="default"/>
+      </w:rPr>
+    </w:lvl>
+    <w:lvl w:ilvl="7">
+      <w:start w:val="1"/>
+      <w:numFmt w:val="decimal"/>
+      <w:lvlText w:val="%1.%2.%3.%4.%5.%6.%7.%8"/>
+      <w:lvlJc w:val="left"/>
+      <w:pPr>
+        <w:ind w:left="7116" w:hanging="2160"/>
+      </w:pPr>
+      <w:rPr>
+        <w:rFonts w:hint="default"/>
+      </w:rPr>
+    </w:lvl>
+    <w:lvl w:ilvl="8">
+      <w:start w:val="1"/>
+      <w:numFmt w:val="decimal"/>
+      <w:lvlText w:val="%1.%2.%3.%4.%5.%6.%7.%8.%9"/>
+      <w:lvlJc w:val="left"/>
+      <w:pPr>
+        <w:ind w:left="7824" w:hanging="2160"/>
+      </w:pPr>
+      <w:rPr>
+        <w:rFonts w:hint="default"/>
+      </w:rPr>
+    </w:lvl>
+  </w:abstractNum>
+  <w:abstractNum w:abstractNumId="34" w15:restartNumberingAfterBreak="0">
     <w:nsid w:val="598052AA"/>
     <w:multiLevelType w:val="multilevel"/>
     <w:tmpl w:val="F49CCA64"/>
@@ -14196,7 +14705,120 @@
       </w:pPr>
     </w:lvl>
   </w:abstractNum>
-  <w:abstractNum w:abstractNumId="31" w15:restartNumberingAfterBreak="0">
+  <w:abstractNum w:abstractNumId="35" w15:restartNumberingAfterBreak="0">
+    <w:nsid w:val="5C950425"/>
+    <w:multiLevelType w:val="multilevel"/>
+    <w:tmpl w:val="337A4A24"/>
+    <w:lvl w:ilvl="0">
+      <w:start w:val="4"/>
+      <w:numFmt w:val="decimal"/>
+      <w:lvlText w:val="%1"/>
+      <w:lvlJc w:val="left"/>
+      <w:pPr>
+        <w:ind w:left="400" w:hanging="400"/>
+      </w:pPr>
+      <w:rPr>
+        <w:rFonts w:hint="default"/>
+      </w:rPr>
+    </w:lvl>
+    <w:lvl w:ilvl="1">
+      <w:start w:val="1"/>
+      <w:numFmt w:val="decimal"/>
+      <w:lvlText w:val="%1.%2"/>
+      <w:lvlJc w:val="left"/>
+      <w:pPr>
+        <w:ind w:left="1428" w:hanging="720"/>
+      </w:pPr>
+      <w:rPr>
+        <w:rFonts w:hint="default"/>
+      </w:rPr>
+    </w:lvl>
+    <w:lvl w:ilvl="2">
+      <w:start w:val="1"/>
+      <w:numFmt w:val="decimal"/>
+      <w:lvlText w:val="%1.%2.%3"/>
+      <w:lvlJc w:val="left"/>
+      <w:pPr>
+        <w:ind w:left="2136" w:hanging="720"/>
+      </w:pPr>
+      <w:rPr>
+        <w:rFonts w:hint="default"/>
+      </w:rPr>
+    </w:lvl>
+    <w:lvl w:ilvl="3">
+      <w:start w:val="1"/>
+      <w:numFmt w:val="decimal"/>
+      <w:lvlText w:val="%1.%2.%3.%4"/>
+      <w:lvlJc w:val="left"/>
+      <w:pPr>
+        <w:ind w:left="3204" w:hanging="1080"/>
+      </w:pPr>
+      <w:rPr>
+        <w:rFonts w:hint="default"/>
+      </w:rPr>
+    </w:lvl>
+    <w:lvl w:ilvl="4">
+      <w:start w:val="1"/>
+      <w:numFmt w:val="decimal"/>
+      <w:lvlText w:val="%1.%2.%3.%4.%5"/>
+      <w:lvlJc w:val="left"/>
+      <w:pPr>
+        <w:ind w:left="4272" w:hanging="1440"/>
+      </w:pPr>
+      <w:rPr>
+        <w:rFonts w:hint="default"/>
+      </w:rPr>
+    </w:lvl>
+    <w:lvl w:ilvl="5">
+      <w:start w:val="1"/>
+      <w:numFmt w:val="decimal"/>
+      <w:lvlText w:val="%1.%2.%3.%4.%5.%6"/>
+      <w:lvlJc w:val="left"/>
+      <w:pPr>
+        <w:ind w:left="4980" w:hanging="1440"/>
+      </w:pPr>
+      <w:rPr>
+        <w:rFonts w:hint="default"/>
+      </w:rPr>
+    </w:lvl>
+    <w:lvl w:ilvl="6">
+      <w:start w:val="1"/>
+      <w:numFmt w:val="decimal"/>
+      <w:lvlText w:val="%1.%2.%3.%4.%5.%6.%7"/>
+      <w:lvlJc w:val="left"/>
+      <w:pPr>
+        <w:ind w:left="6048" w:hanging="1800"/>
+      </w:pPr>
+      <w:rPr>
+        <w:rFonts w:hint="default"/>
+      </w:rPr>
+    </w:lvl>
+    <w:lvl w:ilvl="7">
+      <w:start w:val="1"/>
+      <w:numFmt w:val="decimal"/>
+      <w:lvlText w:val="%1.%2.%3.%4.%5.%6.%7.%8"/>
+      <w:lvlJc w:val="left"/>
+      <w:pPr>
+        <w:ind w:left="7116" w:hanging="2160"/>
+      </w:pPr>
+      <w:rPr>
+        <w:rFonts w:hint="default"/>
+      </w:rPr>
+    </w:lvl>
+    <w:lvl w:ilvl="8">
+      <w:start w:val="1"/>
+      <w:numFmt w:val="decimal"/>
+      <w:lvlText w:val="%1.%2.%3.%4.%5.%6.%7.%8.%9"/>
+      <w:lvlJc w:val="left"/>
+      <w:pPr>
+        <w:ind w:left="7824" w:hanging="2160"/>
+      </w:pPr>
+      <w:rPr>
+        <w:rFonts w:hint="default"/>
+      </w:rPr>
+    </w:lvl>
+  </w:abstractNum>
+  <w:abstractNum w:abstractNumId="36" w15:restartNumberingAfterBreak="0">
     <w:nsid w:val="639C2CE6"/>
     <w:multiLevelType w:val="multilevel"/>
     <w:tmpl w:val="777EC2C4"/>
@@ -14345,7 +14967,7 @@
       </w:rPr>
     </w:lvl>
   </w:abstractNum>
-  <w:abstractNum w:abstractNumId="32" w15:restartNumberingAfterBreak="0">
+  <w:abstractNum w:abstractNumId="37" w15:restartNumberingAfterBreak="0">
     <w:nsid w:val="6B777243"/>
     <w:multiLevelType w:val="hybridMultilevel"/>
     <w:tmpl w:val="AA447A46"/>
@@ -14458,7 +15080,7 @@
       </w:rPr>
     </w:lvl>
   </w:abstractNum>
-  <w:abstractNum w:abstractNumId="33" w15:restartNumberingAfterBreak="0">
+  <w:abstractNum w:abstractNumId="38" w15:restartNumberingAfterBreak="0">
     <w:nsid w:val="6B9D34A7"/>
     <w:multiLevelType w:val="hybridMultilevel"/>
     <w:tmpl w:val="556466B0"/>
@@ -14571,7 +15193,7 @@
       </w:rPr>
     </w:lvl>
   </w:abstractNum>
-  <w:abstractNum w:abstractNumId="34" w15:restartNumberingAfterBreak="0">
+  <w:abstractNum w:abstractNumId="39" w15:restartNumberingAfterBreak="0">
     <w:nsid w:val="70CE6863"/>
     <w:multiLevelType w:val="hybridMultilevel"/>
     <w:tmpl w:val="D400BF22"/>
@@ -14657,7 +15279,120 @@
       </w:pPr>
     </w:lvl>
   </w:abstractNum>
-  <w:abstractNum w:abstractNumId="35" w15:restartNumberingAfterBreak="0">
+  <w:abstractNum w:abstractNumId="40" w15:restartNumberingAfterBreak="0">
+    <w:nsid w:val="74564F27"/>
+    <w:multiLevelType w:val="multilevel"/>
+    <w:tmpl w:val="337A4A24"/>
+    <w:lvl w:ilvl="0">
+      <w:start w:val="4"/>
+      <w:numFmt w:val="decimal"/>
+      <w:lvlText w:val="%1"/>
+      <w:lvlJc w:val="left"/>
+      <w:pPr>
+        <w:ind w:left="400" w:hanging="400"/>
+      </w:pPr>
+      <w:rPr>
+        <w:rFonts w:hint="default"/>
+      </w:rPr>
+    </w:lvl>
+    <w:lvl w:ilvl="1">
+      <w:start w:val="1"/>
+      <w:numFmt w:val="decimal"/>
+      <w:lvlText w:val="%1.%2"/>
+      <w:lvlJc w:val="left"/>
+      <w:pPr>
+        <w:ind w:left="1428" w:hanging="720"/>
+      </w:pPr>
+      <w:rPr>
+        <w:rFonts w:hint="default"/>
+      </w:rPr>
+    </w:lvl>
+    <w:lvl w:ilvl="2">
+      <w:start w:val="1"/>
+      <w:numFmt w:val="decimal"/>
+      <w:lvlText w:val="%1.%2.%3"/>
+      <w:lvlJc w:val="left"/>
+      <w:pPr>
+        <w:ind w:left="2136" w:hanging="720"/>
+      </w:pPr>
+      <w:rPr>
+        <w:rFonts w:hint="default"/>
+      </w:rPr>
+    </w:lvl>
+    <w:lvl w:ilvl="3">
+      <w:start w:val="1"/>
+      <w:numFmt w:val="decimal"/>
+      <w:lvlText w:val="%1.%2.%3.%4"/>
+      <w:lvlJc w:val="left"/>
+      <w:pPr>
+        <w:ind w:left="3204" w:hanging="1080"/>
+      </w:pPr>
+      <w:rPr>
+        <w:rFonts w:hint="default"/>
+      </w:rPr>
+    </w:lvl>
+    <w:lvl w:ilvl="4">
+      <w:start w:val="1"/>
+      <w:numFmt w:val="decimal"/>
+      <w:lvlText w:val="%1.%2.%3.%4.%5"/>
+      <w:lvlJc w:val="left"/>
+      <w:pPr>
+        <w:ind w:left="4272" w:hanging="1440"/>
+      </w:pPr>
+      <w:rPr>
+        <w:rFonts w:hint="default"/>
+      </w:rPr>
+    </w:lvl>
+    <w:lvl w:ilvl="5">
+      <w:start w:val="1"/>
+      <w:numFmt w:val="decimal"/>
+      <w:lvlText w:val="%1.%2.%3.%4.%5.%6"/>
+      <w:lvlJc w:val="left"/>
+      <w:pPr>
+        <w:ind w:left="4980" w:hanging="1440"/>
+      </w:pPr>
+      <w:rPr>
+        <w:rFonts w:hint="default"/>
+      </w:rPr>
+    </w:lvl>
+    <w:lvl w:ilvl="6">
+      <w:start w:val="1"/>
+      <w:numFmt w:val="decimal"/>
+      <w:lvlText w:val="%1.%2.%3.%4.%5.%6.%7"/>
+      <w:lvlJc w:val="left"/>
+      <w:pPr>
+        <w:ind w:left="6048" w:hanging="1800"/>
+      </w:pPr>
+      <w:rPr>
+        <w:rFonts w:hint="default"/>
+      </w:rPr>
+    </w:lvl>
+    <w:lvl w:ilvl="7">
+      <w:start w:val="1"/>
+      <w:numFmt w:val="decimal"/>
+      <w:lvlText w:val="%1.%2.%3.%4.%5.%6.%7.%8"/>
+      <w:lvlJc w:val="left"/>
+      <w:pPr>
+        <w:ind w:left="7116" w:hanging="2160"/>
+      </w:pPr>
+      <w:rPr>
+        <w:rFonts w:hint="default"/>
+      </w:rPr>
+    </w:lvl>
+    <w:lvl w:ilvl="8">
+      <w:start w:val="1"/>
+      <w:numFmt w:val="decimal"/>
+      <w:lvlText w:val="%1.%2.%3.%4.%5.%6.%7.%8.%9"/>
+      <w:lvlJc w:val="left"/>
+      <w:pPr>
+        <w:ind w:left="7824" w:hanging="2160"/>
+      </w:pPr>
+      <w:rPr>
+        <w:rFonts w:hint="default"/>
+      </w:rPr>
+    </w:lvl>
+  </w:abstractNum>
+  <w:abstractNum w:abstractNumId="41" w15:restartNumberingAfterBreak="0">
     <w:nsid w:val="75661662"/>
     <w:multiLevelType w:val="multilevel"/>
     <w:tmpl w:val="DED2CC58"/>
@@ -14770,7 +15505,7 @@
       </w:rPr>
     </w:lvl>
   </w:abstractNum>
-  <w:abstractNum w:abstractNumId="36" w15:restartNumberingAfterBreak="0">
+  <w:abstractNum w:abstractNumId="42" w15:restartNumberingAfterBreak="0">
     <w:nsid w:val="79FE61BF"/>
     <w:multiLevelType w:val="hybridMultilevel"/>
     <w:tmpl w:val="E6C21D72"/>
@@ -14859,7 +15594,7 @@
       </w:pPr>
     </w:lvl>
   </w:abstractNum>
-  <w:abstractNum w:abstractNumId="37" w15:restartNumberingAfterBreak="0">
+  <w:abstractNum w:abstractNumId="43" w15:restartNumberingAfterBreak="0">
     <w:nsid w:val="7CDB2EF9"/>
     <w:multiLevelType w:val="hybridMultilevel"/>
     <w:tmpl w:val="7CB21628"/>
@@ -14945,7 +15680,7 @@
       </w:pPr>
     </w:lvl>
   </w:abstractNum>
-  <w:abstractNum w:abstractNumId="38" w15:restartNumberingAfterBreak="0">
+  <w:abstractNum w:abstractNumId="44" w15:restartNumberingAfterBreak="0">
     <w:nsid w:val="7E3F053D"/>
     <w:multiLevelType w:val="hybridMultilevel"/>
     <w:tmpl w:val="5C463DE0"/>
@@ -15059,22 +15794,22 @@
     </w:lvl>
   </w:abstractNum>
   <w:num w:numId="1">
-    <w:abstractNumId w:val="4"/>
+    <w:abstractNumId w:val="5"/>
   </w:num>
   <w:num w:numId="2">
-    <w:abstractNumId w:val="7"/>
+    <w:abstractNumId w:val="8"/>
   </w:num>
   <w:num w:numId="3">
-    <w:abstractNumId w:val="12"/>
+    <w:abstractNumId w:val="13"/>
   </w:num>
   <w:num w:numId="4">
-    <w:abstractNumId w:val="29"/>
+    <w:abstractNumId w:val="32"/>
   </w:num>
   <w:num w:numId="5">
-    <w:abstractNumId w:val="5"/>
+    <w:abstractNumId w:val="6"/>
   </w:num>
   <w:num w:numId="6">
-    <w:abstractNumId w:val="13"/>
+    <w:abstractNumId w:val="14"/>
     <w:lvlOverride w:ilvl="0"/>
     <w:lvlOverride w:ilvl="1">
       <w:startOverride w:val="1"/>
@@ -15105,103 +15840,121 @@
     <w:abstractNumId w:val="2"/>
   </w:num>
   <w:num w:numId="8">
-    <w:abstractNumId w:val="38"/>
+    <w:abstractNumId w:val="44"/>
   </w:num>
   <w:num w:numId="9">
-    <w:abstractNumId w:val="10"/>
+    <w:abstractNumId w:val="11"/>
   </w:num>
   <w:num w:numId="10">
     <w:abstractNumId w:val="2"/>
   </w:num>
   <w:num w:numId="11">
-    <w:abstractNumId w:val="22"/>
+    <w:abstractNumId w:val="23"/>
   </w:num>
   <w:num w:numId="12">
-    <w:abstractNumId w:val="17"/>
+    <w:abstractNumId w:val="18"/>
   </w:num>
   <w:num w:numId="13">
-    <w:abstractNumId w:val="6"/>
+    <w:abstractNumId w:val="7"/>
   </w:num>
   <w:num w:numId="14">
+    <w:abstractNumId w:val="43"/>
+  </w:num>
+  <w:num w:numId="15">
+    <w:abstractNumId w:val="39"/>
+  </w:num>
+  <w:num w:numId="16">
+    <w:abstractNumId w:val="25"/>
+  </w:num>
+  <w:num w:numId="17">
+    <w:abstractNumId w:val="20"/>
+  </w:num>
+  <w:num w:numId="18">
     <w:abstractNumId w:val="37"/>
   </w:num>
-  <w:num w:numId="15">
+  <w:num w:numId="19">
+    <w:abstractNumId w:val="38"/>
+  </w:num>
+  <w:num w:numId="20">
+    <w:abstractNumId w:val="19"/>
+  </w:num>
+  <w:num w:numId="21">
+    <w:abstractNumId w:val="4"/>
+  </w:num>
+  <w:num w:numId="22">
+    <w:abstractNumId w:val="27"/>
+  </w:num>
+  <w:num w:numId="23">
     <w:abstractNumId w:val="34"/>
   </w:num>
-  <w:num w:numId="16">
-    <w:abstractNumId w:val="23"/>
-  </w:num>
-  <w:num w:numId="17">
-    <w:abstractNumId w:val="19"/>
-  </w:num>
-  <w:num w:numId="18">
-    <w:abstractNumId w:val="32"/>
-  </w:num>
-  <w:num w:numId="19">
-    <w:abstractNumId w:val="33"/>
-  </w:num>
-  <w:num w:numId="20">
-    <w:abstractNumId w:val="18"/>
-  </w:num>
-  <w:num w:numId="21">
-    <w:abstractNumId w:val="3"/>
-  </w:num>
-  <w:num w:numId="22">
-    <w:abstractNumId w:val="25"/>
-  </w:num>
-  <w:num w:numId="23">
-    <w:abstractNumId w:val="30"/>
-  </w:num>
   <w:num w:numId="24">
-    <w:abstractNumId w:val="8"/>
+    <w:abstractNumId w:val="9"/>
   </w:num>
   <w:num w:numId="25">
-    <w:abstractNumId w:val="21"/>
+    <w:abstractNumId w:val="22"/>
   </w:num>
   <w:num w:numId="26">
     <w:abstractNumId w:val="0"/>
   </w:num>
   <w:num w:numId="27">
-    <w:abstractNumId w:val="28"/>
+    <w:abstractNumId w:val="31"/>
   </w:num>
   <w:num w:numId="28">
-    <w:abstractNumId w:val="20"/>
+    <w:abstractNumId w:val="21"/>
   </w:num>
   <w:num w:numId="29">
-    <w:abstractNumId w:val="31"/>
+    <w:abstractNumId w:val="36"/>
   </w:num>
   <w:num w:numId="30">
+    <w:abstractNumId w:val="17"/>
+  </w:num>
+  <w:num w:numId="31">
+    <w:abstractNumId w:val="30"/>
+  </w:num>
+  <w:num w:numId="32">
+    <w:abstractNumId w:val="15"/>
+  </w:num>
+  <w:num w:numId="33">
+    <w:abstractNumId w:val="10"/>
+  </w:num>
+  <w:num w:numId="34">
+    <w:abstractNumId w:val="12"/>
+  </w:num>
+  <w:num w:numId="35">
+    <w:abstractNumId w:val="26"/>
+  </w:num>
+  <w:num w:numId="36">
+    <w:abstractNumId w:val="41"/>
+  </w:num>
+  <w:num w:numId="37">
     <w:abstractNumId w:val="16"/>
   </w:num>
-  <w:num w:numId="31">
-    <w:abstractNumId w:val="27"/>
-  </w:num>
-  <w:num w:numId="32">
-    <w:abstractNumId w:val="14"/>
-  </w:num>
-  <w:num w:numId="33">
-    <w:abstractNumId w:val="9"/>
-  </w:num>
-  <w:num w:numId="34">
-    <w:abstractNumId w:val="11"/>
-  </w:num>
-  <w:num w:numId="35">
-    <w:abstractNumId w:val="24"/>
-  </w:num>
-  <w:num w:numId="36">
-    <w:abstractNumId w:val="35"/>
-  </w:num>
-  <w:num w:numId="37">
-    <w:abstractNumId w:val="15"/>
-  </w:num>
   <w:num w:numId="38">
-    <w:abstractNumId w:val="26"/>
+    <w:abstractNumId w:val="28"/>
   </w:num>
   <w:num w:numId="39">
     <w:abstractNumId w:val="1"/>
   </w:num>
   <w:num w:numId="40">
-    <w:abstractNumId w:val="36"/>
+    <w:abstractNumId w:val="42"/>
+  </w:num>
+  <w:num w:numId="41">
+    <w:abstractNumId w:val="24"/>
+  </w:num>
+  <w:num w:numId="42">
+    <w:abstractNumId w:val="29"/>
+  </w:num>
+  <w:num w:numId="43">
+    <w:abstractNumId w:val="33"/>
+  </w:num>
+  <w:num w:numId="44">
+    <w:abstractNumId w:val="40"/>
+  </w:num>
+  <w:num w:numId="45">
+    <w:abstractNumId w:val="35"/>
+  </w:num>
+  <w:num w:numId="46">
+    <w:abstractNumId w:val="3"/>
   </w:num>
 </w:numbering>
 </file>
